--- a/bao_cao_thanh_vien_4.docx
+++ b/bao_cao_thanh_vien_4.docx
@@ -2886,7 +2886,7 @@
                 <w:i w:val="0"/>
                 <w:sz w:val="28"/>
               </w:rPr>
-              <w:t>Hình 2.​14</w:t>
+              <w:t>Hình 2.​15</w:t>
             </w:r>
           </w:p>
         </w:tc>
@@ -2909,7 +2909,7 @@
                 <w:i w:val="0"/>
                 <w:sz w:val="28"/>
               </w:rPr>
-              <w:t>Luồng dữ liệu Provider trong Flutter</w:t>
+              <w:t>Biểu đồ hoạt động — Luồng tạo nhóm chat</w:t>
             </w:r>
           </w:p>
         </w:tc>
@@ -2933,7 +2933,7 @@
                 <w:i w:val="0"/>
                 <w:sz w:val="28"/>
               </w:rPr>
-              <w:t>Hình 2.​15</w:t>
+              <w:t>Hình 3.​1</w:t>
             </w:r>
           </w:p>
         </w:tc>
@@ -2955,7 +2955,7 @@
                 <w:i w:val="0"/>
                 <w:sz w:val="28"/>
               </w:rPr>
-              <w:t>Biểu đồ hoạt động — Luồng tạo nhóm chat</w:t>
+              <w:t>Sơ đồ triển khai Docker Compose</w:t>
             </w:r>
           </w:p>
         </w:tc>
@@ -2980,7 +2980,7 @@
                 <w:i w:val="0"/>
                 <w:sz w:val="28"/>
               </w:rPr>
-              <w:t>Hình 3.​1</w:t>
+              <w:t>Hình 3.​2</w:t>
             </w:r>
           </w:p>
         </w:tc>
@@ -3003,7 +3003,7 @@
                 <w:i w:val="0"/>
                 <w:sz w:val="28"/>
               </w:rPr>
-              <w:t>Sơ đồ triển khai Docker Compose</w:t>
+              <w:t>Kết quả — Danh sách chat</w:t>
             </w:r>
           </w:p>
         </w:tc>
@@ -3027,7 +3027,7 @@
                 <w:i w:val="0"/>
                 <w:sz w:val="28"/>
               </w:rPr>
-              <w:t>Hình 3.​2</w:t>
+              <w:t>Hình 3.​3</w:t>
             </w:r>
           </w:p>
         </w:tc>
@@ -3049,7 +3049,7 @@
                 <w:i w:val="0"/>
                 <w:sz w:val="28"/>
               </w:rPr>
-              <w:t>Kết quả — Danh sách chat</w:t>
+              <w:t>Kết quả — Tạo nhóm</w:t>
             </w:r>
           </w:p>
         </w:tc>
@@ -3074,7 +3074,7 @@
                 <w:i w:val="0"/>
                 <w:sz w:val="28"/>
               </w:rPr>
-              <w:t>Hình 3.​3</w:t>
+              <w:t>Hình 3.​4</w:t>
             </w:r>
           </w:p>
         </w:tc>
@@ -3097,7 +3097,7 @@
                 <w:i w:val="0"/>
                 <w:sz w:val="28"/>
               </w:rPr>
-              <w:t>Kết quả — Tạo nhóm</w:t>
+              <w:t>Kết quả — Quản lý thành viên</w:t>
             </w:r>
           </w:p>
         </w:tc>
@@ -3121,7 +3121,7 @@
                 <w:i w:val="0"/>
                 <w:sz w:val="28"/>
               </w:rPr>
-              <w:t>Hình 3.​4</w:t>
+              <w:t>Hình 3.​5</w:t>
             </w:r>
           </w:p>
         </w:tc>
@@ -3129,54 +3129,6 @@
           <w:tcPr>
             <w:tcW w:type="dxa" w:w="7559"/>
             <w:vAlign w:val="center"/>
-          </w:tcPr>
-          <w:p>
-            <w:pPr>
-              <w:spacing w:before="60" w:after="60"/>
-              <w:ind w:firstLine="0"/>
-              <w:jc w:val="center"/>
-            </w:pPr>
-            <w:r>
-              <w:rPr>
-                <w:rFonts w:ascii="Times New Roman" w:hAnsi="Times New Roman" w:eastAsia="Times New Roman"/>
-                <w:b w:val="0"/>
-                <w:i w:val="0"/>
-                <w:sz w:val="28"/>
-              </w:rPr>
-              <w:t>Kết quả — Quản lý thành viên</w:t>
-            </w:r>
-          </w:p>
-        </w:tc>
-      </w:tr>
-      <w:tr>
-        <w:tc>
-          <w:tcPr>
-            <w:tcW w:type="dxa" w:w="1512"/>
-            <w:vAlign w:val="center"/>
-            <w:shd w:fill="DEEAF1" w:val="clear"/>
-          </w:tcPr>
-          <w:p>
-            <w:pPr>
-              <w:spacing w:before="60" w:after="60"/>
-              <w:ind w:firstLine="0"/>
-              <w:jc w:val="left"/>
-            </w:pPr>
-            <w:r>
-              <w:rPr>
-                <w:rFonts w:ascii="Times New Roman" w:hAnsi="Times New Roman" w:eastAsia="Times New Roman"/>
-                <w:b/>
-                <w:i w:val="0"/>
-                <w:sz w:val="28"/>
-              </w:rPr>
-              <w:t>Hình 3.​5</w:t>
-            </w:r>
-          </w:p>
-        </w:tc>
-        <w:tc>
-          <w:tcPr>
-            <w:tcW w:type="dxa" w:w="7559"/>
-            <w:vAlign w:val="center"/>
-            <w:shd w:fill="DEEAF1" w:val="clear"/>
           </w:tcPr>
           <w:p>
             <w:pPr>
@@ -3235,7 +3187,7 @@
       <w:tr>
         <w:tc>
           <w:tcPr>
-            <w:tcW w:type="dxa" w:w="1369"/>
+            <w:tcW w:type="dxa" w:w="1396"/>
             <w:vAlign w:val="center"/>
             <w:shd w:fill="2E75B6" w:val="clear"/>
           </w:tcPr>
@@ -3259,7 +3211,7 @@
         </w:tc>
         <w:tc>
           <w:tcPr>
-            <w:tcW w:type="dxa" w:w="7702"/>
+            <w:tcW w:type="dxa" w:w="7675"/>
             <w:vAlign w:val="center"/>
             <w:shd w:fill="2E75B6" w:val="clear"/>
           </w:tcPr>
@@ -3285,7 +3237,7 @@
       <w:tr>
         <w:tc>
           <w:tcPr>
-            <w:tcW w:type="dxa" w:w="1369"/>
+            <w:tcW w:type="dxa" w:w="1396"/>
             <w:vAlign w:val="center"/>
           </w:tcPr>
           <w:p>
@@ -3307,7 +3259,7 @@
         </w:tc>
         <w:tc>
           <w:tcPr>
-            <w:tcW w:type="dxa" w:w="7702"/>
+            <w:tcW w:type="dxa" w:w="7675"/>
             <w:vAlign w:val="center"/>
           </w:tcPr>
           <w:p>
@@ -3331,7 +3283,7 @@
       <w:tr>
         <w:tc>
           <w:tcPr>
-            <w:tcW w:type="dxa" w:w="1369"/>
+            <w:tcW w:type="dxa" w:w="1396"/>
             <w:vAlign w:val="center"/>
             <w:shd w:fill="DEEAF1" w:val="clear"/>
           </w:tcPr>
@@ -3354,7 +3306,7 @@
         </w:tc>
         <w:tc>
           <w:tcPr>
-            <w:tcW w:type="dxa" w:w="7702"/>
+            <w:tcW w:type="dxa" w:w="7675"/>
             <w:vAlign w:val="center"/>
             <w:shd w:fill="DEEAF1" w:val="clear"/>
           </w:tcPr>
@@ -3379,7 +3331,7 @@
       <w:tr>
         <w:tc>
           <w:tcPr>
-            <w:tcW w:type="dxa" w:w="1369"/>
+            <w:tcW w:type="dxa" w:w="1396"/>
             <w:vAlign w:val="center"/>
           </w:tcPr>
           <w:p>
@@ -3401,7 +3353,7 @@
         </w:tc>
         <w:tc>
           <w:tcPr>
-            <w:tcW w:type="dxa" w:w="7702"/>
+            <w:tcW w:type="dxa" w:w="7675"/>
             <w:vAlign w:val="center"/>
           </w:tcPr>
           <w:p>
@@ -3425,7 +3377,7 @@
       <w:tr>
         <w:tc>
           <w:tcPr>
-            <w:tcW w:type="dxa" w:w="1369"/>
+            <w:tcW w:type="dxa" w:w="1396"/>
             <w:vAlign w:val="center"/>
             <w:shd w:fill="DEEAF1" w:val="clear"/>
           </w:tcPr>
@@ -3442,13 +3394,13 @@
                 <w:i w:val="0"/>
                 <w:sz w:val="28"/>
               </w:rPr>
-              <w:t>Bảng 1.​4</w:t>
-            </w:r>
-          </w:p>
-        </w:tc>
-        <w:tc>
-          <w:tcPr>
-            <w:tcW w:type="dxa" w:w="7702"/>
+              <w:t>Bảng 1.​6</w:t>
+            </w:r>
+          </w:p>
+        </w:tc>
+        <w:tc>
+          <w:tcPr>
+            <w:tcW w:type="dxa" w:w="7675"/>
             <w:vAlign w:val="center"/>
             <w:shd w:fill="DEEAF1" w:val="clear"/>
           </w:tcPr>
@@ -3465,7 +3417,7 @@
                 <w:i w:val="0"/>
                 <w:sz w:val="28"/>
               </w:rPr>
-              <w:t>So sánh Chat​App với các ứng dụng nhắn tin hiện có</w:t>
+              <w:t>Đặc tả UC-​09 — Tạo nhóm chat</w:t>
             </w:r>
           </w:p>
         </w:tc>
@@ -3473,7 +3425,7 @@
       <w:tr>
         <w:tc>
           <w:tcPr>
-            <w:tcW w:type="dxa" w:w="1369"/>
+            <w:tcW w:type="dxa" w:w="1396"/>
             <w:vAlign w:val="center"/>
           </w:tcPr>
           <w:p>
@@ -3489,13 +3441,13 @@
                 <w:i w:val="0"/>
                 <w:sz w:val="28"/>
               </w:rPr>
-              <w:t>Bảng 1.​5</w:t>
-            </w:r>
-          </w:p>
-        </w:tc>
-        <w:tc>
-          <w:tcPr>
-            <w:tcW w:type="dxa" w:w="7702"/>
+              <w:t>Bảng 1.​7</w:t>
+            </w:r>
+          </w:p>
+        </w:tc>
+        <w:tc>
+          <w:tcPr>
+            <w:tcW w:type="dxa" w:w="7675"/>
             <w:vAlign w:val="center"/>
           </w:tcPr>
           <w:p>
@@ -3511,7 +3463,7 @@
                 <w:i w:val="0"/>
                 <w:sz w:val="28"/>
               </w:rPr>
-              <w:t>Tổng hợp các mẫu thiết kế áp dụng</w:t>
+              <w:t>Đặc tả UC-​13 — Ghim cuộc trò chuyện</w:t>
             </w:r>
           </w:p>
         </w:tc>
@@ -3519,7 +3471,7 @@
       <w:tr>
         <w:tc>
           <w:tcPr>
-            <w:tcW w:type="dxa" w:w="1369"/>
+            <w:tcW w:type="dxa" w:w="1396"/>
             <w:vAlign w:val="center"/>
             <w:shd w:fill="DEEAF1" w:val="clear"/>
           </w:tcPr>
@@ -3536,13 +3488,13 @@
                 <w:i w:val="0"/>
                 <w:sz w:val="28"/>
               </w:rPr>
-              <w:t>Bảng 1.​6</w:t>
-            </w:r>
-          </w:p>
-        </w:tc>
-        <w:tc>
-          <w:tcPr>
-            <w:tcW w:type="dxa" w:w="7702"/>
+              <w:t>Bảng 1.​8</w:t>
+            </w:r>
+          </w:p>
+        </w:tc>
+        <w:tc>
+          <w:tcPr>
+            <w:tcW w:type="dxa" w:w="7675"/>
             <w:vAlign w:val="center"/>
             <w:shd w:fill="DEEAF1" w:val="clear"/>
           </w:tcPr>
@@ -3559,7 +3511,7 @@
                 <w:i w:val="0"/>
                 <w:sz w:val="28"/>
               </w:rPr>
-              <w:t>Đặc tả UC-​09 — Tạo nhóm chat</w:t>
+              <w:t>Đặc tả UC-​15 — Quản lý thành viên nhóm</w:t>
             </w:r>
           </w:p>
         </w:tc>
@@ -3567,7 +3519,7 @@
       <w:tr>
         <w:tc>
           <w:tcPr>
-            <w:tcW w:type="dxa" w:w="1369"/>
+            <w:tcW w:type="dxa" w:w="1396"/>
             <w:vAlign w:val="center"/>
           </w:tcPr>
           <w:p>
@@ -3583,13 +3535,13 @@
                 <w:i w:val="0"/>
                 <w:sz w:val="28"/>
               </w:rPr>
-              <w:t>Bảng 1.​7</w:t>
-            </w:r>
-          </w:p>
-        </w:tc>
-        <w:tc>
-          <w:tcPr>
-            <w:tcW w:type="dxa" w:w="7702"/>
+              <w:t>Bảng 2.​1</w:t>
+            </w:r>
+          </w:p>
+        </w:tc>
+        <w:tc>
+          <w:tcPr>
+            <w:tcW w:type="dxa" w:w="7675"/>
             <w:vAlign w:val="center"/>
           </w:tcPr>
           <w:p>
@@ -3605,7 +3557,7 @@
                 <w:i w:val="0"/>
                 <w:sz w:val="28"/>
               </w:rPr>
-              <w:t>Đặc tả UC-​13 — Ghim cuộc trò chuyện</w:t>
+              <w:t>Danh sách STOMP events — Module Nhóm</w:t>
             </w:r>
           </w:p>
         </w:tc>
@@ -3613,7 +3565,7 @@
       <w:tr>
         <w:tc>
           <w:tcPr>
-            <w:tcW w:type="dxa" w:w="1369"/>
+            <w:tcW w:type="dxa" w:w="1396"/>
             <w:vAlign w:val="center"/>
             <w:shd w:fill="DEEAF1" w:val="clear"/>
           </w:tcPr>
@@ -3630,13 +3582,13 @@
                 <w:i w:val="0"/>
                 <w:sz w:val="28"/>
               </w:rPr>
-              <w:t>Bảng 1.​8</w:t>
-            </w:r>
-          </w:p>
-        </w:tc>
-        <w:tc>
-          <w:tcPr>
-            <w:tcW w:type="dxa" w:w="7702"/>
+              <w:t>Bảng 2.​5</w:t>
+            </w:r>
+          </w:p>
+        </w:tc>
+        <w:tc>
+          <w:tcPr>
+            <w:tcW w:type="dxa" w:w="7675"/>
             <w:vAlign w:val="center"/>
             <w:shd w:fill="DEEAF1" w:val="clear"/>
           </w:tcPr>
@@ -3653,477 +3605,7 @@
                 <w:i w:val="0"/>
                 <w:sz w:val="28"/>
               </w:rPr>
-              <w:t>Đặc tả UC-​15 — Quản lý thành viên nhóm</w:t>
-            </w:r>
-          </w:p>
-        </w:tc>
-      </w:tr>
-      <w:tr>
-        <w:tc>
-          <w:tcPr>
-            <w:tcW w:type="dxa" w:w="1369"/>
-            <w:vAlign w:val="center"/>
-          </w:tcPr>
-          <w:p>
-            <w:pPr>
-              <w:spacing w:before="60" w:after="60"/>
-              <w:ind w:firstLine="0"/>
-              <w:jc w:val="left"/>
-            </w:pPr>
-            <w:r>
-              <w:rPr>
-                <w:rFonts w:ascii="Times New Roman" w:hAnsi="Times New Roman" w:eastAsia="Times New Roman"/>
-                <w:b/>
-                <w:i w:val="0"/>
-                <w:sz w:val="28"/>
-              </w:rPr>
-              <w:t>Bảng 2.​1</w:t>
-            </w:r>
-          </w:p>
-        </w:tc>
-        <w:tc>
-          <w:tcPr>
-            <w:tcW w:type="dxa" w:w="7702"/>
-            <w:vAlign w:val="center"/>
-          </w:tcPr>
-          <w:p>
-            <w:pPr>
-              <w:spacing w:before="60" w:after="60"/>
-              <w:ind w:firstLine="0"/>
-              <w:jc w:val="center"/>
-            </w:pPr>
-            <w:r>
-              <w:rPr>
-                <w:rFonts w:ascii="Times New Roman" w:hAnsi="Times New Roman" w:eastAsia="Times New Roman"/>
-                <w:b w:val="0"/>
-                <w:i w:val="0"/>
-                <w:sz w:val="28"/>
-              </w:rPr>
-              <w:t>Danh sách STOMP events — Module Nhóm</w:t>
-            </w:r>
-          </w:p>
-        </w:tc>
-      </w:tr>
-      <w:tr>
-        <w:tc>
-          <w:tcPr>
-            <w:tcW w:type="dxa" w:w="1369"/>
-            <w:vAlign w:val="center"/>
-            <w:shd w:fill="DEEAF1" w:val="clear"/>
-          </w:tcPr>
-          <w:p>
-            <w:pPr>
-              <w:spacing w:before="60" w:after="60"/>
-              <w:ind w:firstLine="0"/>
-              <w:jc w:val="left"/>
-            </w:pPr>
-            <w:r>
-              <w:rPr>
-                <w:rFonts w:ascii="Times New Roman" w:hAnsi="Times New Roman" w:eastAsia="Times New Roman"/>
-                <w:b/>
-                <w:i w:val="0"/>
-                <w:sz w:val="28"/>
-              </w:rPr>
-              <w:t>Bảng 2.​2</w:t>
-            </w:r>
-          </w:p>
-        </w:tc>
-        <w:tc>
-          <w:tcPr>
-            <w:tcW w:type="dxa" w:w="7702"/>
-            <w:vAlign w:val="center"/>
-            <w:shd w:fill="DEEAF1" w:val="clear"/>
-          </w:tcPr>
-          <w:p>
-            <w:pPr>
-              <w:spacing w:before="60" w:after="60"/>
-              <w:ind w:firstLine="0"/>
-              <w:jc w:val="center"/>
-            </w:pPr>
-            <w:r>
-              <w:rPr>
-                <w:rFonts w:ascii="Times New Roman" w:hAnsi="Times New Roman" w:eastAsia="Times New Roman"/>
-                <w:b w:val="0"/>
-                <w:i w:val="0"/>
-                <w:sz w:val="28"/>
-              </w:rPr>
-              <w:t>Chi tiết các trường entity trong hệ thống</w:t>
-            </w:r>
-          </w:p>
-        </w:tc>
-      </w:tr>
-      <w:tr>
-        <w:tc>
-          <w:tcPr>
-            <w:tcW w:type="dxa" w:w="1369"/>
-            <w:vAlign w:val="center"/>
-          </w:tcPr>
-          <w:p>
-            <w:pPr>
-              <w:spacing w:before="60" w:after="60"/>
-              <w:ind w:firstLine="0"/>
-              <w:jc w:val="left"/>
-            </w:pPr>
-            <w:r>
-              <w:rPr>
-                <w:rFonts w:ascii="Times New Roman" w:hAnsi="Times New Roman" w:eastAsia="Times New Roman"/>
-                <w:b/>
-                <w:i w:val="0"/>
-                <w:sz w:val="28"/>
-              </w:rPr>
-              <w:t>Bảng 2.​3</w:t>
-            </w:r>
-          </w:p>
-        </w:tc>
-        <w:tc>
-          <w:tcPr>
-            <w:tcW w:type="dxa" w:w="7702"/>
-            <w:vAlign w:val="center"/>
-          </w:tcPr>
-          <w:p>
-            <w:pPr>
-              <w:spacing w:before="60" w:after="60"/>
-              <w:ind w:firstLine="0"/>
-              <w:jc w:val="center"/>
-            </w:pPr>
-            <w:r>
-              <w:rPr>
-                <w:rFonts w:ascii="Times New Roman" w:hAnsi="Times New Roman" w:eastAsia="Times New Roman"/>
-                <w:b w:val="0"/>
-                <w:i w:val="0"/>
-                <w:sz w:val="28"/>
-              </w:rPr>
-              <w:t>Cấu trúc phân lớp Flutter Frontend</w:t>
-            </w:r>
-          </w:p>
-        </w:tc>
-      </w:tr>
-      <w:tr>
-        <w:tc>
-          <w:tcPr>
-            <w:tcW w:type="dxa" w:w="1369"/>
-            <w:vAlign w:val="center"/>
-            <w:shd w:fill="DEEAF1" w:val="clear"/>
-          </w:tcPr>
-          <w:p>
-            <w:pPr>
-              <w:spacing w:before="60" w:after="60"/>
-              <w:ind w:firstLine="0"/>
-              <w:jc w:val="left"/>
-            </w:pPr>
-            <w:r>
-              <w:rPr>
-                <w:rFonts w:ascii="Times New Roman" w:hAnsi="Times New Roman" w:eastAsia="Times New Roman"/>
-                <w:b/>
-                <w:i w:val="0"/>
-                <w:sz w:val="28"/>
-              </w:rPr>
-              <w:t>Bảng 2.​4</w:t>
-            </w:r>
-          </w:p>
-        </w:tc>
-        <w:tc>
-          <w:tcPr>
-            <w:tcW w:type="dxa" w:w="7702"/>
-            <w:vAlign w:val="center"/>
-            <w:shd w:fill="DEEAF1" w:val="clear"/>
-          </w:tcPr>
-          <w:p>
-            <w:pPr>
-              <w:spacing w:before="60" w:after="60"/>
-              <w:ind w:firstLine="0"/>
-              <w:jc w:val="center"/>
-            </w:pPr>
-            <w:r>
-              <w:rPr>
-                <w:rFonts w:ascii="Times New Roman" w:hAnsi="Times New Roman" w:eastAsia="Times New Roman"/>
-                <w:b w:val="0"/>
-                <w:i w:val="0"/>
-                <w:sz w:val="28"/>
-              </w:rPr>
-              <w:t>Danh sách services trong Flutter Frontend</w:t>
-            </w:r>
-          </w:p>
-        </w:tc>
-      </w:tr>
-      <w:tr>
-        <w:tc>
-          <w:tcPr>
-            <w:tcW w:type="dxa" w:w="1369"/>
-            <w:vAlign w:val="center"/>
-          </w:tcPr>
-          <w:p>
-            <w:pPr>
-              <w:spacing w:before="60" w:after="60"/>
-              <w:ind w:firstLine="0"/>
-              <w:jc w:val="left"/>
-            </w:pPr>
-            <w:r>
-              <w:rPr>
-                <w:rFonts w:ascii="Times New Roman" w:hAnsi="Times New Roman" w:eastAsia="Times New Roman"/>
-                <w:b/>
-                <w:i w:val="0"/>
-                <w:sz w:val="28"/>
-              </w:rPr>
-              <w:t>Bảng 2.​5</w:t>
-            </w:r>
-          </w:p>
-        </w:tc>
-        <w:tc>
-          <w:tcPr>
-            <w:tcW w:type="dxa" w:w="7702"/>
-            <w:vAlign w:val="center"/>
-          </w:tcPr>
-          <w:p>
-            <w:pPr>
-              <w:spacing w:before="60" w:after="60"/>
-              <w:ind w:firstLine="0"/>
-              <w:jc w:val="center"/>
-            </w:pPr>
-            <w:r>
-              <w:rPr>
-                <w:rFonts w:ascii="Times New Roman" w:hAnsi="Times New Roman" w:eastAsia="Times New Roman"/>
-                <w:b w:val="0"/>
-                <w:i w:val="0"/>
-                <w:sz w:val="28"/>
-              </w:rPr>
               <w:t>API Endpoints — Module Danh sách chat &amp;​ Nhóm</w:t>
-            </w:r>
-          </w:p>
-        </w:tc>
-      </w:tr>
-      <w:tr>
-        <w:tc>
-          <w:tcPr>
-            <w:tcW w:type="dxa" w:w="1369"/>
-            <w:vAlign w:val="center"/>
-            <w:shd w:fill="DEEAF1" w:val="clear"/>
-          </w:tcPr>
-          <w:p>
-            <w:pPr>
-              <w:spacing w:before="60" w:after="60"/>
-              <w:ind w:firstLine="0"/>
-              <w:jc w:val="left"/>
-            </w:pPr>
-            <w:r>
-              <w:rPr>
-                <w:rFonts w:ascii="Times New Roman" w:hAnsi="Times New Roman" w:eastAsia="Times New Roman"/>
-                <w:b/>
-                <w:i w:val="0"/>
-                <w:sz w:val="28"/>
-              </w:rPr>
-              <w:t>Bảng 3.​1</w:t>
-            </w:r>
-          </w:p>
-        </w:tc>
-        <w:tc>
-          <w:tcPr>
-            <w:tcW w:type="dxa" w:w="7702"/>
-            <w:vAlign w:val="center"/>
-            <w:shd w:fill="DEEAF1" w:val="clear"/>
-          </w:tcPr>
-          <w:p>
-            <w:pPr>
-              <w:spacing w:before="60" w:after="60"/>
-              <w:ind w:firstLine="0"/>
-              <w:jc w:val="center"/>
-            </w:pPr>
-            <w:r>
-              <w:rPr>
-                <w:rFonts w:ascii="Times New Roman" w:hAnsi="Times New Roman" w:eastAsia="Times New Roman"/>
-                <w:b w:val="0"/>
-                <w:i w:val="0"/>
-                <w:sz w:val="28"/>
-              </w:rPr>
-              <w:t>Danh sách services trong Docker Compose</w:t>
-            </w:r>
-          </w:p>
-        </w:tc>
-      </w:tr>
-      <w:tr>
-        <w:tc>
-          <w:tcPr>
-            <w:tcW w:type="dxa" w:w="1369"/>
-            <w:vAlign w:val="center"/>
-          </w:tcPr>
-          <w:p>
-            <w:pPr>
-              <w:spacing w:before="60" w:after="60"/>
-              <w:ind w:firstLine="0"/>
-              <w:jc w:val="left"/>
-            </w:pPr>
-            <w:r>
-              <w:rPr>
-                <w:rFonts w:ascii="Times New Roman" w:hAnsi="Times New Roman" w:eastAsia="Times New Roman"/>
-                <w:b/>
-                <w:i w:val="0"/>
-                <w:sz w:val="28"/>
-              </w:rPr>
-              <w:t>Bảng 3.​2</w:t>
-            </w:r>
-          </w:p>
-        </w:tc>
-        <w:tc>
-          <w:tcPr>
-            <w:tcW w:type="dxa" w:w="7702"/>
-            <w:vAlign w:val="center"/>
-          </w:tcPr>
-          <w:p>
-            <w:pPr>
-              <w:spacing w:before="60" w:after="60"/>
-              <w:ind w:firstLine="0"/>
-              <w:jc w:val="center"/>
-            </w:pPr>
-            <w:r>
-              <w:rPr>
-                <w:rFonts w:ascii="Times New Roman" w:hAnsi="Times New Roman" w:eastAsia="Times New Roman"/>
-                <w:b w:val="0"/>
-                <w:i w:val="0"/>
-                <w:sz w:val="28"/>
-              </w:rPr>
-              <w:t>Các biến môi trường cấu hình hệ thống</w:t>
-            </w:r>
-          </w:p>
-        </w:tc>
-      </w:tr>
-      <w:tr>
-        <w:tc>
-          <w:tcPr>
-            <w:tcW w:type="dxa" w:w="1369"/>
-            <w:vAlign w:val="center"/>
-            <w:shd w:fill="DEEAF1" w:val="clear"/>
-          </w:tcPr>
-          <w:p>
-            <w:pPr>
-              <w:spacing w:before="60" w:after="60"/>
-              <w:ind w:firstLine="0"/>
-              <w:jc w:val="left"/>
-            </w:pPr>
-            <w:r>
-              <w:rPr>
-                <w:rFonts w:ascii="Times New Roman" w:hAnsi="Times New Roman" w:eastAsia="Times New Roman"/>
-                <w:b/>
-                <w:i w:val="0"/>
-                <w:sz w:val="28"/>
-              </w:rPr>
-              <w:t>Bảng 3.​3</w:t>
-            </w:r>
-          </w:p>
-        </w:tc>
-        <w:tc>
-          <w:tcPr>
-            <w:tcW w:type="dxa" w:w="7702"/>
-            <w:vAlign w:val="center"/>
-            <w:shd w:fill="DEEAF1" w:val="clear"/>
-          </w:tcPr>
-          <w:p>
-            <w:pPr>
-              <w:spacing w:before="60" w:after="60"/>
-              <w:ind w:firstLine="0"/>
-              <w:jc w:val="center"/>
-            </w:pPr>
-            <w:r>
-              <w:rPr>
-                <w:rFonts w:ascii="Times New Roman" w:hAnsi="Times New Roman" w:eastAsia="Times New Roman"/>
-                <w:b w:val="0"/>
-                <w:i w:val="0"/>
-                <w:sz w:val="28"/>
-              </w:rPr>
-              <w:t>Kết quả thử nghiệm chức năng Danh sách chat &amp;​ Chat nhóm</w:t>
-            </w:r>
-          </w:p>
-        </w:tc>
-      </w:tr>
-      <w:tr>
-        <w:tc>
-          <w:tcPr>
-            <w:tcW w:type="dxa" w:w="1369"/>
-            <w:vAlign w:val="center"/>
-          </w:tcPr>
-          <w:p>
-            <w:pPr>
-              <w:spacing w:before="60" w:after="60"/>
-              <w:ind w:firstLine="0"/>
-              <w:jc w:val="left"/>
-            </w:pPr>
-            <w:r>
-              <w:rPr>
-                <w:rFonts w:ascii="Times New Roman" w:hAnsi="Times New Roman" w:eastAsia="Times New Roman"/>
-                <w:b/>
-                <w:i w:val="0"/>
-                <w:sz w:val="28"/>
-              </w:rPr>
-              <w:t>Bảng 3.​4</w:t>
-            </w:r>
-          </w:p>
-        </w:tc>
-        <w:tc>
-          <w:tcPr>
-            <w:tcW w:type="dxa" w:w="7702"/>
-            <w:vAlign w:val="center"/>
-          </w:tcPr>
-          <w:p>
-            <w:pPr>
-              <w:spacing w:before="60" w:after="60"/>
-              <w:ind w:firstLine="0"/>
-              <w:jc w:val="center"/>
-            </w:pPr>
-            <w:r>
-              <w:rPr>
-                <w:rFonts w:ascii="Times New Roman" w:hAnsi="Times New Roman" w:eastAsia="Times New Roman"/>
-                <w:b w:val="0"/>
-                <w:i w:val="0"/>
-                <w:sz w:val="28"/>
-              </w:rPr>
-              <w:t>Đánh giá kiến trúc module Danh sách chat &amp;​ Nhóm</w:t>
-            </w:r>
-          </w:p>
-        </w:tc>
-      </w:tr>
-      <w:tr>
-        <w:tc>
-          <w:tcPr>
-            <w:tcW w:type="dxa" w:w="1369"/>
-            <w:vAlign w:val="center"/>
-            <w:shd w:fill="DEEAF1" w:val="clear"/>
-          </w:tcPr>
-          <w:p>
-            <w:pPr>
-              <w:spacing w:before="60" w:after="60"/>
-              <w:ind w:firstLine="0"/>
-              <w:jc w:val="left"/>
-            </w:pPr>
-            <w:r>
-              <w:rPr>
-                <w:rFonts w:ascii="Times New Roman" w:hAnsi="Times New Roman" w:eastAsia="Times New Roman"/>
-                <w:b/>
-                <w:i w:val="0"/>
-                <w:sz w:val="28"/>
-              </w:rPr>
-              <w:t>Bảng 3.​5</w:t>
-            </w:r>
-          </w:p>
-        </w:tc>
-        <w:tc>
-          <w:tcPr>
-            <w:tcW w:type="dxa" w:w="7702"/>
-            <w:vAlign w:val="center"/>
-            <w:shd w:fill="DEEAF1" w:val="clear"/>
-          </w:tcPr>
-          <w:p>
-            <w:pPr>
-              <w:spacing w:before="60" w:after="60"/>
-              <w:ind w:firstLine="0"/>
-              <w:jc w:val="center"/>
-            </w:pPr>
-            <w:r>
-              <w:rPr>
-                <w:rFonts w:ascii="Times New Roman" w:hAnsi="Times New Roman" w:eastAsia="Times New Roman"/>
-                <w:b w:val="0"/>
-                <w:i w:val="0"/>
-                <w:sz w:val="28"/>
-              </w:rPr>
-              <w:t>Phân tích hiệu năng module Nhóm</w:t>
             </w:r>
           </w:p>
         </w:tc>
@@ -9072,1755 +8554,6 @@
           <w:color w:val="1F5E9A"/>
           <w:sz w:val="30"/>
         </w:rPr>
-        <w:t>1.5 So sánh với các ứng dụng nhắn tin hiện có</w:t>
-      </w:r>
-    </w:p>
-    <w:tbl>
-      <w:tblPr>
-        <w:tblStyle w:val="TableGrid"/>
-        <w:tblW w:type="auto" w:w="0"/>
-        <w:jc w:val="center"/>
-        <w:tblLook w:firstColumn="1" w:firstRow="1" w:lastColumn="0" w:lastRow="0" w:noHBand="0" w:noVBand="1" w:val="04A0"/>
-      </w:tblPr>
-      <w:tblGrid>
-        <w:gridCol w:w="1881"/>
-        <w:gridCol w:w="1881"/>
-        <w:gridCol w:w="1881"/>
-        <w:gridCol w:w="1881"/>
-        <w:gridCol w:w="1881"/>
-      </w:tblGrid>
-      <w:tr>
-        <w:tc>
-          <w:tcPr>
-            <w:tcW w:type="dxa" w:w="1441"/>
-            <w:vAlign w:val="center"/>
-            <w:shd w:fill="2E75B6" w:val="clear"/>
-          </w:tcPr>
-          <w:p>
-            <w:pPr>
-              <w:spacing w:before="100" w:after="100"/>
-              <w:ind w:firstLine="0"/>
-              <w:jc w:val="center"/>
-            </w:pPr>
-            <w:r>
-              <w:rPr>
-                <w:rFonts w:ascii="Times New Roman" w:hAnsi="Times New Roman" w:eastAsia="Times New Roman"/>
-                <w:b/>
-                <w:i w:val="0"/>
-                <w:color w:val="FFFFFF"/>
-                <w:sz w:val="28"/>
-              </w:rPr>
-              <w:t>Tiêu chí</w:t>
-            </w:r>
-          </w:p>
-        </w:tc>
-        <w:tc>
-          <w:tcPr>
-            <w:tcW w:type="dxa" w:w="2374"/>
-            <w:vAlign w:val="center"/>
-            <w:shd w:fill="2E75B6" w:val="clear"/>
-          </w:tcPr>
-          <w:p>
-            <w:pPr>
-              <w:spacing w:before="100" w:after="100"/>
-              <w:ind w:firstLine="0"/>
-              <w:jc w:val="center"/>
-            </w:pPr>
-            <w:r>
-              <w:rPr>
-                <w:rFonts w:ascii="Times New Roman" w:hAnsi="Times New Roman" w:eastAsia="Times New Roman"/>
-                <w:b/>
-                <w:i w:val="0"/>
-                <w:color w:val="FFFFFF"/>
-                <w:sz w:val="28"/>
-              </w:rPr>
-              <w:t>Chat​App</w:t>
-            </w:r>
-          </w:p>
-        </w:tc>
-        <w:tc>
-          <w:tcPr>
-            <w:tcW w:type="dxa" w:w="2204"/>
-            <w:vAlign w:val="center"/>
-            <w:shd w:fill="2E75B6" w:val="clear"/>
-          </w:tcPr>
-          <w:p>
-            <w:pPr>
-              <w:spacing w:before="100" w:after="100"/>
-              <w:ind w:firstLine="0"/>
-              <w:jc w:val="center"/>
-            </w:pPr>
-            <w:r>
-              <w:rPr>
-                <w:rFonts w:ascii="Times New Roman" w:hAnsi="Times New Roman" w:eastAsia="Times New Roman"/>
-                <w:b/>
-                <w:i w:val="0"/>
-                <w:color w:val="FFFFFF"/>
-                <w:sz w:val="28"/>
-              </w:rPr>
-              <w:t>Zalo</w:t>
-            </w:r>
-          </w:p>
-        </w:tc>
-        <w:tc>
-          <w:tcPr>
-            <w:tcW w:type="dxa" w:w="1611"/>
-            <w:vAlign w:val="center"/>
-            <w:shd w:fill="2E75B6" w:val="clear"/>
-          </w:tcPr>
-          <w:p>
-            <w:pPr>
-              <w:spacing w:before="100" w:after="100"/>
-              <w:ind w:firstLine="0"/>
-              <w:jc w:val="center"/>
-            </w:pPr>
-            <w:r>
-              <w:rPr>
-                <w:rFonts w:ascii="Times New Roman" w:hAnsi="Times New Roman" w:eastAsia="Times New Roman"/>
-                <w:b/>
-                <w:i w:val="0"/>
-                <w:color w:val="FFFFFF"/>
-                <w:sz w:val="28"/>
-              </w:rPr>
-              <w:t>Telegram</w:t>
-            </w:r>
-          </w:p>
-        </w:tc>
-        <w:tc>
-          <w:tcPr>
-            <w:tcW w:type="dxa" w:w="1441"/>
-            <w:vAlign w:val="center"/>
-            <w:shd w:fill="2E75B6" w:val="clear"/>
-          </w:tcPr>
-          <w:p>
-            <w:pPr>
-              <w:spacing w:before="100" w:after="100"/>
-              <w:ind w:firstLine="0"/>
-              <w:jc w:val="center"/>
-            </w:pPr>
-            <w:r>
-              <w:rPr>
-                <w:rFonts w:ascii="Times New Roman" w:hAnsi="Times New Roman" w:eastAsia="Times New Roman"/>
-                <w:b/>
-                <w:i w:val="0"/>
-                <w:color w:val="FFFFFF"/>
-                <w:sz w:val="28"/>
-              </w:rPr>
-              <w:t>Messenger</w:t>
-            </w:r>
-          </w:p>
-        </w:tc>
-      </w:tr>
-      <w:tr>
-        <w:tc>
-          <w:tcPr>
-            <w:tcW w:type="dxa" w:w="1441"/>
-            <w:vAlign w:val="center"/>
-          </w:tcPr>
-          <w:p>
-            <w:pPr>
-              <w:spacing w:before="60" w:after="60"/>
-              <w:ind w:firstLine="0"/>
-              <w:jc w:val="left"/>
-            </w:pPr>
-            <w:r>
-              <w:rPr>
-                <w:rFonts w:ascii="Times New Roman" w:hAnsi="Times New Roman" w:eastAsia="Times New Roman"/>
-                <w:b/>
-                <w:i w:val="0"/>
-                <w:sz w:val="28"/>
-              </w:rPr>
-              <w:t>Nền tảng</w:t>
-            </w:r>
-          </w:p>
-        </w:tc>
-        <w:tc>
-          <w:tcPr>
-            <w:tcW w:type="dxa" w:w="2374"/>
-            <w:vAlign w:val="center"/>
-          </w:tcPr>
-          <w:p>
-            <w:pPr>
-              <w:spacing w:before="60" w:after="60"/>
-              <w:ind w:firstLine="0"/>
-              <w:jc w:val="center"/>
-            </w:pPr>
-            <w:r>
-              <w:rPr>
-                <w:rFonts w:ascii="Times New Roman" w:hAnsi="Times New Roman" w:eastAsia="Times New Roman"/>
-                <w:b w:val="0"/>
-                <w:i w:val="0"/>
-                <w:sz w:val="28"/>
-              </w:rPr>
-              <w:t>Android, i​OS, Web (​Flutter)​</w:t>
-            </w:r>
-          </w:p>
-        </w:tc>
-        <w:tc>
-          <w:tcPr>
-            <w:tcW w:type="dxa" w:w="2204"/>
-            <w:vAlign w:val="center"/>
-          </w:tcPr>
-          <w:p>
-            <w:pPr>
-              <w:spacing w:before="60" w:after="60"/>
-              <w:ind w:firstLine="0"/>
-              <w:jc w:val="center"/>
-            </w:pPr>
-            <w:r>
-              <w:rPr>
-                <w:rFonts w:ascii="Times New Roman" w:hAnsi="Times New Roman" w:eastAsia="Times New Roman"/>
-                <w:b w:val="0"/>
-                <w:i w:val="0"/>
-                <w:sz w:val="28"/>
-              </w:rPr>
-              <w:t>Android, i​OS, Web, Desktop</w:t>
-            </w:r>
-          </w:p>
-        </w:tc>
-        <w:tc>
-          <w:tcPr>
-            <w:tcW w:type="dxa" w:w="1611"/>
-            <w:vAlign w:val="center"/>
-          </w:tcPr>
-          <w:p>
-            <w:pPr>
-              <w:spacing w:before="60" w:after="60"/>
-              <w:ind w:firstLine="0"/>
-              <w:jc w:val="center"/>
-            </w:pPr>
-            <w:r>
-              <w:rPr>
-                <w:rFonts w:ascii="Times New Roman" w:hAnsi="Times New Roman" w:eastAsia="Times New Roman"/>
-                <w:b w:val="0"/>
-                <w:i w:val="0"/>
-                <w:sz w:val="28"/>
-              </w:rPr>
-              <w:t>Đa nền tảng</w:t>
-            </w:r>
-          </w:p>
-        </w:tc>
-        <w:tc>
-          <w:tcPr>
-            <w:tcW w:type="dxa" w:w="1441"/>
-            <w:vAlign w:val="center"/>
-          </w:tcPr>
-          <w:p>
-            <w:pPr>
-              <w:spacing w:before="60" w:after="60"/>
-              <w:ind w:firstLine="0"/>
-              <w:jc w:val="center"/>
-            </w:pPr>
-            <w:r>
-              <w:rPr>
-                <w:rFonts w:ascii="Times New Roman" w:hAnsi="Times New Roman" w:eastAsia="Times New Roman"/>
-                <w:b w:val="0"/>
-                <w:i w:val="0"/>
-                <w:sz w:val="28"/>
-              </w:rPr>
-              <w:t>Android, i​OS, Web</w:t>
-            </w:r>
-          </w:p>
-        </w:tc>
-      </w:tr>
-      <w:tr>
-        <w:tc>
-          <w:tcPr>
-            <w:tcW w:type="dxa" w:w="1441"/>
-            <w:vAlign w:val="center"/>
-            <w:shd w:fill="DEEAF1" w:val="clear"/>
-          </w:tcPr>
-          <w:p>
-            <w:pPr>
-              <w:spacing w:before="60" w:after="60"/>
-              <w:ind w:firstLine="0"/>
-              <w:jc w:val="left"/>
-            </w:pPr>
-            <w:r>
-              <w:rPr>
-                <w:rFonts w:ascii="Times New Roman" w:hAnsi="Times New Roman" w:eastAsia="Times New Roman"/>
-                <w:b/>
-                <w:i w:val="0"/>
-                <w:sz w:val="28"/>
-              </w:rPr>
-              <w:t>Nhắn tin realtime</w:t>
-            </w:r>
-          </w:p>
-        </w:tc>
-        <w:tc>
-          <w:tcPr>
-            <w:tcW w:type="dxa" w:w="2374"/>
-            <w:vAlign w:val="center"/>
-            <w:shd w:fill="DEEAF1" w:val="clear"/>
-          </w:tcPr>
-          <w:p>
-            <w:pPr>
-              <w:spacing w:before="60" w:after="60"/>
-              <w:ind w:firstLine="0"/>
-              <w:jc w:val="center"/>
-            </w:pPr>
-            <w:r>
-              <w:rPr>
-                <w:rFonts w:ascii="Times New Roman" w:hAnsi="Times New Roman" w:eastAsia="Times New Roman"/>
-                <w:b w:val="0"/>
-                <w:i w:val="0"/>
-                <w:sz w:val="28"/>
-              </w:rPr>
-              <w:t>STOMP Web​Socket</w:t>
-            </w:r>
-          </w:p>
-        </w:tc>
-        <w:tc>
-          <w:tcPr>
-            <w:tcW w:type="dxa" w:w="2204"/>
-            <w:vAlign w:val="center"/>
-            <w:shd w:fill="DEEAF1" w:val="clear"/>
-          </w:tcPr>
-          <w:p>
-            <w:pPr>
-              <w:spacing w:before="60" w:after="60"/>
-              <w:ind w:firstLine="0"/>
-              <w:jc w:val="center"/>
-            </w:pPr>
-            <w:r>
-              <w:rPr>
-                <w:rFonts w:ascii="Times New Roman" w:hAnsi="Times New Roman" w:eastAsia="Times New Roman"/>
-                <w:b w:val="0"/>
-                <w:i w:val="0"/>
-                <w:sz w:val="28"/>
-              </w:rPr>
-              <w:t>Proprietary</w:t>
-            </w:r>
-          </w:p>
-        </w:tc>
-        <w:tc>
-          <w:tcPr>
-            <w:tcW w:type="dxa" w:w="1611"/>
-            <w:vAlign w:val="center"/>
-            <w:shd w:fill="DEEAF1" w:val="clear"/>
-          </w:tcPr>
-          <w:p>
-            <w:pPr>
-              <w:spacing w:before="60" w:after="60"/>
-              <w:ind w:firstLine="0"/>
-              <w:jc w:val="center"/>
-            </w:pPr>
-            <w:r>
-              <w:rPr>
-                <w:rFonts w:ascii="Times New Roman" w:hAnsi="Times New Roman" w:eastAsia="Times New Roman"/>
-                <w:b w:val="0"/>
-                <w:i w:val="0"/>
-                <w:sz w:val="28"/>
-              </w:rPr>
-              <w:t>MTProto</w:t>
-            </w:r>
-          </w:p>
-        </w:tc>
-        <w:tc>
-          <w:tcPr>
-            <w:tcW w:type="dxa" w:w="1441"/>
-            <w:vAlign w:val="center"/>
-            <w:shd w:fill="DEEAF1" w:val="clear"/>
-          </w:tcPr>
-          <w:p>
-            <w:pPr>
-              <w:spacing w:before="60" w:after="60"/>
-              <w:ind w:firstLine="0"/>
-              <w:jc w:val="center"/>
-            </w:pPr>
-            <w:r>
-              <w:rPr>
-                <w:rFonts w:ascii="Times New Roman" w:hAnsi="Times New Roman" w:eastAsia="Times New Roman"/>
-                <w:b w:val="0"/>
-                <w:i w:val="0"/>
-                <w:sz w:val="28"/>
-              </w:rPr>
-              <w:t>Proprietary</w:t>
-            </w:r>
-          </w:p>
-        </w:tc>
-      </w:tr>
-      <w:tr>
-        <w:tc>
-          <w:tcPr>
-            <w:tcW w:type="dxa" w:w="1441"/>
-            <w:vAlign w:val="center"/>
-          </w:tcPr>
-          <w:p>
-            <w:pPr>
-              <w:spacing w:before="60" w:after="60"/>
-              <w:ind w:firstLine="0"/>
-              <w:jc w:val="left"/>
-            </w:pPr>
-            <w:r>
-              <w:rPr>
-                <w:rFonts w:ascii="Times New Roman" w:hAnsi="Times New Roman" w:eastAsia="Times New Roman"/>
-                <w:b/>
-                <w:i w:val="0"/>
-                <w:sz w:val="28"/>
-              </w:rPr>
-              <w:t>Nhóm chat</w:t>
-            </w:r>
-          </w:p>
-        </w:tc>
-        <w:tc>
-          <w:tcPr>
-            <w:tcW w:type="dxa" w:w="2374"/>
-            <w:vAlign w:val="center"/>
-          </w:tcPr>
-          <w:p>
-            <w:pPr>
-              <w:spacing w:before="60" w:after="60"/>
-              <w:ind w:firstLine="0"/>
-              <w:jc w:val="center"/>
-            </w:pPr>
-            <w:r>
-              <w:rPr>
-                <w:rFonts w:ascii="Times New Roman" w:hAnsi="Times New Roman" w:eastAsia="Times New Roman"/>
-                <w:b w:val="0"/>
-                <w:i w:val="0"/>
-                <w:sz w:val="28"/>
-              </w:rPr>
-              <w:t>≥3 thành viên, admin/​member</w:t>
-            </w:r>
-          </w:p>
-        </w:tc>
-        <w:tc>
-          <w:tcPr>
-            <w:tcW w:type="dxa" w:w="2204"/>
-            <w:vAlign w:val="center"/>
-          </w:tcPr>
-          <w:p>
-            <w:pPr>
-              <w:spacing w:before="60" w:after="60"/>
-              <w:ind w:firstLine="0"/>
-              <w:jc w:val="center"/>
-            </w:pPr>
-            <w:r>
-              <w:rPr>
-                <w:rFonts w:ascii="Times New Roman" w:hAnsi="Times New Roman" w:eastAsia="Times New Roman"/>
-                <w:b w:val="0"/>
-                <w:i w:val="0"/>
-                <w:sz w:val="28"/>
-              </w:rPr>
-              <w:t>≥3, nhiều quyền</w:t>
-            </w:r>
-          </w:p>
-        </w:tc>
-        <w:tc>
-          <w:tcPr>
-            <w:tcW w:type="dxa" w:w="1611"/>
-            <w:vAlign w:val="center"/>
-          </w:tcPr>
-          <w:p>
-            <w:pPr>
-              <w:spacing w:before="60" w:after="60"/>
-              <w:ind w:firstLine="0"/>
-              <w:jc w:val="center"/>
-            </w:pPr>
-            <w:r>
-              <w:rPr>
-                <w:rFonts w:ascii="Times New Roman" w:hAnsi="Times New Roman" w:eastAsia="Times New Roman"/>
-                <w:b w:val="0"/>
-                <w:i w:val="0"/>
-                <w:sz w:val="28"/>
-              </w:rPr>
-              <w:t>≥3, supergroup 200K</w:t>
-            </w:r>
-          </w:p>
-        </w:tc>
-        <w:tc>
-          <w:tcPr>
-            <w:tcW w:type="dxa" w:w="1441"/>
-            <w:vAlign w:val="center"/>
-          </w:tcPr>
-          <w:p>
-            <w:pPr>
-              <w:spacing w:before="60" w:after="60"/>
-              <w:ind w:firstLine="0"/>
-              <w:jc w:val="center"/>
-            </w:pPr>
-            <w:r>
-              <w:rPr>
-                <w:rFonts w:ascii="Times New Roman" w:hAnsi="Times New Roman" w:eastAsia="Times New Roman"/>
-                <w:b w:val="0"/>
-                <w:i w:val="0"/>
-                <w:sz w:val="28"/>
-              </w:rPr>
-              <w:t>≥3, admin</w:t>
-            </w:r>
-          </w:p>
-        </w:tc>
-      </w:tr>
-      <w:tr>
-        <w:tc>
-          <w:tcPr>
-            <w:tcW w:type="dxa" w:w="1441"/>
-            <w:vAlign w:val="center"/>
-            <w:shd w:fill="DEEAF1" w:val="clear"/>
-          </w:tcPr>
-          <w:p>
-            <w:pPr>
-              <w:spacing w:before="60" w:after="60"/>
-              <w:ind w:firstLine="0"/>
-              <w:jc w:val="left"/>
-            </w:pPr>
-            <w:r>
-              <w:rPr>
-                <w:rFonts w:ascii="Times New Roman" w:hAnsi="Times New Roman" w:eastAsia="Times New Roman"/>
-                <w:b/>
-                <w:i w:val="0"/>
-                <w:sz w:val="28"/>
-              </w:rPr>
-              <w:t>AI tích hợp</w:t>
-            </w:r>
-          </w:p>
-        </w:tc>
-        <w:tc>
-          <w:tcPr>
-            <w:tcW w:type="dxa" w:w="2374"/>
-            <w:vAlign w:val="center"/>
-            <w:shd w:fill="DEEAF1" w:val="clear"/>
-          </w:tcPr>
-          <w:p>
-            <w:pPr>
-              <w:spacing w:before="60" w:after="60"/>
-              <w:ind w:firstLine="0"/>
-              <w:jc w:val="center"/>
-            </w:pPr>
-            <w:r>
-              <w:rPr>
-                <w:rFonts w:ascii="Times New Roman" w:hAnsi="Times New Roman" w:eastAsia="Times New Roman"/>
-                <w:b w:val="0"/>
-                <w:i w:val="0"/>
-                <w:sz w:val="28"/>
-              </w:rPr>
-              <w:t>Tóm tắt, dịch, chatbot (​LLM)​</w:t>
-            </w:r>
-          </w:p>
-        </w:tc>
-        <w:tc>
-          <w:tcPr>
-            <w:tcW w:type="dxa" w:w="2204"/>
-            <w:vAlign w:val="center"/>
-            <w:shd w:fill="DEEAF1" w:val="clear"/>
-          </w:tcPr>
-          <w:p>
-            <w:pPr>
-              <w:spacing w:before="60" w:after="60"/>
-              <w:ind w:firstLine="0"/>
-              <w:jc w:val="center"/>
-            </w:pPr>
-            <w:r>
-              <w:rPr>
-                <w:rFonts w:ascii="Times New Roman" w:hAnsi="Times New Roman" w:eastAsia="Times New Roman"/>
-                <w:b w:val="0"/>
-                <w:i w:val="0"/>
-                <w:sz w:val="28"/>
-              </w:rPr>
-              <w:t>Không</w:t>
-            </w:r>
-          </w:p>
-        </w:tc>
-        <w:tc>
-          <w:tcPr>
-            <w:tcW w:type="dxa" w:w="1611"/>
-            <w:vAlign w:val="center"/>
-            <w:shd w:fill="DEEAF1" w:val="clear"/>
-          </w:tcPr>
-          <w:p>
-            <w:pPr>
-              <w:spacing w:before="60" w:after="60"/>
-              <w:ind w:firstLine="0"/>
-              <w:jc w:val="center"/>
-            </w:pPr>
-            <w:r>
-              <w:rPr>
-                <w:rFonts w:ascii="Times New Roman" w:hAnsi="Times New Roman" w:eastAsia="Times New Roman"/>
-                <w:b w:val="0"/>
-                <w:i w:val="0"/>
-                <w:sz w:val="28"/>
-              </w:rPr>
-              <w:t>Bot API</w:t>
-            </w:r>
-          </w:p>
-        </w:tc>
-        <w:tc>
-          <w:tcPr>
-            <w:tcW w:type="dxa" w:w="1441"/>
-            <w:vAlign w:val="center"/>
-            <w:shd w:fill="DEEAF1" w:val="clear"/>
-          </w:tcPr>
-          <w:p>
-            <w:pPr>
-              <w:spacing w:before="60" w:after="60"/>
-              <w:ind w:firstLine="0"/>
-              <w:jc w:val="center"/>
-            </w:pPr>
-            <w:r>
-              <w:rPr>
-                <w:rFonts w:ascii="Times New Roman" w:hAnsi="Times New Roman" w:eastAsia="Times New Roman"/>
-                <w:b w:val="0"/>
-                <w:i w:val="0"/>
-                <w:sz w:val="28"/>
-              </w:rPr>
-              <w:t>Meta AI</w:t>
-            </w:r>
-          </w:p>
-        </w:tc>
-      </w:tr>
-      <w:tr>
-        <w:tc>
-          <w:tcPr>
-            <w:tcW w:type="dxa" w:w="1441"/>
-            <w:vAlign w:val="center"/>
-          </w:tcPr>
-          <w:p>
-            <w:pPr>
-              <w:spacing w:before="60" w:after="60"/>
-              <w:ind w:firstLine="0"/>
-              <w:jc w:val="left"/>
-            </w:pPr>
-            <w:r>
-              <w:rPr>
-                <w:rFonts w:ascii="Times New Roman" w:hAnsi="Times New Roman" w:eastAsia="Times New Roman"/>
-                <w:b/>
-                <w:i w:val="0"/>
-                <w:sz w:val="28"/>
-              </w:rPr>
-              <w:t>Self-​hosted</w:t>
-            </w:r>
-          </w:p>
-        </w:tc>
-        <w:tc>
-          <w:tcPr>
-            <w:tcW w:type="dxa" w:w="2374"/>
-            <w:vAlign w:val="center"/>
-          </w:tcPr>
-          <w:p>
-            <w:pPr>
-              <w:spacing w:before="60" w:after="60"/>
-              <w:ind w:firstLine="0"/>
-              <w:jc w:val="center"/>
-            </w:pPr>
-            <w:r>
-              <w:rPr>
-                <w:rFonts w:ascii="Times New Roman" w:hAnsi="Times New Roman" w:eastAsia="Times New Roman"/>
-                <w:b w:val="0"/>
-                <w:i w:val="0"/>
-                <w:sz w:val="28"/>
-              </w:rPr>
-              <w:t>Docker Compose</w:t>
-            </w:r>
-          </w:p>
-        </w:tc>
-        <w:tc>
-          <w:tcPr>
-            <w:tcW w:type="dxa" w:w="2204"/>
-            <w:vAlign w:val="center"/>
-          </w:tcPr>
-          <w:p>
-            <w:pPr>
-              <w:spacing w:before="60" w:after="60"/>
-              <w:ind w:firstLine="0"/>
-              <w:jc w:val="center"/>
-            </w:pPr>
-            <w:r>
-              <w:rPr>
-                <w:rFonts w:ascii="Times New Roman" w:hAnsi="Times New Roman" w:eastAsia="Times New Roman"/>
-                <w:b w:val="0"/>
-                <w:i w:val="0"/>
-                <w:sz w:val="28"/>
-              </w:rPr>
-              <w:t>Không</w:t>
-            </w:r>
-          </w:p>
-        </w:tc>
-        <w:tc>
-          <w:tcPr>
-            <w:tcW w:type="dxa" w:w="1611"/>
-            <w:vAlign w:val="center"/>
-          </w:tcPr>
-          <w:p>
-            <w:pPr>
-              <w:spacing w:before="60" w:after="60"/>
-              <w:ind w:firstLine="0"/>
-              <w:jc w:val="center"/>
-            </w:pPr>
-            <w:r>
-              <w:rPr>
-                <w:rFonts w:ascii="Times New Roman" w:hAnsi="Times New Roman" w:eastAsia="Times New Roman"/>
-                <w:b w:val="0"/>
-                <w:i w:val="0"/>
-                <w:sz w:val="28"/>
-              </w:rPr>
-              <w:t>TDLib</w:t>
-            </w:r>
-          </w:p>
-        </w:tc>
-        <w:tc>
-          <w:tcPr>
-            <w:tcW w:type="dxa" w:w="1441"/>
-            <w:vAlign w:val="center"/>
-          </w:tcPr>
-          <w:p>
-            <w:pPr>
-              <w:spacing w:before="60" w:after="60"/>
-              <w:ind w:firstLine="0"/>
-              <w:jc w:val="center"/>
-            </w:pPr>
-            <w:r>
-              <w:rPr>
-                <w:rFonts w:ascii="Times New Roman" w:hAnsi="Times New Roman" w:eastAsia="Times New Roman"/>
-                <w:b w:val="0"/>
-                <w:i w:val="0"/>
-                <w:sz w:val="28"/>
-              </w:rPr>
-              <w:t>Không</w:t>
-            </w:r>
-          </w:p>
-        </w:tc>
-      </w:tr>
-      <w:tr>
-        <w:tc>
-          <w:tcPr>
-            <w:tcW w:type="dxa" w:w="1441"/>
-            <w:vAlign w:val="center"/>
-            <w:shd w:fill="DEEAF1" w:val="clear"/>
-          </w:tcPr>
-          <w:p>
-            <w:pPr>
-              <w:spacing w:before="60" w:after="60"/>
-              <w:ind w:firstLine="0"/>
-              <w:jc w:val="left"/>
-            </w:pPr>
-            <w:r>
-              <w:rPr>
-                <w:rFonts w:ascii="Times New Roman" w:hAnsi="Times New Roman" w:eastAsia="Times New Roman"/>
-                <w:b/>
-                <w:i w:val="0"/>
-                <w:sz w:val="28"/>
-              </w:rPr>
-              <w:t>Mã hóa password</w:t>
-            </w:r>
-          </w:p>
-        </w:tc>
-        <w:tc>
-          <w:tcPr>
-            <w:tcW w:type="dxa" w:w="2374"/>
-            <w:vAlign w:val="center"/>
-            <w:shd w:fill="DEEAF1" w:val="clear"/>
-          </w:tcPr>
-          <w:p>
-            <w:pPr>
-              <w:spacing w:before="60" w:after="60"/>
-              <w:ind w:firstLine="0"/>
-              <w:jc w:val="center"/>
-            </w:pPr>
-            <w:r>
-              <w:rPr>
-                <w:rFonts w:ascii="Times New Roman" w:hAnsi="Times New Roman" w:eastAsia="Times New Roman"/>
-                <w:b w:val="0"/>
-                <w:i w:val="0"/>
-                <w:sz w:val="28"/>
-              </w:rPr>
-              <w:t>Argon2 (​state-​of-​the-​art)​</w:t>
-            </w:r>
-          </w:p>
-        </w:tc>
-        <w:tc>
-          <w:tcPr>
-            <w:tcW w:type="dxa" w:w="2204"/>
-            <w:vAlign w:val="center"/>
-            <w:shd w:fill="DEEAF1" w:val="clear"/>
-          </w:tcPr>
-          <w:p>
-            <w:pPr>
-              <w:spacing w:before="60" w:after="60"/>
-              <w:ind w:firstLine="0"/>
-              <w:jc w:val="center"/>
-            </w:pPr>
-            <w:r>
-              <w:rPr>
-                <w:rFonts w:ascii="Times New Roman" w:hAnsi="Times New Roman" w:eastAsia="Times New Roman"/>
-                <w:b w:val="0"/>
-                <w:i w:val="0"/>
-                <w:sz w:val="28"/>
-              </w:rPr>
-              <w:t>Không rõ</w:t>
-            </w:r>
-          </w:p>
-        </w:tc>
-        <w:tc>
-          <w:tcPr>
-            <w:tcW w:type="dxa" w:w="1611"/>
-            <w:vAlign w:val="center"/>
-            <w:shd w:fill="DEEAF1" w:val="clear"/>
-          </w:tcPr>
-          <w:p>
-            <w:pPr>
-              <w:spacing w:before="60" w:after="60"/>
-              <w:ind w:firstLine="0"/>
-              <w:jc w:val="center"/>
-            </w:pPr>
-            <w:r>
-              <w:rPr>
-                <w:rFonts w:ascii="Times New Roman" w:hAnsi="Times New Roman" w:eastAsia="Times New Roman"/>
-                <w:b w:val="0"/>
-                <w:i w:val="0"/>
-                <w:sz w:val="28"/>
-              </w:rPr>
-              <w:t>Không rõ</w:t>
-            </w:r>
-          </w:p>
-        </w:tc>
-        <w:tc>
-          <w:tcPr>
-            <w:tcW w:type="dxa" w:w="1441"/>
-            <w:vAlign w:val="center"/>
-            <w:shd w:fill="DEEAF1" w:val="clear"/>
-          </w:tcPr>
-          <w:p>
-            <w:pPr>
-              <w:spacing w:before="60" w:after="60"/>
-              <w:ind w:firstLine="0"/>
-              <w:jc w:val="center"/>
-            </w:pPr>
-            <w:r>
-              <w:rPr>
-                <w:rFonts w:ascii="Times New Roman" w:hAnsi="Times New Roman" w:eastAsia="Times New Roman"/>
-                <w:b w:val="0"/>
-                <w:i w:val="0"/>
-                <w:sz w:val="28"/>
-              </w:rPr>
-              <w:t>Không rõ</w:t>
-            </w:r>
-          </w:p>
-        </w:tc>
-      </w:tr>
-    </w:tbl>
-    <w:p>
-      <w:pPr>
-        <w:spacing w:after="80"/>
-        <w:ind w:firstLine="0"/>
-      </w:pPr>
-    </w:p>
-    <w:p>
-      <w:pPr>
-        <w:keepNext/>
-        <w:spacing w:before="80" w:after="200"/>
-        <w:ind w:firstLine="0"/>
-        <w:jc w:val="center"/>
-      </w:pPr>
-      <w:r>
-        <w:rPr>
-          <w:rFonts w:ascii="Times New Roman" w:hAnsi="Times New Roman" w:eastAsia="Times New Roman"/>
-          <w:b/>
-          <w:i/>
-          <w:color w:val="1E1E1E"/>
-          <w:sz w:val="22"/>
-        </w:rPr>
-        <w:t xml:space="preserve">Bảng 1.4: </w:t>
-      </w:r>
-      <w:r>
-        <w:rPr>
-          <w:rFonts w:ascii="Times New Roman" w:hAnsi="Times New Roman" w:eastAsia="Times New Roman"/>
-          <w:b w:val="0"/>
-          <w:i/>
-          <w:color w:val="1E1E1E"/>
-          <w:sz w:val="22"/>
-        </w:rPr>
-        <w:t>So sánh ChatApp với các ứng dụng nhắn tin hiện có</w:t>
-      </w:r>
-    </w:p>
-    <w:p>
-      <w:pPr>
-        <w:pStyle w:val="Heading2"/>
-        <w:pBdr>
-          <w:bottom w:val="single" w:sz="6" w:space="1" w:color="AECCE8"/>
-        </w:pBdr>
-      </w:pPr>
-      <w:r>
-        <w:rPr>
-          <w:rFonts w:ascii="Times New Roman" w:hAnsi="Times New Roman" w:eastAsia="Times New Roman"/>
-          <w:b/>
-          <w:i w:val="0"/>
-          <w:color w:val="1F5E9A"/>
-          <w:sz w:val="30"/>
-        </w:rPr>
-        <w:t>1.6 Các mẫu thiết kế áp dụng (Design Patterns)</w:t>
-      </w:r>
-    </w:p>
-    <w:tbl>
-      <w:tblPr>
-        <w:tblStyle w:val="TableGrid"/>
-        <w:tblW w:type="auto" w:w="0"/>
-        <w:jc w:val="center"/>
-        <w:tblLook w:firstColumn="1" w:firstRow="1" w:lastColumn="0" w:lastRow="0" w:noHBand="0" w:noVBand="1" w:val="04A0"/>
-      </w:tblPr>
-      <w:tblGrid>
-        <w:gridCol w:w="2351"/>
-        <w:gridCol w:w="2351"/>
-        <w:gridCol w:w="2351"/>
-        <w:gridCol w:w="2351"/>
-      </w:tblGrid>
-      <w:tr>
-        <w:tc>
-          <w:tcPr>
-            <w:tcW w:type="dxa" w:w="1572"/>
-            <w:vAlign w:val="center"/>
-            <w:shd w:fill="2E75B6" w:val="clear"/>
-          </w:tcPr>
-          <w:p>
-            <w:pPr>
-              <w:spacing w:before="100" w:after="100"/>
-              <w:ind w:firstLine="0"/>
-              <w:jc w:val="center"/>
-            </w:pPr>
-            <w:r>
-              <w:rPr>
-                <w:rFonts w:ascii="Times New Roman" w:hAnsi="Times New Roman" w:eastAsia="Times New Roman"/>
-                <w:b/>
-                <w:i w:val="0"/>
-                <w:color w:val="FFFFFF"/>
-                <w:sz w:val="28"/>
-              </w:rPr>
-              <w:t>Mẫu thiết kế</w:t>
-            </w:r>
-          </w:p>
-        </w:tc>
-        <w:tc>
-          <w:tcPr>
-            <w:tcW w:type="dxa" w:w="1572"/>
-            <w:vAlign w:val="center"/>
-            <w:shd w:fill="2E75B6" w:val="clear"/>
-          </w:tcPr>
-          <w:p>
-            <w:pPr>
-              <w:spacing w:before="100" w:after="100"/>
-              <w:ind w:firstLine="0"/>
-              <w:jc w:val="center"/>
-            </w:pPr>
-            <w:r>
-              <w:rPr>
-                <w:rFonts w:ascii="Times New Roman" w:hAnsi="Times New Roman" w:eastAsia="Times New Roman"/>
-                <w:b/>
-                <w:i w:val="0"/>
-                <w:color w:val="FFFFFF"/>
-                <w:sz w:val="28"/>
-              </w:rPr>
-              <w:t>Loại (​Go​F)​</w:t>
-            </w:r>
-          </w:p>
-        </w:tc>
-        <w:tc>
-          <w:tcPr>
-            <w:tcW w:type="dxa" w:w="2419"/>
-            <w:vAlign w:val="center"/>
-            <w:shd w:fill="2E75B6" w:val="clear"/>
-          </w:tcPr>
-          <w:p>
-            <w:pPr>
-              <w:spacing w:before="100" w:after="100"/>
-              <w:ind w:firstLine="0"/>
-              <w:jc w:val="center"/>
-            </w:pPr>
-            <w:r>
-              <w:rPr>
-                <w:rFonts w:ascii="Times New Roman" w:hAnsi="Times New Roman" w:eastAsia="Times New Roman"/>
-                <w:b/>
-                <w:i w:val="0"/>
-                <w:color w:val="FFFFFF"/>
-                <w:sz w:val="28"/>
-              </w:rPr>
-              <w:t>Vị trí áp dụng</w:t>
-            </w:r>
-          </w:p>
-        </w:tc>
-        <w:tc>
-          <w:tcPr>
-            <w:tcW w:type="dxa" w:w="3507"/>
-            <w:vAlign w:val="center"/>
-            <w:shd w:fill="2E75B6" w:val="clear"/>
-          </w:tcPr>
-          <w:p>
-            <w:pPr>
-              <w:spacing w:before="100" w:after="100"/>
-              <w:ind w:firstLine="0"/>
-              <w:jc w:val="center"/>
-            </w:pPr>
-            <w:r>
-              <w:rPr>
-                <w:rFonts w:ascii="Times New Roman" w:hAnsi="Times New Roman" w:eastAsia="Times New Roman"/>
-                <w:b/>
-                <w:i w:val="0"/>
-                <w:color w:val="FFFFFF"/>
-                <w:sz w:val="28"/>
-              </w:rPr>
-              <w:t>Lợi ích chính</w:t>
-            </w:r>
-          </w:p>
-        </w:tc>
-      </w:tr>
-      <w:tr>
-        <w:tc>
-          <w:tcPr>
-            <w:tcW w:type="dxa" w:w="1572"/>
-            <w:vAlign w:val="center"/>
-          </w:tcPr>
-          <w:p>
-            <w:pPr>
-              <w:spacing w:before="60" w:after="60"/>
-              <w:ind w:firstLine="0"/>
-              <w:jc w:val="left"/>
-            </w:pPr>
-            <w:r>
-              <w:rPr>
-                <w:rFonts w:ascii="Times New Roman" w:hAnsi="Times New Roman" w:eastAsia="Times New Roman"/>
-                <w:b/>
-                <w:i w:val="0"/>
-                <w:sz w:val="28"/>
-              </w:rPr>
-              <w:t>Repository</w:t>
-            </w:r>
-          </w:p>
-        </w:tc>
-        <w:tc>
-          <w:tcPr>
-            <w:tcW w:type="dxa" w:w="1572"/>
-            <w:vAlign w:val="center"/>
-          </w:tcPr>
-          <w:p>
-            <w:pPr>
-              <w:spacing w:before="60" w:after="60"/>
-              <w:ind w:firstLine="0"/>
-              <w:jc w:val="center"/>
-            </w:pPr>
-            <w:r>
-              <w:rPr>
-                <w:rFonts w:ascii="Times New Roman" w:hAnsi="Times New Roman" w:eastAsia="Times New Roman"/>
-                <w:b w:val="0"/>
-                <w:i w:val="0"/>
-                <w:sz w:val="28"/>
-              </w:rPr>
-              <w:t>Structural</w:t>
-            </w:r>
-          </w:p>
-        </w:tc>
-        <w:tc>
-          <w:tcPr>
-            <w:tcW w:type="dxa" w:w="2419"/>
-            <w:vAlign w:val="center"/>
-          </w:tcPr>
-          <w:p>
-            <w:pPr>
-              <w:spacing w:before="60" w:after="60"/>
-              <w:ind w:firstLine="0"/>
-              <w:jc w:val="center"/>
-            </w:pPr>
-            <w:r>
-              <w:rPr>
-                <w:rFonts w:ascii="Times New Roman" w:hAnsi="Times New Roman" w:eastAsia="Times New Roman"/>
-                <w:b w:val="0"/>
-                <w:i w:val="0"/>
-                <w:sz w:val="28"/>
-              </w:rPr>
-              <w:t>JPA Repositories</w:t>
-            </w:r>
-          </w:p>
-        </w:tc>
-        <w:tc>
-          <w:tcPr>
-            <w:tcW w:type="dxa" w:w="3507"/>
-            <w:vAlign w:val="center"/>
-          </w:tcPr>
-          <w:p>
-            <w:pPr>
-              <w:spacing w:before="60" w:after="60"/>
-              <w:ind w:firstLine="0"/>
-              <w:jc w:val="center"/>
-            </w:pPr>
-            <w:r>
-              <w:rPr>
-                <w:rFonts w:ascii="Times New Roman" w:hAnsi="Times New Roman" w:eastAsia="Times New Roman"/>
-                <w:b w:val="0"/>
-                <w:i w:val="0"/>
-                <w:sz w:val="28"/>
-              </w:rPr>
-              <w:t>Tách data access, testability</w:t>
-            </w:r>
-          </w:p>
-        </w:tc>
-      </w:tr>
-      <w:tr>
-        <w:tc>
-          <w:tcPr>
-            <w:tcW w:type="dxa" w:w="1572"/>
-            <w:vAlign w:val="center"/>
-            <w:shd w:fill="DEEAF1" w:val="clear"/>
-          </w:tcPr>
-          <w:p>
-            <w:pPr>
-              <w:spacing w:before="60" w:after="60"/>
-              <w:ind w:firstLine="0"/>
-              <w:jc w:val="left"/>
-            </w:pPr>
-            <w:r>
-              <w:rPr>
-                <w:rFonts w:ascii="Times New Roman" w:hAnsi="Times New Roman" w:eastAsia="Times New Roman"/>
-                <w:b/>
-                <w:i w:val="0"/>
-                <w:sz w:val="28"/>
-              </w:rPr>
-              <w:t>Service Layer</w:t>
-            </w:r>
-          </w:p>
-        </w:tc>
-        <w:tc>
-          <w:tcPr>
-            <w:tcW w:type="dxa" w:w="1572"/>
-            <w:vAlign w:val="center"/>
-            <w:shd w:fill="DEEAF1" w:val="clear"/>
-          </w:tcPr>
-          <w:p>
-            <w:pPr>
-              <w:spacing w:before="60" w:after="60"/>
-              <w:ind w:firstLine="0"/>
-              <w:jc w:val="center"/>
-            </w:pPr>
-            <w:r>
-              <w:rPr>
-                <w:rFonts w:ascii="Times New Roman" w:hAnsi="Times New Roman" w:eastAsia="Times New Roman"/>
-                <w:b w:val="0"/>
-                <w:i w:val="0"/>
-                <w:sz w:val="28"/>
-              </w:rPr>
-              <w:t>Architectural</w:t>
-            </w:r>
-          </w:p>
-        </w:tc>
-        <w:tc>
-          <w:tcPr>
-            <w:tcW w:type="dxa" w:w="2419"/>
-            <w:vAlign w:val="center"/>
-            <w:shd w:fill="DEEAF1" w:val="clear"/>
-          </w:tcPr>
-          <w:p>
-            <w:pPr>
-              <w:spacing w:before="60" w:after="60"/>
-              <w:ind w:firstLine="0"/>
-              <w:jc w:val="center"/>
-            </w:pPr>
-            <w:r>
-              <w:rPr>
-                <w:rFonts w:ascii="Times New Roman" w:hAnsi="Times New Roman" w:eastAsia="Times New Roman"/>
-                <w:b w:val="0"/>
-                <w:i w:val="0"/>
-                <w:sz w:val="28"/>
-              </w:rPr>
-              <w:t>Service classes</w:t>
-            </w:r>
-          </w:p>
-        </w:tc>
-        <w:tc>
-          <w:tcPr>
-            <w:tcW w:type="dxa" w:w="3507"/>
-            <w:vAlign w:val="center"/>
-            <w:shd w:fill="DEEAF1" w:val="clear"/>
-          </w:tcPr>
-          <w:p>
-            <w:pPr>
-              <w:spacing w:before="60" w:after="60"/>
-              <w:ind w:firstLine="0"/>
-              <w:jc w:val="center"/>
-            </w:pPr>
-            <w:r>
-              <w:rPr>
-                <w:rFonts w:ascii="Times New Roman" w:hAnsi="Times New Roman" w:eastAsia="Times New Roman"/>
-                <w:b w:val="0"/>
-                <w:i w:val="0"/>
-                <w:sz w:val="28"/>
-              </w:rPr>
-              <w:t>Single Responsibility</w:t>
-            </w:r>
-          </w:p>
-        </w:tc>
-      </w:tr>
-      <w:tr>
-        <w:tc>
-          <w:tcPr>
-            <w:tcW w:type="dxa" w:w="1572"/>
-            <w:vAlign w:val="center"/>
-          </w:tcPr>
-          <w:p>
-            <w:pPr>
-              <w:spacing w:before="60" w:after="60"/>
-              <w:ind w:firstLine="0"/>
-              <w:jc w:val="left"/>
-            </w:pPr>
-            <w:r>
-              <w:rPr>
-                <w:rFonts w:ascii="Times New Roman" w:hAnsi="Times New Roman" w:eastAsia="Times New Roman"/>
-                <w:b/>
-                <w:i w:val="0"/>
-                <w:sz w:val="28"/>
-              </w:rPr>
-              <w:t>DTO</w:t>
-            </w:r>
-          </w:p>
-        </w:tc>
-        <w:tc>
-          <w:tcPr>
-            <w:tcW w:type="dxa" w:w="1572"/>
-            <w:vAlign w:val="center"/>
-          </w:tcPr>
-          <w:p>
-            <w:pPr>
-              <w:spacing w:before="60" w:after="60"/>
-              <w:ind w:firstLine="0"/>
-              <w:jc w:val="center"/>
-            </w:pPr>
-            <w:r>
-              <w:rPr>
-                <w:rFonts w:ascii="Times New Roman" w:hAnsi="Times New Roman" w:eastAsia="Times New Roman"/>
-                <w:b w:val="0"/>
-                <w:i w:val="0"/>
-                <w:sz w:val="28"/>
-              </w:rPr>
-              <w:t>Structural</w:t>
-            </w:r>
-          </w:p>
-        </w:tc>
-        <w:tc>
-          <w:tcPr>
-            <w:tcW w:type="dxa" w:w="2419"/>
-            <w:vAlign w:val="center"/>
-          </w:tcPr>
-          <w:p>
-            <w:pPr>
-              <w:spacing w:before="60" w:after="60"/>
-              <w:ind w:firstLine="0"/>
-              <w:jc w:val="center"/>
-            </w:pPr>
-            <w:r>
-              <w:rPr>
-                <w:rFonts w:ascii="Times New Roman" w:hAnsi="Times New Roman" w:eastAsia="Times New Roman"/>
-                <w:b w:val="0"/>
-                <w:i w:val="0"/>
-                <w:sz w:val="28"/>
-              </w:rPr>
-              <w:t>API request/​response</w:t>
-            </w:r>
-          </w:p>
-        </w:tc>
-        <w:tc>
-          <w:tcPr>
-            <w:tcW w:type="dxa" w:w="3507"/>
-            <w:vAlign w:val="center"/>
-          </w:tcPr>
-          <w:p>
-            <w:pPr>
-              <w:spacing w:before="60" w:after="60"/>
-              <w:ind w:firstLine="0"/>
-              <w:jc w:val="center"/>
-            </w:pPr>
-            <w:r>
-              <w:rPr>
-                <w:rFonts w:ascii="Times New Roman" w:hAnsi="Times New Roman" w:eastAsia="Times New Roman"/>
-                <w:b w:val="0"/>
-                <w:i w:val="0"/>
-                <w:sz w:val="28"/>
-              </w:rPr>
-              <w:t>Bảo vệ domain model</w:t>
-            </w:r>
-          </w:p>
-        </w:tc>
-      </w:tr>
-      <w:tr>
-        <w:tc>
-          <w:tcPr>
-            <w:tcW w:type="dxa" w:w="1572"/>
-            <w:vAlign w:val="center"/>
-            <w:shd w:fill="DEEAF1" w:val="clear"/>
-          </w:tcPr>
-          <w:p>
-            <w:pPr>
-              <w:spacing w:before="60" w:after="60"/>
-              <w:ind w:firstLine="0"/>
-              <w:jc w:val="left"/>
-            </w:pPr>
-            <w:r>
-              <w:rPr>
-                <w:rFonts w:ascii="Times New Roman" w:hAnsi="Times New Roman" w:eastAsia="Times New Roman"/>
-                <w:b/>
-                <w:i w:val="0"/>
-                <w:sz w:val="28"/>
-              </w:rPr>
-              <w:t>Observer</w:t>
-            </w:r>
-          </w:p>
-        </w:tc>
-        <w:tc>
-          <w:tcPr>
-            <w:tcW w:type="dxa" w:w="1572"/>
-            <w:vAlign w:val="center"/>
-            <w:shd w:fill="DEEAF1" w:val="clear"/>
-          </w:tcPr>
-          <w:p>
-            <w:pPr>
-              <w:spacing w:before="60" w:after="60"/>
-              <w:ind w:firstLine="0"/>
-              <w:jc w:val="center"/>
-            </w:pPr>
-            <w:r>
-              <w:rPr>
-                <w:rFonts w:ascii="Times New Roman" w:hAnsi="Times New Roman" w:eastAsia="Times New Roman"/>
-                <w:b w:val="0"/>
-                <w:i w:val="0"/>
-                <w:sz w:val="28"/>
-              </w:rPr>
-              <w:t>Behavioral</w:t>
-            </w:r>
-          </w:p>
-        </w:tc>
-        <w:tc>
-          <w:tcPr>
-            <w:tcW w:type="dxa" w:w="2419"/>
-            <w:vAlign w:val="center"/>
-            <w:shd w:fill="DEEAF1" w:val="clear"/>
-          </w:tcPr>
-          <w:p>
-            <w:pPr>
-              <w:spacing w:before="60" w:after="60"/>
-              <w:ind w:firstLine="0"/>
-              <w:jc w:val="center"/>
-            </w:pPr>
-            <w:r>
-              <w:rPr>
-                <w:rFonts w:ascii="Times New Roman" w:hAnsi="Times New Roman" w:eastAsia="Times New Roman"/>
-                <w:b w:val="0"/>
-                <w:i w:val="0"/>
-                <w:sz w:val="28"/>
-              </w:rPr>
-              <w:t>STOMP, FCM</w:t>
-            </w:r>
-          </w:p>
-        </w:tc>
-        <w:tc>
-          <w:tcPr>
-            <w:tcW w:type="dxa" w:w="3507"/>
-            <w:vAlign w:val="center"/>
-            <w:shd w:fill="DEEAF1" w:val="clear"/>
-          </w:tcPr>
-          <w:p>
-            <w:pPr>
-              <w:spacing w:before="60" w:after="60"/>
-              <w:ind w:firstLine="0"/>
-              <w:jc w:val="center"/>
-            </w:pPr>
-            <w:r>
-              <w:rPr>
-                <w:rFonts w:ascii="Times New Roman" w:hAnsi="Times New Roman" w:eastAsia="Times New Roman"/>
-                <w:b w:val="0"/>
-                <w:i w:val="0"/>
-                <w:sz w:val="28"/>
-              </w:rPr>
-              <w:t>Loose coupling, realtime</w:t>
-            </w:r>
-          </w:p>
-        </w:tc>
-      </w:tr>
-      <w:tr>
-        <w:tc>
-          <w:tcPr>
-            <w:tcW w:type="dxa" w:w="1572"/>
-            <w:vAlign w:val="center"/>
-          </w:tcPr>
-          <w:p>
-            <w:pPr>
-              <w:spacing w:before="60" w:after="60"/>
-              <w:ind w:firstLine="0"/>
-              <w:jc w:val="left"/>
-            </w:pPr>
-            <w:r>
-              <w:rPr>
-                <w:rFonts w:ascii="Times New Roman" w:hAnsi="Times New Roman" w:eastAsia="Times New Roman"/>
-                <w:b/>
-                <w:i w:val="0"/>
-                <w:sz w:val="28"/>
-              </w:rPr>
-              <w:t>Strategy</w:t>
-            </w:r>
-          </w:p>
-        </w:tc>
-        <w:tc>
-          <w:tcPr>
-            <w:tcW w:type="dxa" w:w="1572"/>
-            <w:vAlign w:val="center"/>
-          </w:tcPr>
-          <w:p>
-            <w:pPr>
-              <w:spacing w:before="60" w:after="60"/>
-              <w:ind w:firstLine="0"/>
-              <w:jc w:val="center"/>
-            </w:pPr>
-            <w:r>
-              <w:rPr>
-                <w:rFonts w:ascii="Times New Roman" w:hAnsi="Times New Roman" w:eastAsia="Times New Roman"/>
-                <w:b w:val="0"/>
-                <w:i w:val="0"/>
-                <w:sz w:val="28"/>
-              </w:rPr>
-              <w:t>Behavioral</w:t>
-            </w:r>
-          </w:p>
-        </w:tc>
-        <w:tc>
-          <w:tcPr>
-            <w:tcW w:type="dxa" w:w="2419"/>
-            <w:vAlign w:val="center"/>
-          </w:tcPr>
-          <w:p>
-            <w:pPr>
-              <w:spacing w:before="60" w:after="60"/>
-              <w:ind w:firstLine="0"/>
-              <w:jc w:val="center"/>
-            </w:pPr>
-            <w:r>
-              <w:rPr>
-                <w:rFonts w:ascii="Times New Roman" w:hAnsi="Times New Roman" w:eastAsia="Times New Roman"/>
-                <w:b w:val="0"/>
-                <w:i w:val="0"/>
-                <w:sz w:val="28"/>
-              </w:rPr>
-              <w:t>File​Type​Service</w:t>
-            </w:r>
-          </w:p>
-        </w:tc>
-        <w:tc>
-          <w:tcPr>
-            <w:tcW w:type="dxa" w:w="3507"/>
-            <w:vAlign w:val="center"/>
-          </w:tcPr>
-          <w:p>
-            <w:pPr>
-              <w:spacing w:before="60" w:after="60"/>
-              <w:ind w:firstLine="0"/>
-              <w:jc w:val="center"/>
-            </w:pPr>
-            <w:r>
-              <w:rPr>
-                <w:rFonts w:ascii="Times New Roman" w:hAnsi="Times New Roman" w:eastAsia="Times New Roman"/>
-                <w:b w:val="0"/>
-                <w:i w:val="0"/>
-                <w:sz w:val="28"/>
-              </w:rPr>
-              <w:t>Open/​Closed Principle</w:t>
-            </w:r>
-          </w:p>
-        </w:tc>
-      </w:tr>
-      <w:tr>
-        <w:tc>
-          <w:tcPr>
-            <w:tcW w:type="dxa" w:w="1572"/>
-            <w:vAlign w:val="center"/>
-            <w:shd w:fill="DEEAF1" w:val="clear"/>
-          </w:tcPr>
-          <w:p>
-            <w:pPr>
-              <w:spacing w:before="60" w:after="60"/>
-              <w:ind w:firstLine="0"/>
-              <w:jc w:val="left"/>
-            </w:pPr>
-            <w:r>
-              <w:rPr>
-                <w:rFonts w:ascii="Times New Roman" w:hAnsi="Times New Roman" w:eastAsia="Times New Roman"/>
-                <w:b/>
-                <w:i w:val="0"/>
-                <w:sz w:val="28"/>
-              </w:rPr>
-              <w:t>Proxy</w:t>
-            </w:r>
-          </w:p>
-        </w:tc>
-        <w:tc>
-          <w:tcPr>
-            <w:tcW w:type="dxa" w:w="1572"/>
-            <w:vAlign w:val="center"/>
-            <w:shd w:fill="DEEAF1" w:val="clear"/>
-          </w:tcPr>
-          <w:p>
-            <w:pPr>
-              <w:spacing w:before="60" w:after="60"/>
-              <w:ind w:firstLine="0"/>
-              <w:jc w:val="center"/>
-            </w:pPr>
-            <w:r>
-              <w:rPr>
-                <w:rFonts w:ascii="Times New Roman" w:hAnsi="Times New Roman" w:eastAsia="Times New Roman"/>
-                <w:b w:val="0"/>
-                <w:i w:val="0"/>
-                <w:sz w:val="28"/>
-              </w:rPr>
-              <w:t>Structural</w:t>
-            </w:r>
-          </w:p>
-        </w:tc>
-        <w:tc>
-          <w:tcPr>
-            <w:tcW w:type="dxa" w:w="2419"/>
-            <w:vAlign w:val="center"/>
-            <w:shd w:fill="DEEAF1" w:val="clear"/>
-          </w:tcPr>
-          <w:p>
-            <w:pPr>
-              <w:spacing w:before="60" w:after="60"/>
-              <w:ind w:firstLine="0"/>
-              <w:jc w:val="center"/>
-            </w:pPr>
-            <w:r>
-              <w:rPr>
-                <w:rFonts w:ascii="Times New Roman" w:hAnsi="Times New Roman" w:eastAsia="Times New Roman"/>
-                <w:b w:val="0"/>
-                <w:i w:val="0"/>
-                <w:sz w:val="28"/>
-              </w:rPr>
-              <w:t>Caddy, Security</w:t>
-            </w:r>
-          </w:p>
-        </w:tc>
-        <w:tc>
-          <w:tcPr>
-            <w:tcW w:type="dxa" w:w="3507"/>
-            <w:vAlign w:val="center"/>
-            <w:shd w:fill="DEEAF1" w:val="clear"/>
-          </w:tcPr>
-          <w:p>
-            <w:pPr>
-              <w:spacing w:before="60" w:after="60"/>
-              <w:ind w:firstLine="0"/>
-              <w:jc w:val="center"/>
-            </w:pPr>
-            <w:r>
-              <w:rPr>
-                <w:rFonts w:ascii="Times New Roman" w:hAnsi="Times New Roman" w:eastAsia="Times New Roman"/>
-                <w:b w:val="0"/>
-                <w:i w:val="0"/>
-                <w:sz w:val="28"/>
-              </w:rPr>
-              <w:t>Access control, routing</w:t>
-            </w:r>
-          </w:p>
-        </w:tc>
-      </w:tr>
-      <w:tr>
-        <w:tc>
-          <w:tcPr>
-            <w:tcW w:type="dxa" w:w="1572"/>
-            <w:vAlign w:val="center"/>
-          </w:tcPr>
-          <w:p>
-            <w:pPr>
-              <w:spacing w:before="60" w:after="60"/>
-              <w:ind w:firstLine="0"/>
-              <w:jc w:val="left"/>
-            </w:pPr>
-            <w:r>
-              <w:rPr>
-                <w:rFonts w:ascii="Times New Roman" w:hAnsi="Times New Roman" w:eastAsia="Times New Roman"/>
-                <w:b/>
-                <w:i w:val="0"/>
-                <w:sz w:val="28"/>
-              </w:rPr>
-              <w:t>Builder</w:t>
-            </w:r>
-          </w:p>
-        </w:tc>
-        <w:tc>
-          <w:tcPr>
-            <w:tcW w:type="dxa" w:w="1572"/>
-            <w:vAlign w:val="center"/>
-          </w:tcPr>
-          <w:p>
-            <w:pPr>
-              <w:spacing w:before="60" w:after="60"/>
-              <w:ind w:firstLine="0"/>
-              <w:jc w:val="center"/>
-            </w:pPr>
-            <w:r>
-              <w:rPr>
-                <w:rFonts w:ascii="Times New Roman" w:hAnsi="Times New Roman" w:eastAsia="Times New Roman"/>
-                <w:b w:val="0"/>
-                <w:i w:val="0"/>
-                <w:sz w:val="28"/>
-              </w:rPr>
-              <w:t>Creational</w:t>
-            </w:r>
-          </w:p>
-        </w:tc>
-        <w:tc>
-          <w:tcPr>
-            <w:tcW w:type="dxa" w:w="2419"/>
-            <w:vAlign w:val="center"/>
-          </w:tcPr>
-          <w:p>
-            <w:pPr>
-              <w:spacing w:before="60" w:after="60"/>
-              <w:ind w:firstLine="0"/>
-              <w:jc w:val="center"/>
-            </w:pPr>
-            <w:r>
-              <w:rPr>
-                <w:rFonts w:ascii="Times New Roman" w:hAnsi="Times New Roman" w:eastAsia="Times New Roman"/>
-                <w:b w:val="0"/>
-                <w:i w:val="0"/>
-                <w:sz w:val="28"/>
-              </w:rPr>
-              <w:t>Prompt​Service</w:t>
-            </w:r>
-          </w:p>
-        </w:tc>
-        <w:tc>
-          <w:tcPr>
-            <w:tcW w:type="dxa" w:w="3507"/>
-            <w:vAlign w:val="center"/>
-          </w:tcPr>
-          <w:p>
-            <w:pPr>
-              <w:spacing w:before="60" w:after="60"/>
-              <w:ind w:firstLine="0"/>
-              <w:jc w:val="center"/>
-            </w:pPr>
-            <w:r>
-              <w:rPr>
-                <w:rFonts w:ascii="Times New Roman" w:hAnsi="Times New Roman" w:eastAsia="Times New Roman"/>
-                <w:b w:val="0"/>
-                <w:i w:val="0"/>
-                <w:sz w:val="28"/>
-              </w:rPr>
-              <w:t>Readable construction</w:t>
-            </w:r>
-          </w:p>
-        </w:tc>
-      </w:tr>
-    </w:tbl>
-    <w:p>
-      <w:pPr>
-        <w:spacing w:after="80"/>
-        <w:ind w:firstLine="0"/>
-      </w:pPr>
-    </w:p>
-    <w:p>
-      <w:pPr>
-        <w:keepNext/>
-        <w:spacing w:before="80" w:after="200"/>
-        <w:ind w:firstLine="0"/>
-        <w:jc w:val="center"/>
-      </w:pPr>
-      <w:r>
-        <w:rPr>
-          <w:rFonts w:ascii="Times New Roman" w:hAnsi="Times New Roman" w:eastAsia="Times New Roman"/>
-          <w:b/>
-          <w:i/>
-          <w:color w:val="1E1E1E"/>
-          <w:sz w:val="22"/>
-        </w:rPr>
-        <w:t xml:space="preserve">Bảng 1.5: </w:t>
-      </w:r>
-      <w:r>
-        <w:rPr>
-          <w:rFonts w:ascii="Times New Roman" w:hAnsi="Times New Roman" w:eastAsia="Times New Roman"/>
-          <w:b w:val="0"/>
-          <w:i/>
-          <w:color w:val="1E1E1E"/>
-          <w:sz w:val="22"/>
-        </w:rPr>
-        <w:t>Tổng hợp các mẫu thiết kế áp dụng</w:t>
-      </w:r>
-    </w:p>
-    <w:p>
-      <w:pPr>
-        <w:spacing w:before="0" w:after="80" w:line="300" w:lineRule="auto"/>
-        <w:ind w:firstLine="0"/>
-        <w:jc w:val="both"/>
-      </w:pPr>
-      <w:r>
-        <w:rPr>
-          <w:rFonts w:ascii="Times New Roman" w:hAnsi="Times New Roman" w:eastAsia="Times New Roman"/>
-          <w:b/>
-          <w:i w:val="0"/>
-          <w:sz w:val="28"/>
-        </w:rPr>
-        <w:t>Chi tiết áp dụng trong module Danh sách chat &amp;​ Nhóm:</w:t>
-      </w:r>
-    </w:p>
-    <w:p>
-      <w:pPr>
-        <w:pStyle w:val="ListBullet"/>
-        <w:spacing w:before="20" w:after="40" w:line="300" w:lineRule="auto"/>
-        <w:ind w:firstLine="0" w:left="850"/>
-        <w:jc w:val="left"/>
-      </w:pPr>
-      <w:r>
-        <w:rPr>
-          <w:rFonts w:ascii="Times New Roman" w:hAnsi="Times New Roman" w:eastAsia="Times New Roman"/>
-          <w:b w:val="0"/>
-          <w:i w:val="0"/>
-          <w:sz w:val="28"/>
-        </w:rPr>
-        <w:t>Repository Pattern: Chat​Room​Repository, Chat​Room​Member​Repository, Chat​Room​Pin​Repository tách biệt truy vấn DB.​</w:t>
-      </w:r>
-    </w:p>
-    <w:p>
-      <w:pPr>
-        <w:pStyle w:val="ListBullet"/>
-        <w:spacing w:before="20" w:after="40" w:line="300" w:lineRule="auto"/>
-        <w:ind w:firstLine="0" w:left="850"/>
-        <w:jc w:val="left"/>
-      </w:pPr>
-      <w:r>
-        <w:rPr>
-          <w:rFonts w:ascii="Times New Roman" w:hAnsi="Times New Roman" w:eastAsia="Times New Roman"/>
-          <w:b w:val="0"/>
-          <w:i w:val="0"/>
-          <w:sz w:val="28"/>
-        </w:rPr>
-        <w:t>Service Layer: Group​Chat​Service (​~22KB, lớn nhất hệ thống)​ đóng gói toàn bộ business logic quản lý nhóm.​</w:t>
-      </w:r>
-    </w:p>
-    <w:p>
-      <w:pPr>
-        <w:pStyle w:val="ListBullet"/>
-        <w:spacing w:before="20" w:after="40" w:line="300" w:lineRule="auto"/>
-        <w:ind w:firstLine="0" w:left="850"/>
-        <w:jc w:val="left"/>
-      </w:pPr>
-      <w:r>
-        <w:rPr>
-          <w:rFonts w:ascii="Times New Roman" w:hAnsi="Times New Roman" w:eastAsia="Times New Roman"/>
-          <w:b w:val="0"/>
-          <w:i w:val="0"/>
-          <w:sz w:val="28"/>
-        </w:rPr>
-        <w:t>Observer Pattern: STOMP events cho group updates — /​user/​queue/​groups/​groupupdated, /​user/​queue/​groups/​memberremoved, /​user/​queue/​groups/​members_​added.​</w:t>
-      </w:r>
-    </w:p>
-    <w:p>
-      <w:pPr>
-        <w:pStyle w:val="Heading2"/>
-        <w:pBdr>
-          <w:bottom w:val="single" w:sz="6" w:space="1" w:color="AECCE8"/>
-        </w:pBdr>
-      </w:pPr>
-      <w:r>
-        <w:rPr>
-          <w:rFonts w:ascii="Times New Roman" w:hAnsi="Times New Roman" w:eastAsia="Times New Roman"/>
-          <w:b/>
-          <w:i w:val="0"/>
-          <w:color w:val="1F5E9A"/>
-          <w:sz w:val="30"/>
-        </w:rPr>
         <w:t>1.7 Đặc tả Use Case chi tiết — Danh sách chat &amp; Nhóm</w:t>
       </w:r>
     </w:p>
@@ -11704,371 +9437,6 @@
     </w:p>
     <w:p>
       <w:pPr>
-        <w:pStyle w:val="Heading3"/>
-      </w:pPr>
-      <w:r>
-        <w:rPr>
-          <w:rFonts w:ascii="Times New Roman" w:hAnsi="Times New Roman" w:eastAsia="Times New Roman"/>
-          <w:b/>
-          <w:i w:val="0"/>
-          <w:color w:val="2E75B6"/>
-          <w:sz w:val="28"/>
-        </w:rPr>
-        <w:t>UC-15: Quản lý thành viên nhóm</w:t>
-      </w:r>
-    </w:p>
-    <w:tbl>
-      <w:tblPr>
-        <w:tblStyle w:val="TableGrid"/>
-        <w:tblW w:type="auto" w:w="0"/>
-        <w:jc w:val="center"/>
-        <w:tblLook w:firstColumn="1" w:firstRow="1" w:lastColumn="0" w:lastRow="0" w:noHBand="0" w:noVBand="1" w:val="04A0"/>
-      </w:tblPr>
-      <w:tblGrid>
-        <w:gridCol w:w="4702"/>
-        <w:gridCol w:w="4702"/>
-      </w:tblGrid>
-      <w:tr>
-        <w:tc>
-          <w:tcPr>
-            <w:tcW w:type="dxa" w:w="2152"/>
-            <w:vAlign w:val="center"/>
-            <w:shd w:fill="2E75B6" w:val="clear"/>
-          </w:tcPr>
-          <w:p>
-            <w:pPr>
-              <w:spacing w:before="100" w:after="100"/>
-              <w:ind w:firstLine="0"/>
-              <w:jc w:val="center"/>
-            </w:pPr>
-            <w:r>
-              <w:rPr>
-                <w:rFonts w:ascii="Times New Roman" w:hAnsi="Times New Roman" w:eastAsia="Times New Roman"/>
-                <w:b/>
-                <w:i w:val="0"/>
-                <w:color w:val="FFFFFF"/>
-                <w:sz w:val="28"/>
-              </w:rPr>
-              <w:t>Thành phần</w:t>
-            </w:r>
-          </w:p>
-        </w:tc>
-        <w:tc>
-          <w:tcPr>
-            <w:tcW w:type="dxa" w:w="6918"/>
-            <w:vAlign w:val="center"/>
-            <w:shd w:fill="2E75B6" w:val="clear"/>
-          </w:tcPr>
-          <w:p>
-            <w:pPr>
-              <w:spacing w:before="100" w:after="100"/>
-              <w:ind w:firstLine="0"/>
-              <w:jc w:val="center"/>
-            </w:pPr>
-            <w:r>
-              <w:rPr>
-                <w:rFonts w:ascii="Times New Roman" w:hAnsi="Times New Roman" w:eastAsia="Times New Roman"/>
-                <w:b/>
-                <w:i w:val="0"/>
-                <w:color w:val="FFFFFF"/>
-                <w:sz w:val="28"/>
-              </w:rPr>
-              <w:t>Mô tả</w:t>
-            </w:r>
-          </w:p>
-        </w:tc>
-      </w:tr>
-      <w:tr>
-        <w:tc>
-          <w:tcPr>
-            <w:tcW w:type="dxa" w:w="2152"/>
-            <w:vAlign w:val="center"/>
-          </w:tcPr>
-          <w:p>
-            <w:pPr>
-              <w:spacing w:before="60" w:after="60"/>
-              <w:ind w:firstLine="0"/>
-              <w:jc w:val="left"/>
-            </w:pPr>
-            <w:r>
-              <w:rPr>
-                <w:rFonts w:ascii="Times New Roman" w:hAnsi="Times New Roman" w:eastAsia="Times New Roman"/>
-                <w:b/>
-                <w:i w:val="0"/>
-                <w:sz w:val="28"/>
-              </w:rPr>
-              <w:t>Tên UC</w:t>
-            </w:r>
-          </w:p>
-        </w:tc>
-        <w:tc>
-          <w:tcPr>
-            <w:tcW w:type="dxa" w:w="6918"/>
-            <w:vAlign w:val="center"/>
-          </w:tcPr>
-          <w:p>
-            <w:pPr>
-              <w:spacing w:before="60" w:after="60"/>
-              <w:ind w:firstLine="0"/>
-              <w:jc w:val="center"/>
-            </w:pPr>
-            <w:r>
-              <w:rPr>
-                <w:rFonts w:ascii="Times New Roman" w:hAnsi="Times New Roman" w:eastAsia="Times New Roman"/>
-                <w:b w:val="0"/>
-                <w:i w:val="0"/>
-                <w:sz w:val="28"/>
-              </w:rPr>
-              <w:t>Thêm/​xóa thành viên, phân quyền admin</w:t>
-            </w:r>
-          </w:p>
-        </w:tc>
-      </w:tr>
-      <w:tr>
-        <w:tc>
-          <w:tcPr>
-            <w:tcW w:type="dxa" w:w="2152"/>
-            <w:vAlign w:val="center"/>
-            <w:shd w:fill="DEEAF1" w:val="clear"/>
-          </w:tcPr>
-          <w:p>
-            <w:pPr>
-              <w:spacing w:before="60" w:after="60"/>
-              <w:ind w:firstLine="0"/>
-              <w:jc w:val="left"/>
-            </w:pPr>
-            <w:r>
-              <w:rPr>
-                <w:rFonts w:ascii="Times New Roman" w:hAnsi="Times New Roman" w:eastAsia="Times New Roman"/>
-                <w:b/>
-                <w:i w:val="0"/>
-                <w:sz w:val="28"/>
-              </w:rPr>
-              <w:t>Actor</w:t>
-            </w:r>
-          </w:p>
-        </w:tc>
-        <w:tc>
-          <w:tcPr>
-            <w:tcW w:type="dxa" w:w="6918"/>
-            <w:vAlign w:val="center"/>
-            <w:shd w:fill="DEEAF1" w:val="clear"/>
-          </w:tcPr>
-          <w:p>
-            <w:pPr>
-              <w:spacing w:before="60" w:after="60"/>
-              <w:ind w:firstLine="0"/>
-              <w:jc w:val="center"/>
-            </w:pPr>
-            <w:r>
-              <w:rPr>
-                <w:rFonts w:ascii="Times New Roman" w:hAnsi="Times New Roman" w:eastAsia="Times New Roman"/>
-                <w:b w:val="0"/>
-                <w:i w:val="0"/>
-                <w:sz w:val="28"/>
-              </w:rPr>
-              <w:t>Admin nhóm</w:t>
-            </w:r>
-          </w:p>
-        </w:tc>
-      </w:tr>
-      <w:tr>
-        <w:tc>
-          <w:tcPr>
-            <w:tcW w:type="dxa" w:w="2152"/>
-            <w:vAlign w:val="center"/>
-          </w:tcPr>
-          <w:p>
-            <w:pPr>
-              <w:spacing w:before="60" w:after="60"/>
-              <w:ind w:firstLine="0"/>
-              <w:jc w:val="left"/>
-            </w:pPr>
-            <w:r>
-              <w:rPr>
-                <w:rFonts w:ascii="Times New Roman" w:hAnsi="Times New Roman" w:eastAsia="Times New Roman"/>
-                <w:b/>
-                <w:i w:val="0"/>
-                <w:sz w:val="28"/>
-              </w:rPr>
-              <w:t>Tiền điều kiện</w:t>
-            </w:r>
-          </w:p>
-        </w:tc>
-        <w:tc>
-          <w:tcPr>
-            <w:tcW w:type="dxa" w:w="6918"/>
-            <w:vAlign w:val="center"/>
-          </w:tcPr>
-          <w:p>
-            <w:pPr>
-              <w:spacing w:before="60" w:after="60"/>
-              <w:ind w:firstLine="0"/>
-              <w:jc w:val="center"/>
-            </w:pPr>
-            <w:r>
-              <w:rPr>
-                <w:rFonts w:ascii="Times New Roman" w:hAnsi="Times New Roman" w:eastAsia="Times New Roman"/>
-                <w:b w:val="0"/>
-                <w:i w:val="0"/>
-                <w:sz w:val="28"/>
-              </w:rPr>
-              <w:t>User là admin của nhóm</w:t>
-            </w:r>
-          </w:p>
-        </w:tc>
-      </w:tr>
-      <w:tr>
-        <w:tc>
-          <w:tcPr>
-            <w:tcW w:type="dxa" w:w="2152"/>
-            <w:vAlign w:val="center"/>
-            <w:shd w:fill="DEEAF1" w:val="clear"/>
-          </w:tcPr>
-          <w:p>
-            <w:pPr>
-              <w:spacing w:before="60" w:after="60"/>
-              <w:ind w:firstLine="0"/>
-              <w:jc w:val="left"/>
-            </w:pPr>
-            <w:r>
-              <w:rPr>
-                <w:rFonts w:ascii="Times New Roman" w:hAnsi="Times New Roman" w:eastAsia="Times New Roman"/>
-                <w:b/>
-                <w:i w:val="0"/>
-                <w:sz w:val="28"/>
-              </w:rPr>
-              <w:t>Hậu điều kiện</w:t>
-            </w:r>
-          </w:p>
-        </w:tc>
-        <w:tc>
-          <w:tcPr>
-            <w:tcW w:type="dxa" w:w="6918"/>
-            <w:vAlign w:val="center"/>
-            <w:shd w:fill="DEEAF1" w:val="clear"/>
-          </w:tcPr>
-          <w:p>
-            <w:pPr>
-              <w:spacing w:before="60" w:after="60"/>
-              <w:ind w:firstLine="0"/>
-              <w:jc w:val="center"/>
-            </w:pPr>
-            <w:r>
-              <w:rPr>
-                <w:rFonts w:ascii="Times New Roman" w:hAnsi="Times New Roman" w:eastAsia="Times New Roman"/>
-                <w:b w:val="0"/>
-                <w:i w:val="0"/>
-                <w:sz w:val="28"/>
-              </w:rPr>
-              <w:t>Thành viên được thêm/​xóa, quyền được cập nhật</w:t>
-            </w:r>
-          </w:p>
-        </w:tc>
-      </w:tr>
-      <w:tr>
-        <w:tc>
-          <w:tcPr>
-            <w:tcW w:type="dxa" w:w="2152"/>
-            <w:vAlign w:val="center"/>
-          </w:tcPr>
-          <w:p>
-            <w:pPr>
-              <w:spacing w:before="60" w:after="60"/>
-              <w:ind w:firstLine="0"/>
-              <w:jc w:val="left"/>
-            </w:pPr>
-            <w:r>
-              <w:rPr>
-                <w:rFonts w:ascii="Times New Roman" w:hAnsi="Times New Roman" w:eastAsia="Times New Roman"/>
-                <w:b/>
-                <w:i w:val="0"/>
-                <w:sz w:val="28"/>
-              </w:rPr>
-              <w:t>Luồng chính</w:t>
-            </w:r>
-          </w:p>
-        </w:tc>
-        <w:tc>
-          <w:tcPr>
-            <w:tcW w:type="dxa" w:w="6918"/>
-            <w:vAlign w:val="center"/>
-          </w:tcPr>
-          <w:p>
-            <w:pPr>
-              <w:spacing w:before="60" w:after="60"/>
-              <w:ind w:firstLine="0"/>
-              <w:jc w:val="center"/>
-            </w:pPr>
-            <w:r>
-              <w:rPr>
-                <w:rFonts w:ascii="Times New Roman" w:hAnsi="Times New Roman" w:eastAsia="Times New Roman"/>
-                <w:b w:val="0"/>
-                <w:i w:val="0"/>
-                <w:sz w:val="28"/>
-              </w:rPr>
-              <w:t>Thêm: POST /​groups/​members/​ → add Chat​Room​Member.​ Xóa: DELETE /​groups/​members/​{​user​Id}​/​.​ Toggle admin: PATCH /​groups/​members/​{​user​Id}​/​admin.​</w:t>
-            </w:r>
-          </w:p>
-        </w:tc>
-      </w:tr>
-      <w:tr>
-        <w:tc>
-          <w:tcPr>
-            <w:tcW w:type="dxa" w:w="2152"/>
-            <w:vAlign w:val="center"/>
-            <w:shd w:fill="DEEAF1" w:val="clear"/>
-          </w:tcPr>
-          <w:p>
-            <w:pPr>
-              <w:spacing w:before="60" w:after="60"/>
-              <w:ind w:firstLine="0"/>
-              <w:jc w:val="left"/>
-            </w:pPr>
-            <w:r>
-              <w:rPr>
-                <w:rFonts w:ascii="Times New Roman" w:hAnsi="Times New Roman" w:eastAsia="Times New Roman"/>
-                <w:b/>
-                <w:i w:val="0"/>
-                <w:sz w:val="28"/>
-              </w:rPr>
-              <w:t>Luồng ngoại lệ</w:t>
-            </w:r>
-          </w:p>
-        </w:tc>
-        <w:tc>
-          <w:tcPr>
-            <w:tcW w:type="dxa" w:w="6918"/>
-            <w:vAlign w:val="center"/>
-            <w:shd w:fill="DEEAF1" w:val="clear"/>
-          </w:tcPr>
-          <w:p>
-            <w:pPr>
-              <w:spacing w:before="60" w:after="60"/>
-              <w:ind w:firstLine="0"/>
-              <w:jc w:val="center"/>
-            </w:pPr>
-            <w:r>
-              <w:rPr>
-                <w:rFonts w:ascii="Times New Roman" w:hAnsi="Times New Roman" w:eastAsia="Times New Roman"/>
-                <w:b w:val="0"/>
-                <w:i w:val="0"/>
-                <w:sz w:val="28"/>
-              </w:rPr>
-              <w:t>Non-​admin → 403 Forbidden.​ Duplicate member → 409.​</w:t>
-            </w:r>
-          </w:p>
-        </w:tc>
-      </w:tr>
-    </w:tbl>
-    <w:p>
-      <w:pPr>
-        <w:spacing w:after="80"/>
-        <w:ind w:firstLine="0"/>
-      </w:pPr>
-    </w:p>
-    <w:p>
-      <w:pPr>
         <w:keepNext/>
         <w:spacing w:before="80" w:after="200"/>
         <w:ind w:firstLine="0"/>
@@ -12094,6 +9462,371 @@
         </w:rPr>
         <w:t>Đặc tả UC-15 — Quản lý thành viên nhóm</w:t>
       </w:r>
+    </w:p>
+    <w:p>
+      <w:pPr>
+        <w:pStyle w:val="Heading3"/>
+      </w:pPr>
+      <w:r>
+        <w:rPr>
+          <w:rFonts w:ascii="Times New Roman" w:hAnsi="Times New Roman" w:eastAsia="Times New Roman"/>
+          <w:b/>
+          <w:i w:val="0"/>
+          <w:color w:val="2E75B6"/>
+          <w:sz w:val="28"/>
+        </w:rPr>
+        <w:t>UC-14: Tìm kiếm người dùng</w:t>
+      </w:r>
+    </w:p>
+    <w:tbl>
+      <w:tblPr>
+        <w:tblStyle w:val="TableGrid"/>
+        <w:tblW w:type="auto" w:w="0"/>
+        <w:jc w:val="center"/>
+        <w:tblLook w:firstColumn="1" w:firstRow="1" w:lastColumn="0" w:lastRow="0" w:noHBand="0" w:noVBand="1" w:val="04A0"/>
+      </w:tblPr>
+      <w:tblGrid>
+        <w:gridCol w:w="4702"/>
+        <w:gridCol w:w="4702"/>
+      </w:tblGrid>
+      <w:tr>
+        <w:tc>
+          <w:tcPr>
+            <w:tcW w:type="dxa" w:w="2152"/>
+            <w:vAlign w:val="center"/>
+            <w:shd w:fill="2E75B6" w:val="clear"/>
+          </w:tcPr>
+          <w:p>
+            <w:pPr>
+              <w:spacing w:before="100" w:after="100"/>
+              <w:ind w:firstLine="0"/>
+              <w:jc w:val="center"/>
+            </w:pPr>
+            <w:r>
+              <w:rPr>
+                <w:rFonts w:ascii="Times New Roman" w:hAnsi="Times New Roman" w:eastAsia="Times New Roman"/>
+                <w:b/>
+                <w:i w:val="0"/>
+                <w:color w:val="FFFFFF"/>
+                <w:sz w:val="28"/>
+              </w:rPr>
+              <w:t>Thành phần</w:t>
+            </w:r>
+          </w:p>
+        </w:tc>
+        <w:tc>
+          <w:tcPr>
+            <w:tcW w:type="dxa" w:w="6918"/>
+            <w:vAlign w:val="center"/>
+            <w:shd w:fill="2E75B6" w:val="clear"/>
+          </w:tcPr>
+          <w:p>
+            <w:pPr>
+              <w:spacing w:before="100" w:after="100"/>
+              <w:ind w:firstLine="0"/>
+              <w:jc w:val="center"/>
+            </w:pPr>
+            <w:r>
+              <w:rPr>
+                <w:rFonts w:ascii="Times New Roman" w:hAnsi="Times New Roman" w:eastAsia="Times New Roman"/>
+                <w:b/>
+                <w:i w:val="0"/>
+                <w:color w:val="FFFFFF"/>
+                <w:sz w:val="28"/>
+              </w:rPr>
+              <w:t>Mô tả</w:t>
+            </w:r>
+          </w:p>
+        </w:tc>
+      </w:tr>
+      <w:tr>
+        <w:tc>
+          <w:tcPr>
+            <w:tcW w:type="dxa" w:w="2152"/>
+            <w:vAlign w:val="center"/>
+          </w:tcPr>
+          <w:p>
+            <w:pPr>
+              <w:spacing w:before="60" w:after="60"/>
+              <w:ind w:firstLine="0"/>
+              <w:jc w:val="left"/>
+            </w:pPr>
+            <w:r>
+              <w:rPr>
+                <w:rFonts w:ascii="Times New Roman" w:hAnsi="Times New Roman" w:eastAsia="Times New Roman"/>
+                <w:b/>
+                <w:i w:val="0"/>
+                <w:sz w:val="28"/>
+              </w:rPr>
+              <w:t>Tên UC</w:t>
+            </w:r>
+          </w:p>
+        </w:tc>
+        <w:tc>
+          <w:tcPr>
+            <w:tcW w:type="dxa" w:w="6918"/>
+            <w:vAlign w:val="center"/>
+          </w:tcPr>
+          <w:p>
+            <w:pPr>
+              <w:spacing w:before="60" w:after="60"/>
+              <w:ind w:firstLine="0"/>
+              <w:jc w:val="center"/>
+            </w:pPr>
+            <w:r>
+              <w:rPr>
+                <w:rFonts w:ascii="Times New Roman" w:hAnsi="Times New Roman" w:eastAsia="Times New Roman"/>
+                <w:b w:val="0"/>
+                <w:i w:val="0"/>
+                <w:sz w:val="28"/>
+              </w:rPr>
+              <w:t>Tìm kiếm người dùng theo tên hoặc username</w:t>
+            </w:r>
+          </w:p>
+        </w:tc>
+      </w:tr>
+      <w:tr>
+        <w:tc>
+          <w:tcPr>
+            <w:tcW w:type="dxa" w:w="2152"/>
+            <w:vAlign w:val="center"/>
+            <w:shd w:fill="DEEAF1" w:val="clear"/>
+          </w:tcPr>
+          <w:p>
+            <w:pPr>
+              <w:spacing w:before="60" w:after="60"/>
+              <w:ind w:firstLine="0"/>
+              <w:jc w:val="left"/>
+            </w:pPr>
+            <w:r>
+              <w:rPr>
+                <w:rFonts w:ascii="Times New Roman" w:hAnsi="Times New Roman" w:eastAsia="Times New Roman"/>
+                <w:b/>
+                <w:i w:val="0"/>
+                <w:sz w:val="28"/>
+              </w:rPr>
+              <w:t>Actor</w:t>
+            </w:r>
+          </w:p>
+        </w:tc>
+        <w:tc>
+          <w:tcPr>
+            <w:tcW w:type="dxa" w:w="6918"/>
+            <w:vAlign w:val="center"/>
+            <w:shd w:fill="DEEAF1" w:val="clear"/>
+          </w:tcPr>
+          <w:p>
+            <w:pPr>
+              <w:spacing w:before="60" w:after="60"/>
+              <w:ind w:firstLine="0"/>
+              <w:jc w:val="center"/>
+            </w:pPr>
+            <w:r>
+              <w:rPr>
+                <w:rFonts w:ascii="Times New Roman" w:hAnsi="Times New Roman" w:eastAsia="Times New Roman"/>
+                <w:b w:val="0"/>
+                <w:i w:val="0"/>
+                <w:sz w:val="28"/>
+              </w:rPr>
+              <w:t>Người dùng</w:t>
+            </w:r>
+          </w:p>
+        </w:tc>
+      </w:tr>
+      <w:tr>
+        <w:tc>
+          <w:tcPr>
+            <w:tcW w:type="dxa" w:w="2152"/>
+            <w:vAlign w:val="center"/>
+          </w:tcPr>
+          <w:p>
+            <w:pPr>
+              <w:spacing w:before="60" w:after="60"/>
+              <w:ind w:firstLine="0"/>
+              <w:jc w:val="left"/>
+            </w:pPr>
+            <w:r>
+              <w:rPr>
+                <w:rFonts w:ascii="Times New Roman" w:hAnsi="Times New Roman" w:eastAsia="Times New Roman"/>
+                <w:b/>
+                <w:i w:val="0"/>
+                <w:sz w:val="28"/>
+              </w:rPr>
+              <w:t>Tiền điều kiện</w:t>
+            </w:r>
+          </w:p>
+        </w:tc>
+        <w:tc>
+          <w:tcPr>
+            <w:tcW w:type="dxa" w:w="6918"/>
+            <w:vAlign w:val="center"/>
+          </w:tcPr>
+          <w:p>
+            <w:pPr>
+              <w:spacing w:before="60" w:after="60"/>
+              <w:ind w:firstLine="0"/>
+              <w:jc w:val="center"/>
+            </w:pPr>
+            <w:r>
+              <w:rPr>
+                <w:rFonts w:ascii="Times New Roman" w:hAnsi="Times New Roman" w:eastAsia="Times New Roman"/>
+                <w:b w:val="0"/>
+                <w:i w:val="0"/>
+                <w:sz w:val="28"/>
+              </w:rPr>
+              <w:t>User đã đăng nhập</w:t>
+            </w:r>
+          </w:p>
+        </w:tc>
+      </w:tr>
+      <w:tr>
+        <w:tc>
+          <w:tcPr>
+            <w:tcW w:type="dxa" w:w="2152"/>
+            <w:vAlign w:val="center"/>
+            <w:shd w:fill="DEEAF1" w:val="clear"/>
+          </w:tcPr>
+          <w:p>
+            <w:pPr>
+              <w:spacing w:before="60" w:after="60"/>
+              <w:ind w:firstLine="0"/>
+              <w:jc w:val="left"/>
+            </w:pPr>
+            <w:r>
+              <w:rPr>
+                <w:rFonts w:ascii="Times New Roman" w:hAnsi="Times New Roman" w:eastAsia="Times New Roman"/>
+                <w:b/>
+                <w:i w:val="0"/>
+                <w:sz w:val="28"/>
+              </w:rPr>
+              <w:t>Hậu điều kiện</w:t>
+            </w:r>
+          </w:p>
+        </w:tc>
+        <w:tc>
+          <w:tcPr>
+            <w:tcW w:type="dxa" w:w="6918"/>
+            <w:vAlign w:val="center"/>
+            <w:shd w:fill="DEEAF1" w:val="clear"/>
+          </w:tcPr>
+          <w:p>
+            <w:pPr>
+              <w:spacing w:before="60" w:after="60"/>
+              <w:ind w:firstLine="0"/>
+              <w:jc w:val="center"/>
+            </w:pPr>
+            <w:r>
+              <w:rPr>
+                <w:rFonts w:ascii="Times New Roman" w:hAnsi="Times New Roman" w:eastAsia="Times New Roman"/>
+                <w:b w:val="0"/>
+                <w:i w:val="0"/>
+                <w:sz w:val="28"/>
+              </w:rPr>
+              <w:t>Danh sách kết quả phù hợp hiển thị</w:t>
+            </w:r>
+          </w:p>
+        </w:tc>
+      </w:tr>
+      <w:tr>
+        <w:tc>
+          <w:tcPr>
+            <w:tcW w:type="dxa" w:w="2152"/>
+            <w:vAlign w:val="center"/>
+          </w:tcPr>
+          <w:p>
+            <w:pPr>
+              <w:spacing w:before="60" w:after="60"/>
+              <w:ind w:firstLine="0"/>
+              <w:jc w:val="left"/>
+            </w:pPr>
+            <w:r>
+              <w:rPr>
+                <w:rFonts w:ascii="Times New Roman" w:hAnsi="Times New Roman" w:eastAsia="Times New Roman"/>
+                <w:b/>
+                <w:i w:val="0"/>
+                <w:sz w:val="28"/>
+              </w:rPr>
+              <w:t>Luồng chính</w:t>
+            </w:r>
+          </w:p>
+        </w:tc>
+        <w:tc>
+          <w:tcPr>
+            <w:tcW w:type="dxa" w:w="6918"/>
+            <w:vAlign w:val="center"/>
+          </w:tcPr>
+          <w:p>
+            <w:pPr>
+              <w:spacing w:before="60" w:after="60"/>
+              <w:ind w:firstLine="0"/>
+              <w:jc w:val="center"/>
+            </w:pPr>
+            <w:r>
+              <w:rPr>
+                <w:rFonts w:ascii="Times New Roman" w:hAnsi="Times New Roman" w:eastAsia="Times New Roman"/>
+                <w:b w:val="0"/>
+                <w:i w:val="0"/>
+                <w:sz w:val="28"/>
+              </w:rPr>
+              <w:t>1.​ Nhấn icon tìm kiếm (​🔍)​.​ 2.​ Nhập từ khóa (​keyword)​.​ 3.​ GET /​api/​v1/​users/​search?​keyword=​.​ 4.​ User​Service sử dụng ILIKE trong Postgre​SQL để tìm kiếm mờ.​ 5.​ Trả về danh sách User​Search​Dto.​ 6.​ Hiển thị kết quả trên UI.​</w:t>
+            </w:r>
+          </w:p>
+        </w:tc>
+      </w:tr>
+      <w:tr>
+        <w:tc>
+          <w:tcPr>
+            <w:tcW w:type="dxa" w:w="2152"/>
+            <w:vAlign w:val="center"/>
+            <w:shd w:fill="DEEAF1" w:val="clear"/>
+          </w:tcPr>
+          <w:p>
+            <w:pPr>
+              <w:spacing w:before="60" w:after="60"/>
+              <w:ind w:firstLine="0"/>
+              <w:jc w:val="left"/>
+            </w:pPr>
+            <w:r>
+              <w:rPr>
+                <w:rFonts w:ascii="Times New Roman" w:hAnsi="Times New Roman" w:eastAsia="Times New Roman"/>
+                <w:b/>
+                <w:i w:val="0"/>
+                <w:sz w:val="28"/>
+              </w:rPr>
+              <w:t>API</w:t>
+            </w:r>
+          </w:p>
+        </w:tc>
+        <w:tc>
+          <w:tcPr>
+            <w:tcW w:type="dxa" w:w="6918"/>
+            <w:vAlign w:val="center"/>
+            <w:shd w:fill="DEEAF1" w:val="clear"/>
+          </w:tcPr>
+          <w:p>
+            <w:pPr>
+              <w:spacing w:before="60" w:after="60"/>
+              <w:ind w:firstLine="0"/>
+              <w:jc w:val="center"/>
+            </w:pPr>
+            <w:r>
+              <w:rPr>
+                <w:rFonts w:ascii="Times New Roman" w:hAnsi="Times New Roman" w:eastAsia="Times New Roman"/>
+                <w:b w:val="0"/>
+                <w:i w:val="0"/>
+                <w:sz w:val="28"/>
+              </w:rPr>
+              <w:t>GET /​api/​v1/​users/​search?​keyword=​</w:t>
+            </w:r>
+          </w:p>
+        </w:tc>
+      </w:tr>
+    </w:tbl>
+    <w:p>
+      <w:pPr>
+        <w:spacing w:after="80"/>
+        <w:ind w:firstLine="0"/>
+      </w:pPr>
     </w:p>
     <w:p>
       <w:pPr>
@@ -14655,1764 +12388,7 @@
           <w:i w:val="0"/>
           <w:sz w:val="28"/>
         </w:rPr>
-        <w:t>Chi tiết các trường quan trọng:</w:t>
-      </w:r>
-    </w:p>
-    <w:tbl>
-      <w:tblPr>
-        <w:tblStyle w:val="TableGrid"/>
-        <w:tblW w:type="auto" w:w="0"/>
-        <w:jc w:val="center"/>
-        <w:tblLook w:firstColumn="1" w:firstRow="1" w:lastColumn="0" w:lastRow="0" w:noHBand="0" w:noVBand="1" w:val="04A0"/>
-      </w:tblPr>
-      <w:tblGrid>
-        <w:gridCol w:w="1881"/>
-        <w:gridCol w:w="1881"/>
-        <w:gridCol w:w="1881"/>
-        <w:gridCol w:w="1881"/>
-        <w:gridCol w:w="1881"/>
-      </w:tblGrid>
-      <w:tr>
-        <w:tc>
-          <w:tcPr>
-            <w:tcW w:type="dxa" w:w="1680"/>
-            <w:vAlign w:val="center"/>
-            <w:shd w:fill="2E75B6" w:val="clear"/>
-          </w:tcPr>
-          <w:p>
-            <w:pPr>
-              <w:spacing w:before="100" w:after="100"/>
-              <w:ind w:firstLine="0"/>
-              <w:jc w:val="center"/>
-            </w:pPr>
-            <w:r>
-              <w:rPr>
-                <w:rFonts w:ascii="Times New Roman" w:hAnsi="Times New Roman" w:eastAsia="Times New Roman"/>
-                <w:b/>
-                <w:i w:val="0"/>
-                <w:color w:val="FFFFFF"/>
-                <w:sz w:val="28"/>
-              </w:rPr>
-              <w:t>Entity</w:t>
-            </w:r>
-          </w:p>
-        </w:tc>
-        <w:tc>
-          <w:tcPr>
-            <w:tcW w:type="dxa" w:w="1456"/>
-            <w:vAlign w:val="center"/>
-            <w:shd w:fill="2E75B6" w:val="clear"/>
-          </w:tcPr>
-          <w:p>
-            <w:pPr>
-              <w:spacing w:before="100" w:after="100"/>
-              <w:ind w:firstLine="0"/>
-              <w:jc w:val="center"/>
-            </w:pPr>
-            <w:r>
-              <w:rPr>
-                <w:rFonts w:ascii="Times New Roman" w:hAnsi="Times New Roman" w:eastAsia="Times New Roman"/>
-                <w:b/>
-                <w:i w:val="0"/>
-                <w:color w:val="FFFFFF"/>
-                <w:sz w:val="28"/>
-              </w:rPr>
-              <w:t>Trường</w:t>
-            </w:r>
-          </w:p>
-        </w:tc>
-        <w:tc>
-          <w:tcPr>
-            <w:tcW w:type="dxa" w:w="784"/>
-            <w:vAlign w:val="center"/>
-            <w:shd w:fill="2E75B6" w:val="clear"/>
-          </w:tcPr>
-          <w:p>
-            <w:pPr>
-              <w:spacing w:before="100" w:after="100"/>
-              <w:ind w:firstLine="0"/>
-              <w:jc w:val="center"/>
-            </w:pPr>
-            <w:r>
-              <w:rPr>
-                <w:rFonts w:ascii="Times New Roman" w:hAnsi="Times New Roman" w:eastAsia="Times New Roman"/>
-                <w:b/>
-                <w:i w:val="0"/>
-                <w:color w:val="FFFFFF"/>
-                <w:sz w:val="28"/>
-              </w:rPr>
-              <w:t>Kiểu</w:t>
-            </w:r>
-          </w:p>
-        </w:tc>
-        <w:tc>
-          <w:tcPr>
-            <w:tcW w:type="dxa" w:w="1792"/>
-            <w:vAlign w:val="center"/>
-            <w:shd w:fill="2E75B6" w:val="clear"/>
-          </w:tcPr>
-          <w:p>
-            <w:pPr>
-              <w:spacing w:before="100" w:after="100"/>
-              <w:ind w:firstLine="0"/>
-              <w:jc w:val="center"/>
-            </w:pPr>
-            <w:r>
-              <w:rPr>
-                <w:rFonts w:ascii="Times New Roman" w:hAnsi="Times New Roman" w:eastAsia="Times New Roman"/>
-                <w:b/>
-                <w:i w:val="0"/>
-                <w:color w:val="FFFFFF"/>
-                <w:sz w:val="28"/>
-              </w:rPr>
-              <w:t>Constraint</w:t>
-            </w:r>
-          </w:p>
-        </w:tc>
-        <w:tc>
-          <w:tcPr>
-            <w:tcW w:type="dxa" w:w="3360"/>
-            <w:vAlign w:val="center"/>
-            <w:shd w:fill="2E75B6" w:val="clear"/>
-          </w:tcPr>
-          <w:p>
-            <w:pPr>
-              <w:spacing w:before="100" w:after="100"/>
-              <w:ind w:firstLine="0"/>
-              <w:jc w:val="center"/>
-            </w:pPr>
-            <w:r>
-              <w:rPr>
-                <w:rFonts w:ascii="Times New Roman" w:hAnsi="Times New Roman" w:eastAsia="Times New Roman"/>
-                <w:b/>
-                <w:i w:val="0"/>
-                <w:color w:val="FFFFFF"/>
-                <w:sz w:val="28"/>
-              </w:rPr>
-              <w:t>Mô tả</w:t>
-            </w:r>
-          </w:p>
-        </w:tc>
-      </w:tr>
-      <w:tr>
-        <w:tc>
-          <w:tcPr>
-            <w:tcW w:type="dxa" w:w="1680"/>
-            <w:vAlign w:val="center"/>
-          </w:tcPr>
-          <w:p>
-            <w:pPr>
-              <w:spacing w:before="60" w:after="60"/>
-              <w:ind w:firstLine="0"/>
-              <w:jc w:val="left"/>
-            </w:pPr>
-            <w:r>
-              <w:rPr>
-                <w:rFonts w:ascii="Times New Roman" w:hAnsi="Times New Roman" w:eastAsia="Times New Roman"/>
-                <w:b/>
-                <w:i w:val="0"/>
-                <w:sz w:val="28"/>
-              </w:rPr>
-              <w:t>USER</w:t>
-            </w:r>
-          </w:p>
-        </w:tc>
-        <w:tc>
-          <w:tcPr>
-            <w:tcW w:type="dxa" w:w="1456"/>
-            <w:vAlign w:val="center"/>
-          </w:tcPr>
-          <w:p>
-            <w:pPr>
-              <w:spacing w:before="60" w:after="60"/>
-              <w:ind w:firstLine="0"/>
-              <w:jc w:val="center"/>
-            </w:pPr>
-            <w:r>
-              <w:rPr>
-                <w:rFonts w:ascii="Times New Roman" w:hAnsi="Times New Roman" w:eastAsia="Times New Roman"/>
-                <w:b w:val="0"/>
-                <w:i w:val="0"/>
-                <w:sz w:val="28"/>
-              </w:rPr>
-              <w:t>username</w:t>
-            </w:r>
-          </w:p>
-        </w:tc>
-        <w:tc>
-          <w:tcPr>
-            <w:tcW w:type="dxa" w:w="784"/>
-            <w:vAlign w:val="center"/>
-          </w:tcPr>
-          <w:p>
-            <w:pPr>
-              <w:spacing w:before="60" w:after="60"/>
-              <w:ind w:firstLine="0"/>
-              <w:jc w:val="center"/>
-            </w:pPr>
-            <w:r>
-              <w:rPr>
-                <w:rFonts w:ascii="Times New Roman" w:hAnsi="Times New Roman" w:eastAsia="Times New Roman"/>
-                <w:b w:val="0"/>
-                <w:i w:val="0"/>
-                <w:sz w:val="28"/>
-              </w:rPr>
-              <w:t>String</w:t>
-            </w:r>
-          </w:p>
-        </w:tc>
-        <w:tc>
-          <w:tcPr>
-            <w:tcW w:type="dxa" w:w="1792"/>
-            <w:vAlign w:val="center"/>
-          </w:tcPr>
-          <w:p>
-            <w:pPr>
-              <w:spacing w:before="60" w:after="60"/>
-              <w:ind w:firstLine="0"/>
-              <w:jc w:val="center"/>
-            </w:pPr>
-            <w:r>
-              <w:rPr>
-                <w:rFonts w:ascii="Times New Roman" w:hAnsi="Times New Roman" w:eastAsia="Times New Roman"/>
-                <w:b w:val="0"/>
-                <w:i w:val="0"/>
-                <w:sz w:val="28"/>
-              </w:rPr>
-              <w:t>UNIQUE, NOT NULL</w:t>
-            </w:r>
-          </w:p>
-        </w:tc>
-        <w:tc>
-          <w:tcPr>
-            <w:tcW w:type="dxa" w:w="3360"/>
-            <w:vAlign w:val="center"/>
-          </w:tcPr>
-          <w:p>
-            <w:pPr>
-              <w:spacing w:before="60" w:after="60"/>
-              <w:ind w:firstLine="0"/>
-              <w:jc w:val="center"/>
-            </w:pPr>
-            <w:r>
-              <w:rPr>
-                <w:rFonts w:ascii="Times New Roman" w:hAnsi="Times New Roman" w:eastAsia="Times New Roman"/>
-                <w:b w:val="0"/>
-                <w:i w:val="0"/>
-                <w:sz w:val="28"/>
-              </w:rPr>
-              <w:t>Tên đăng nhập duy nhất</w:t>
-            </w:r>
-          </w:p>
-        </w:tc>
-      </w:tr>
-      <w:tr>
-        <w:tc>
-          <w:tcPr>
-            <w:tcW w:type="dxa" w:w="1680"/>
-            <w:vAlign w:val="center"/>
-            <w:shd w:fill="DEEAF1" w:val="clear"/>
-          </w:tcPr>
-          <w:p>
-            <w:pPr>
-              <w:spacing w:before="60" w:after="60"/>
-              <w:ind w:firstLine="0"/>
-              <w:jc w:val="left"/>
-            </w:pPr>
-            <w:r>
-              <w:rPr>
-                <w:rFonts w:ascii="Times New Roman" w:hAnsi="Times New Roman" w:eastAsia="Times New Roman"/>
-                <w:b/>
-                <w:i w:val="0"/>
-                <w:sz w:val="28"/>
-              </w:rPr>
-              <w:t>USER</w:t>
-            </w:r>
-          </w:p>
-        </w:tc>
-        <w:tc>
-          <w:tcPr>
-            <w:tcW w:type="dxa" w:w="1456"/>
-            <w:vAlign w:val="center"/>
-            <w:shd w:fill="DEEAF1" w:val="clear"/>
-          </w:tcPr>
-          <w:p>
-            <w:pPr>
-              <w:spacing w:before="60" w:after="60"/>
-              <w:ind w:firstLine="0"/>
-              <w:jc w:val="center"/>
-            </w:pPr>
-            <w:r>
-              <w:rPr>
-                <w:rFonts w:ascii="Times New Roman" w:hAnsi="Times New Roman" w:eastAsia="Times New Roman"/>
-                <w:b w:val="0"/>
-                <w:i w:val="0"/>
-                <w:sz w:val="28"/>
-              </w:rPr>
-              <w:t>password</w:t>
-            </w:r>
-          </w:p>
-        </w:tc>
-        <w:tc>
-          <w:tcPr>
-            <w:tcW w:type="dxa" w:w="784"/>
-            <w:vAlign w:val="center"/>
-            <w:shd w:fill="DEEAF1" w:val="clear"/>
-          </w:tcPr>
-          <w:p>
-            <w:pPr>
-              <w:spacing w:before="60" w:after="60"/>
-              <w:ind w:firstLine="0"/>
-              <w:jc w:val="center"/>
-            </w:pPr>
-            <w:r>
-              <w:rPr>
-                <w:rFonts w:ascii="Times New Roman" w:hAnsi="Times New Roman" w:eastAsia="Times New Roman"/>
-                <w:b w:val="0"/>
-                <w:i w:val="0"/>
-                <w:sz w:val="28"/>
-              </w:rPr>
-              <w:t>String</w:t>
-            </w:r>
-          </w:p>
-        </w:tc>
-        <w:tc>
-          <w:tcPr>
-            <w:tcW w:type="dxa" w:w="1792"/>
-            <w:vAlign w:val="center"/>
-            <w:shd w:fill="DEEAF1" w:val="clear"/>
-          </w:tcPr>
-          <w:p>
-            <w:pPr>
-              <w:spacing w:before="60" w:after="60"/>
-              <w:ind w:firstLine="0"/>
-              <w:jc w:val="center"/>
-            </w:pPr>
-            <w:r>
-              <w:rPr>
-                <w:rFonts w:ascii="Times New Roman" w:hAnsi="Times New Roman" w:eastAsia="Times New Roman"/>
-                <w:b w:val="0"/>
-                <w:i w:val="0"/>
-                <w:sz w:val="28"/>
-              </w:rPr>
-              <w:t>NOT NULL</w:t>
-            </w:r>
-          </w:p>
-        </w:tc>
-        <w:tc>
-          <w:tcPr>
-            <w:tcW w:type="dxa" w:w="3360"/>
-            <w:vAlign w:val="center"/>
-            <w:shd w:fill="DEEAF1" w:val="clear"/>
-          </w:tcPr>
-          <w:p>
-            <w:pPr>
-              <w:spacing w:before="60" w:after="60"/>
-              <w:ind w:firstLine="0"/>
-              <w:jc w:val="center"/>
-            </w:pPr>
-            <w:r>
-              <w:rPr>
-                <w:rFonts w:ascii="Times New Roman" w:hAnsi="Times New Roman" w:eastAsia="Times New Roman"/>
-                <w:b w:val="0"/>
-                <w:i w:val="0"/>
-                <w:sz w:val="28"/>
-              </w:rPr>
-              <w:t>Mã hóa Argon2</w:t>
-            </w:r>
-          </w:p>
-        </w:tc>
-      </w:tr>
-      <w:tr>
-        <w:tc>
-          <w:tcPr>
-            <w:tcW w:type="dxa" w:w="1680"/>
-            <w:vAlign w:val="center"/>
-          </w:tcPr>
-          <w:p>
-            <w:pPr>
-              <w:spacing w:before="60" w:after="60"/>
-              <w:ind w:firstLine="0"/>
-              <w:jc w:val="left"/>
-            </w:pPr>
-            <w:r>
-              <w:rPr>
-                <w:rFonts w:ascii="Times New Roman" w:hAnsi="Times New Roman" w:eastAsia="Times New Roman"/>
-                <w:b/>
-                <w:i w:val="0"/>
-                <w:sz w:val="28"/>
-              </w:rPr>
-              <w:t>USER</w:t>
-            </w:r>
-          </w:p>
-        </w:tc>
-        <w:tc>
-          <w:tcPr>
-            <w:tcW w:type="dxa" w:w="1456"/>
-            <w:vAlign w:val="center"/>
-          </w:tcPr>
-          <w:p>
-            <w:pPr>
-              <w:spacing w:before="60" w:after="60"/>
-              <w:ind w:firstLine="0"/>
-              <w:jc w:val="center"/>
-            </w:pPr>
-            <w:r>
-              <w:rPr>
-                <w:rFonts w:ascii="Times New Roman" w:hAnsi="Times New Roman" w:eastAsia="Times New Roman"/>
-                <w:b w:val="0"/>
-                <w:i w:val="0"/>
-                <w:sz w:val="28"/>
-              </w:rPr>
-              <w:t>display_​name</w:t>
-            </w:r>
-          </w:p>
-        </w:tc>
-        <w:tc>
-          <w:tcPr>
-            <w:tcW w:type="dxa" w:w="784"/>
-            <w:vAlign w:val="center"/>
-          </w:tcPr>
-          <w:p>
-            <w:pPr>
-              <w:spacing w:before="60" w:after="60"/>
-              <w:ind w:firstLine="0"/>
-              <w:jc w:val="center"/>
-            </w:pPr>
-            <w:r>
-              <w:rPr>
-                <w:rFonts w:ascii="Times New Roman" w:hAnsi="Times New Roman" w:eastAsia="Times New Roman"/>
-                <w:b w:val="0"/>
-                <w:i w:val="0"/>
-                <w:sz w:val="28"/>
-              </w:rPr>
-              <w:t>String</w:t>
-            </w:r>
-          </w:p>
-        </w:tc>
-        <w:tc>
-          <w:tcPr>
-            <w:tcW w:type="dxa" w:w="1792"/>
-            <w:vAlign w:val="center"/>
-          </w:tcPr>
-          <w:p>
-            <w:pPr>
-              <w:spacing w:before="60" w:after="60"/>
-              <w:ind w:firstLine="0"/>
-              <w:jc w:val="center"/>
-            </w:pPr>
-            <w:r>
-              <w:rPr>
-                <w:rFonts w:ascii="Times New Roman" w:hAnsi="Times New Roman" w:eastAsia="Times New Roman"/>
-                <w:b w:val="0"/>
-                <w:i w:val="0"/>
-                <w:sz w:val="28"/>
-              </w:rPr>
-              <w:t>Nullable</w:t>
-            </w:r>
-          </w:p>
-        </w:tc>
-        <w:tc>
-          <w:tcPr>
-            <w:tcW w:type="dxa" w:w="3360"/>
-            <w:vAlign w:val="center"/>
-          </w:tcPr>
-          <w:p>
-            <w:pPr>
-              <w:spacing w:before="60" w:after="60"/>
-              <w:ind w:firstLine="0"/>
-              <w:jc w:val="center"/>
-            </w:pPr>
-            <w:r>
-              <w:rPr>
-                <w:rFonts w:ascii="Times New Roman" w:hAnsi="Times New Roman" w:eastAsia="Times New Roman"/>
-                <w:b w:val="0"/>
-                <w:i w:val="0"/>
-                <w:sz w:val="28"/>
-              </w:rPr>
-              <w:t>Tên hiển thị</w:t>
-            </w:r>
-          </w:p>
-        </w:tc>
-      </w:tr>
-      <w:tr>
-        <w:tc>
-          <w:tcPr>
-            <w:tcW w:type="dxa" w:w="1680"/>
-            <w:vAlign w:val="center"/>
-            <w:shd w:fill="DEEAF1" w:val="clear"/>
-          </w:tcPr>
-          <w:p>
-            <w:pPr>
-              <w:spacing w:before="60" w:after="60"/>
-              <w:ind w:firstLine="0"/>
-              <w:jc w:val="left"/>
-            </w:pPr>
-            <w:r>
-              <w:rPr>
-                <w:rFonts w:ascii="Times New Roman" w:hAnsi="Times New Roman" w:eastAsia="Times New Roman"/>
-                <w:b/>
-                <w:i w:val="0"/>
-                <w:sz w:val="28"/>
-              </w:rPr>
-              <w:t>CHAT_​ROOM</w:t>
-            </w:r>
-          </w:p>
-        </w:tc>
-        <w:tc>
-          <w:tcPr>
-            <w:tcW w:type="dxa" w:w="1456"/>
-            <w:vAlign w:val="center"/>
-            <w:shd w:fill="DEEAF1" w:val="clear"/>
-          </w:tcPr>
-          <w:p>
-            <w:pPr>
-              <w:spacing w:before="60" w:after="60"/>
-              <w:ind w:firstLine="0"/>
-              <w:jc w:val="center"/>
-            </w:pPr>
-            <w:r>
-              <w:rPr>
-                <w:rFonts w:ascii="Times New Roman" w:hAnsi="Times New Roman" w:eastAsia="Times New Roman"/>
-                <w:b w:val="0"/>
-                <w:i w:val="0"/>
-                <w:sz w:val="28"/>
-              </w:rPr>
-              <w:t>type</w:t>
-            </w:r>
-          </w:p>
-        </w:tc>
-        <w:tc>
-          <w:tcPr>
-            <w:tcW w:type="dxa" w:w="784"/>
-            <w:vAlign w:val="center"/>
-            <w:shd w:fill="DEEAF1" w:val="clear"/>
-          </w:tcPr>
-          <w:p>
-            <w:pPr>
-              <w:spacing w:before="60" w:after="60"/>
-              <w:ind w:firstLine="0"/>
-              <w:jc w:val="center"/>
-            </w:pPr>
-            <w:r>
-              <w:rPr>
-                <w:rFonts w:ascii="Times New Roman" w:hAnsi="Times New Roman" w:eastAsia="Times New Roman"/>
-                <w:b w:val="0"/>
-                <w:i w:val="0"/>
-                <w:sz w:val="28"/>
-              </w:rPr>
-              <w:t>Enum</w:t>
-            </w:r>
-          </w:p>
-        </w:tc>
-        <w:tc>
-          <w:tcPr>
-            <w:tcW w:type="dxa" w:w="1792"/>
-            <w:vAlign w:val="center"/>
-            <w:shd w:fill="DEEAF1" w:val="clear"/>
-          </w:tcPr>
-          <w:p>
-            <w:pPr>
-              <w:spacing w:before="60" w:after="60"/>
-              <w:ind w:firstLine="0"/>
-              <w:jc w:val="center"/>
-            </w:pPr>
-            <w:r>
-              <w:rPr>
-                <w:rFonts w:ascii="Times New Roman" w:hAnsi="Times New Roman" w:eastAsia="Times New Roman"/>
-                <w:b w:val="0"/>
-                <w:i w:val="0"/>
-                <w:sz w:val="28"/>
-              </w:rPr>
-              <w:t>NOT NULL</w:t>
-            </w:r>
-          </w:p>
-        </w:tc>
-        <w:tc>
-          <w:tcPr>
-            <w:tcW w:type="dxa" w:w="3360"/>
-            <w:vAlign w:val="center"/>
-            <w:shd w:fill="DEEAF1" w:val="clear"/>
-          </w:tcPr>
-          <w:p>
-            <w:pPr>
-              <w:spacing w:before="60" w:after="60"/>
-              <w:ind w:firstLine="0"/>
-              <w:jc w:val="center"/>
-            </w:pPr>
-            <w:r>
-              <w:rPr>
-                <w:rFonts w:ascii="Times New Roman" w:hAnsi="Times New Roman" w:eastAsia="Times New Roman"/>
-                <w:b w:val="0"/>
-                <w:i w:val="0"/>
-                <w:sz w:val="28"/>
-              </w:rPr>
-              <w:t>DUO hoặc GROUP</w:t>
-            </w:r>
-          </w:p>
-        </w:tc>
-      </w:tr>
-      <w:tr>
-        <w:tc>
-          <w:tcPr>
-            <w:tcW w:type="dxa" w:w="1680"/>
-            <w:vAlign w:val="center"/>
-          </w:tcPr>
-          <w:p>
-            <w:pPr>
-              <w:spacing w:before="60" w:after="60"/>
-              <w:ind w:firstLine="0"/>
-              <w:jc w:val="left"/>
-            </w:pPr>
-            <w:r>
-              <w:rPr>
-                <w:rFonts w:ascii="Times New Roman" w:hAnsi="Times New Roman" w:eastAsia="Times New Roman"/>
-                <w:b/>
-                <w:i w:val="0"/>
-                <w:sz w:val="28"/>
-              </w:rPr>
-              <w:t>CHAT_​ROOM</w:t>
-            </w:r>
-          </w:p>
-        </w:tc>
-        <w:tc>
-          <w:tcPr>
-            <w:tcW w:type="dxa" w:w="1456"/>
-            <w:vAlign w:val="center"/>
-          </w:tcPr>
-          <w:p>
-            <w:pPr>
-              <w:spacing w:before="60" w:after="60"/>
-              <w:ind w:firstLine="0"/>
-              <w:jc w:val="center"/>
-            </w:pPr>
-            <w:r>
-              <w:rPr>
-                <w:rFonts w:ascii="Times New Roman" w:hAnsi="Times New Roman" w:eastAsia="Times New Roman"/>
-                <w:b w:val="0"/>
-                <w:i w:val="0"/>
-                <w:sz w:val="28"/>
-              </w:rPr>
-              <w:t>name</w:t>
-            </w:r>
-          </w:p>
-        </w:tc>
-        <w:tc>
-          <w:tcPr>
-            <w:tcW w:type="dxa" w:w="784"/>
-            <w:vAlign w:val="center"/>
-          </w:tcPr>
-          <w:p>
-            <w:pPr>
-              <w:spacing w:before="60" w:after="60"/>
-              <w:ind w:firstLine="0"/>
-              <w:jc w:val="center"/>
-            </w:pPr>
-            <w:r>
-              <w:rPr>
-                <w:rFonts w:ascii="Times New Roman" w:hAnsi="Times New Roman" w:eastAsia="Times New Roman"/>
-                <w:b w:val="0"/>
-                <w:i w:val="0"/>
-                <w:sz w:val="28"/>
-              </w:rPr>
-              <w:t>String</w:t>
-            </w:r>
-          </w:p>
-        </w:tc>
-        <w:tc>
-          <w:tcPr>
-            <w:tcW w:type="dxa" w:w="1792"/>
-            <w:vAlign w:val="center"/>
-          </w:tcPr>
-          <w:p>
-            <w:pPr>
-              <w:spacing w:before="60" w:after="60"/>
-              <w:ind w:firstLine="0"/>
-              <w:jc w:val="center"/>
-            </w:pPr>
-            <w:r>
-              <w:rPr>
-                <w:rFonts w:ascii="Times New Roman" w:hAnsi="Times New Roman" w:eastAsia="Times New Roman"/>
-                <w:b w:val="0"/>
-                <w:i w:val="0"/>
-                <w:sz w:val="28"/>
-              </w:rPr>
-              <w:t>Nullable</w:t>
-            </w:r>
-          </w:p>
-        </w:tc>
-        <w:tc>
-          <w:tcPr>
-            <w:tcW w:type="dxa" w:w="3360"/>
-            <w:vAlign w:val="center"/>
-          </w:tcPr>
-          <w:p>
-            <w:pPr>
-              <w:spacing w:before="60" w:after="60"/>
-              <w:ind w:firstLine="0"/>
-              <w:jc w:val="center"/>
-            </w:pPr>
-            <w:r>
-              <w:rPr>
-                <w:rFonts w:ascii="Times New Roman" w:hAnsi="Times New Roman" w:eastAsia="Times New Roman"/>
-                <w:b w:val="0"/>
-                <w:i w:val="0"/>
-                <w:sz w:val="28"/>
-              </w:rPr>
-              <w:t>Tên nhóm (​NULL cho DUO)​</w:t>
-            </w:r>
-          </w:p>
-        </w:tc>
-      </w:tr>
-      <w:tr>
-        <w:tc>
-          <w:tcPr>
-            <w:tcW w:type="dxa" w:w="1680"/>
-            <w:vAlign w:val="center"/>
-            <w:shd w:fill="DEEAF1" w:val="clear"/>
-          </w:tcPr>
-          <w:p>
-            <w:pPr>
-              <w:spacing w:before="60" w:after="60"/>
-              <w:ind w:firstLine="0"/>
-              <w:jc w:val="left"/>
-            </w:pPr>
-            <w:r>
-              <w:rPr>
-                <w:rFonts w:ascii="Times New Roman" w:hAnsi="Times New Roman" w:eastAsia="Times New Roman"/>
-                <w:b/>
-                <w:i w:val="0"/>
-                <w:sz w:val="28"/>
-              </w:rPr>
-              <w:t>CHAT_​MESSAGE</w:t>
-            </w:r>
-          </w:p>
-        </w:tc>
-        <w:tc>
-          <w:tcPr>
-            <w:tcW w:type="dxa" w:w="1456"/>
-            <w:vAlign w:val="center"/>
-            <w:shd w:fill="DEEAF1" w:val="clear"/>
-          </w:tcPr>
-          <w:p>
-            <w:pPr>
-              <w:spacing w:before="60" w:after="60"/>
-              <w:ind w:firstLine="0"/>
-              <w:jc w:val="center"/>
-            </w:pPr>
-            <w:r>
-              <w:rPr>
-                <w:rFonts w:ascii="Times New Roman" w:hAnsi="Times New Roman" w:eastAsia="Times New Roman"/>
-                <w:b w:val="0"/>
-                <w:i w:val="0"/>
-                <w:sz w:val="28"/>
-              </w:rPr>
-              <w:t>status</w:t>
-            </w:r>
-          </w:p>
-        </w:tc>
-        <w:tc>
-          <w:tcPr>
-            <w:tcW w:type="dxa" w:w="784"/>
-            <w:vAlign w:val="center"/>
-            <w:shd w:fill="DEEAF1" w:val="clear"/>
-          </w:tcPr>
-          <w:p>
-            <w:pPr>
-              <w:spacing w:before="60" w:after="60"/>
-              <w:ind w:firstLine="0"/>
-              <w:jc w:val="center"/>
-            </w:pPr>
-            <w:r>
-              <w:rPr>
-                <w:rFonts w:ascii="Times New Roman" w:hAnsi="Times New Roman" w:eastAsia="Times New Roman"/>
-                <w:b w:val="0"/>
-                <w:i w:val="0"/>
-                <w:sz w:val="28"/>
-              </w:rPr>
-              <w:t>Enum</w:t>
-            </w:r>
-          </w:p>
-        </w:tc>
-        <w:tc>
-          <w:tcPr>
-            <w:tcW w:type="dxa" w:w="1792"/>
-            <w:vAlign w:val="center"/>
-            <w:shd w:fill="DEEAF1" w:val="clear"/>
-          </w:tcPr>
-          <w:p>
-            <w:pPr>
-              <w:spacing w:before="60" w:after="60"/>
-              <w:ind w:firstLine="0"/>
-              <w:jc w:val="center"/>
-            </w:pPr>
-            <w:r>
-              <w:rPr>
-                <w:rFonts w:ascii="Times New Roman" w:hAnsi="Times New Roman" w:eastAsia="Times New Roman"/>
-                <w:b w:val="0"/>
-                <w:i w:val="0"/>
-                <w:sz w:val="28"/>
-              </w:rPr>
-              <w:t>NOT NULL</w:t>
-            </w:r>
-          </w:p>
-        </w:tc>
-        <w:tc>
-          <w:tcPr>
-            <w:tcW w:type="dxa" w:w="3360"/>
-            <w:vAlign w:val="center"/>
-            <w:shd w:fill="DEEAF1" w:val="clear"/>
-          </w:tcPr>
-          <w:p>
-            <w:pPr>
-              <w:spacing w:before="60" w:after="60"/>
-              <w:ind w:firstLine="0"/>
-              <w:jc w:val="center"/>
-            </w:pPr>
-            <w:r>
-              <w:rPr>
-                <w:rFonts w:ascii="Times New Roman" w:hAnsi="Times New Roman" w:eastAsia="Times New Roman"/>
-                <w:b w:val="0"/>
-                <w:i w:val="0"/>
-                <w:sz w:val="28"/>
-              </w:rPr>
-              <w:t>SENT /​ RECALLED</w:t>
-            </w:r>
-          </w:p>
-        </w:tc>
-      </w:tr>
-      <w:tr>
-        <w:tc>
-          <w:tcPr>
-            <w:tcW w:type="dxa" w:w="1680"/>
-            <w:vAlign w:val="center"/>
-          </w:tcPr>
-          <w:p>
-            <w:pPr>
-              <w:spacing w:before="60" w:after="60"/>
-              <w:ind w:firstLine="0"/>
-              <w:jc w:val="left"/>
-            </w:pPr>
-            <w:r>
-              <w:rPr>
-                <w:rFonts w:ascii="Times New Roman" w:hAnsi="Times New Roman" w:eastAsia="Times New Roman"/>
-                <w:b/>
-                <w:i w:val="0"/>
-                <w:sz w:val="28"/>
-              </w:rPr>
-              <w:t>CHAT_​MESSAGE</w:t>
-            </w:r>
-          </w:p>
-        </w:tc>
-        <w:tc>
-          <w:tcPr>
-            <w:tcW w:type="dxa" w:w="1456"/>
-            <w:vAlign w:val="center"/>
-          </w:tcPr>
-          <w:p>
-            <w:pPr>
-              <w:spacing w:before="60" w:after="60"/>
-              <w:ind w:firstLine="0"/>
-              <w:jc w:val="center"/>
-            </w:pPr>
-            <w:r>
-              <w:rPr>
-                <w:rFonts w:ascii="Times New Roman" w:hAnsi="Times New Roman" w:eastAsia="Times New Roman"/>
-                <w:b w:val="0"/>
-                <w:i w:val="0"/>
-                <w:sz w:val="28"/>
-              </w:rPr>
-              <w:t>replytoid</w:t>
-            </w:r>
-          </w:p>
-        </w:tc>
-        <w:tc>
-          <w:tcPr>
-            <w:tcW w:type="dxa" w:w="784"/>
-            <w:vAlign w:val="center"/>
-          </w:tcPr>
-          <w:p>
-            <w:pPr>
-              <w:spacing w:before="60" w:after="60"/>
-              <w:ind w:firstLine="0"/>
-              <w:jc w:val="center"/>
-            </w:pPr>
-            <w:r>
-              <w:rPr>
-                <w:rFonts w:ascii="Times New Roman" w:hAnsi="Times New Roman" w:eastAsia="Times New Roman"/>
-                <w:b w:val="0"/>
-                <w:i w:val="0"/>
-                <w:sz w:val="28"/>
-              </w:rPr>
-              <w:t>Long</w:t>
-            </w:r>
-          </w:p>
-        </w:tc>
-        <w:tc>
-          <w:tcPr>
-            <w:tcW w:type="dxa" w:w="1792"/>
-            <w:vAlign w:val="center"/>
-          </w:tcPr>
-          <w:p>
-            <w:pPr>
-              <w:spacing w:before="60" w:after="60"/>
-              <w:ind w:firstLine="0"/>
-              <w:jc w:val="center"/>
-            </w:pPr>
-            <w:r>
-              <w:rPr>
-                <w:rFonts w:ascii="Times New Roman" w:hAnsi="Times New Roman" w:eastAsia="Times New Roman"/>
-                <w:b w:val="0"/>
-                <w:i w:val="0"/>
-                <w:sz w:val="28"/>
-              </w:rPr>
-              <w:t>FK, Nullable</w:t>
-            </w:r>
-          </w:p>
-        </w:tc>
-        <w:tc>
-          <w:tcPr>
-            <w:tcW w:type="dxa" w:w="3360"/>
-            <w:vAlign w:val="center"/>
-          </w:tcPr>
-          <w:p>
-            <w:pPr>
-              <w:spacing w:before="60" w:after="60"/>
-              <w:ind w:firstLine="0"/>
-              <w:jc w:val="center"/>
-            </w:pPr>
-            <w:r>
-              <w:rPr>
-                <w:rFonts w:ascii="Times New Roman" w:hAnsi="Times New Roman" w:eastAsia="Times New Roman"/>
-                <w:b w:val="0"/>
-                <w:i w:val="0"/>
-                <w:sz w:val="28"/>
-              </w:rPr>
-              <w:t>Tin nhắn được trả lời</w:t>
-            </w:r>
-          </w:p>
-        </w:tc>
-      </w:tr>
-      <w:tr>
-        <w:tc>
-          <w:tcPr>
-            <w:tcW w:type="dxa" w:w="1680"/>
-            <w:vAlign w:val="center"/>
-            <w:shd w:fill="DEEAF1" w:val="clear"/>
-          </w:tcPr>
-          <w:p>
-            <w:pPr>
-              <w:spacing w:before="60" w:after="60"/>
-              <w:ind w:firstLine="0"/>
-              <w:jc w:val="left"/>
-            </w:pPr>
-            <w:r>
-              <w:rPr>
-                <w:rFonts w:ascii="Times New Roman" w:hAnsi="Times New Roman" w:eastAsia="Times New Roman"/>
-                <w:b/>
-                <w:i w:val="0"/>
-                <w:sz w:val="28"/>
-              </w:rPr>
-              <w:t>CHATROOMMEMBER</w:t>
-            </w:r>
-          </w:p>
-        </w:tc>
-        <w:tc>
-          <w:tcPr>
-            <w:tcW w:type="dxa" w:w="1456"/>
-            <w:vAlign w:val="center"/>
-            <w:shd w:fill="DEEAF1" w:val="clear"/>
-          </w:tcPr>
-          <w:p>
-            <w:pPr>
-              <w:spacing w:before="60" w:after="60"/>
-              <w:ind w:firstLine="0"/>
-              <w:jc w:val="center"/>
-            </w:pPr>
-            <w:r>
-              <w:rPr>
-                <w:rFonts w:ascii="Times New Roman" w:hAnsi="Times New Roman" w:eastAsia="Times New Roman"/>
-                <w:b w:val="0"/>
-                <w:i w:val="0"/>
-                <w:sz w:val="28"/>
-              </w:rPr>
-              <w:t>is_​admin</w:t>
-            </w:r>
-          </w:p>
-        </w:tc>
-        <w:tc>
-          <w:tcPr>
-            <w:tcW w:type="dxa" w:w="784"/>
-            <w:vAlign w:val="center"/>
-            <w:shd w:fill="DEEAF1" w:val="clear"/>
-          </w:tcPr>
-          <w:p>
-            <w:pPr>
-              <w:spacing w:before="60" w:after="60"/>
-              <w:ind w:firstLine="0"/>
-              <w:jc w:val="center"/>
-            </w:pPr>
-            <w:r>
-              <w:rPr>
-                <w:rFonts w:ascii="Times New Roman" w:hAnsi="Times New Roman" w:eastAsia="Times New Roman"/>
-                <w:b w:val="0"/>
-                <w:i w:val="0"/>
-                <w:sz w:val="28"/>
-              </w:rPr>
-              <w:t>Boolean</w:t>
-            </w:r>
-          </w:p>
-        </w:tc>
-        <w:tc>
-          <w:tcPr>
-            <w:tcW w:type="dxa" w:w="1792"/>
-            <w:vAlign w:val="center"/>
-            <w:shd w:fill="DEEAF1" w:val="clear"/>
-          </w:tcPr>
-          <w:p>
-            <w:pPr>
-              <w:spacing w:before="60" w:after="60"/>
-              <w:ind w:firstLine="0"/>
-              <w:jc w:val="center"/>
-            </w:pPr>
-            <w:r>
-              <w:rPr>
-                <w:rFonts w:ascii="Times New Roman" w:hAnsi="Times New Roman" w:eastAsia="Times New Roman"/>
-                <w:b w:val="0"/>
-                <w:i w:val="0"/>
-                <w:sz w:val="28"/>
-              </w:rPr>
-              <w:t>NOT NULL</w:t>
-            </w:r>
-          </w:p>
-        </w:tc>
-        <w:tc>
-          <w:tcPr>
-            <w:tcW w:type="dxa" w:w="3360"/>
-            <w:vAlign w:val="center"/>
-            <w:shd w:fill="DEEAF1" w:val="clear"/>
-          </w:tcPr>
-          <w:p>
-            <w:pPr>
-              <w:spacing w:before="60" w:after="60"/>
-              <w:ind w:firstLine="0"/>
-              <w:jc w:val="center"/>
-            </w:pPr>
-            <w:r>
-              <w:rPr>
-                <w:rFonts w:ascii="Times New Roman" w:hAnsi="Times New Roman" w:eastAsia="Times New Roman"/>
-                <w:b w:val="0"/>
-                <w:i w:val="0"/>
-                <w:sz w:val="28"/>
-              </w:rPr>
-              <w:t>Quyền admin trong nhóm</w:t>
-            </w:r>
-          </w:p>
-        </w:tc>
-      </w:tr>
-      <w:tr>
-        <w:tc>
-          <w:tcPr>
-            <w:tcW w:type="dxa" w:w="1680"/>
-            <w:vAlign w:val="center"/>
-          </w:tcPr>
-          <w:p>
-            <w:pPr>
-              <w:spacing w:before="60" w:after="60"/>
-              <w:ind w:firstLine="0"/>
-              <w:jc w:val="left"/>
-            </w:pPr>
-            <w:r>
-              <w:rPr>
-                <w:rFonts w:ascii="Times New Roman" w:hAnsi="Times New Roman" w:eastAsia="Times New Roman"/>
-                <w:b/>
-                <w:i w:val="0"/>
-                <w:sz w:val="28"/>
-              </w:rPr>
-              <w:t>CHATROOMPIN</w:t>
-            </w:r>
-          </w:p>
-        </w:tc>
-        <w:tc>
-          <w:tcPr>
-            <w:tcW w:type="dxa" w:w="1456"/>
-            <w:vAlign w:val="center"/>
-          </w:tcPr>
-          <w:p>
-            <w:pPr>
-              <w:spacing w:before="60" w:after="60"/>
-              <w:ind w:firstLine="0"/>
-              <w:jc w:val="center"/>
-            </w:pPr>
-            <w:r>
-              <w:rPr>
-                <w:rFonts w:ascii="Times New Roman" w:hAnsi="Times New Roman" w:eastAsia="Times New Roman"/>
-                <w:b w:val="0"/>
-                <w:i w:val="0"/>
-                <w:sz w:val="28"/>
-              </w:rPr>
-              <w:t>(​user, room)​</w:t>
-            </w:r>
-          </w:p>
-        </w:tc>
-        <w:tc>
-          <w:tcPr>
-            <w:tcW w:type="dxa" w:w="784"/>
-            <w:vAlign w:val="center"/>
-          </w:tcPr>
-          <w:p>
-            <w:pPr>
-              <w:spacing w:before="60" w:after="60"/>
-              <w:ind w:firstLine="0"/>
-              <w:jc w:val="center"/>
-            </w:pPr>
-            <w:r>
-              <w:rPr>
-                <w:rFonts w:ascii="Times New Roman" w:hAnsi="Times New Roman" w:eastAsia="Times New Roman"/>
-                <w:b w:val="0"/>
-                <w:i w:val="0"/>
-                <w:sz w:val="28"/>
-              </w:rPr>
-              <w:t>—</w:t>
-            </w:r>
-          </w:p>
-        </w:tc>
-        <w:tc>
-          <w:tcPr>
-            <w:tcW w:type="dxa" w:w="1792"/>
-            <w:vAlign w:val="center"/>
-          </w:tcPr>
-          <w:p>
-            <w:pPr>
-              <w:spacing w:before="60" w:after="60"/>
-              <w:ind w:firstLine="0"/>
-              <w:jc w:val="center"/>
-            </w:pPr>
-            <w:r>
-              <w:rPr>
-                <w:rFonts w:ascii="Times New Roman" w:hAnsi="Times New Roman" w:eastAsia="Times New Roman"/>
-                <w:b w:val="0"/>
-                <w:i w:val="0"/>
-                <w:sz w:val="28"/>
-              </w:rPr>
-              <w:t>UNIQUE</w:t>
-            </w:r>
-          </w:p>
-        </w:tc>
-        <w:tc>
-          <w:tcPr>
-            <w:tcW w:type="dxa" w:w="3360"/>
-            <w:vAlign w:val="center"/>
-          </w:tcPr>
-          <w:p>
-            <w:pPr>
-              <w:spacing w:before="60" w:after="60"/>
-              <w:ind w:firstLine="0"/>
-              <w:jc w:val="center"/>
-            </w:pPr>
-            <w:r>
-              <w:rPr>
-                <w:rFonts w:ascii="Times New Roman" w:hAnsi="Times New Roman" w:eastAsia="Times New Roman"/>
-                <w:b w:val="0"/>
-                <w:i w:val="0"/>
-                <w:sz w:val="28"/>
-              </w:rPr>
-              <w:t>Ngăn ghim trùng</w:t>
-            </w:r>
-          </w:p>
-        </w:tc>
-      </w:tr>
-      <w:tr>
-        <w:tc>
-          <w:tcPr>
-            <w:tcW w:type="dxa" w:w="1680"/>
-            <w:vAlign w:val="center"/>
-            <w:shd w:fill="DEEAF1" w:val="clear"/>
-          </w:tcPr>
-          <w:p>
-            <w:pPr>
-              <w:spacing w:before="60" w:after="60"/>
-              <w:ind w:firstLine="0"/>
-              <w:jc w:val="left"/>
-            </w:pPr>
-            <w:r>
-              <w:rPr>
-                <w:rFonts w:ascii="Times New Roman" w:hAnsi="Times New Roman" w:eastAsia="Times New Roman"/>
-                <w:b/>
-                <w:i w:val="0"/>
-                <w:sz w:val="28"/>
-              </w:rPr>
-              <w:t>ATTACHMENT</w:t>
-            </w:r>
-          </w:p>
-        </w:tc>
-        <w:tc>
-          <w:tcPr>
-            <w:tcW w:type="dxa" w:w="1456"/>
-            <w:vAlign w:val="center"/>
-            <w:shd w:fill="DEEAF1" w:val="clear"/>
-          </w:tcPr>
-          <w:p>
-            <w:pPr>
-              <w:spacing w:before="60" w:after="60"/>
-              <w:ind w:firstLine="0"/>
-              <w:jc w:val="center"/>
-            </w:pPr>
-            <w:r>
-              <w:rPr>
-                <w:rFonts w:ascii="Times New Roman" w:hAnsi="Times New Roman" w:eastAsia="Times New Roman"/>
-                <w:b w:val="0"/>
-                <w:i w:val="0"/>
-                <w:sz w:val="28"/>
-              </w:rPr>
-              <w:t>type</w:t>
-            </w:r>
-          </w:p>
-        </w:tc>
-        <w:tc>
-          <w:tcPr>
-            <w:tcW w:type="dxa" w:w="784"/>
-            <w:vAlign w:val="center"/>
-            <w:shd w:fill="DEEAF1" w:val="clear"/>
-          </w:tcPr>
-          <w:p>
-            <w:pPr>
-              <w:spacing w:before="60" w:after="60"/>
-              <w:ind w:firstLine="0"/>
-              <w:jc w:val="center"/>
-            </w:pPr>
-            <w:r>
-              <w:rPr>
-                <w:rFonts w:ascii="Times New Roman" w:hAnsi="Times New Roman" w:eastAsia="Times New Roman"/>
-                <w:b w:val="0"/>
-                <w:i w:val="0"/>
-                <w:sz w:val="28"/>
-              </w:rPr>
-              <w:t>Enum</w:t>
-            </w:r>
-          </w:p>
-        </w:tc>
-        <w:tc>
-          <w:tcPr>
-            <w:tcW w:type="dxa" w:w="1792"/>
-            <w:vAlign w:val="center"/>
-            <w:shd w:fill="DEEAF1" w:val="clear"/>
-          </w:tcPr>
-          <w:p>
-            <w:pPr>
-              <w:spacing w:before="60" w:after="60"/>
-              <w:ind w:firstLine="0"/>
-              <w:jc w:val="center"/>
-            </w:pPr>
-            <w:r>
-              <w:rPr>
-                <w:rFonts w:ascii="Times New Roman" w:hAnsi="Times New Roman" w:eastAsia="Times New Roman"/>
-                <w:b w:val="0"/>
-                <w:i w:val="0"/>
-                <w:sz w:val="28"/>
-              </w:rPr>
-              <w:t>NOT NULL</w:t>
-            </w:r>
-          </w:p>
-        </w:tc>
-        <w:tc>
-          <w:tcPr>
-            <w:tcW w:type="dxa" w:w="3360"/>
-            <w:vAlign w:val="center"/>
-            <w:shd w:fill="DEEAF1" w:val="clear"/>
-          </w:tcPr>
-          <w:p>
-            <w:pPr>
-              <w:spacing w:before="60" w:after="60"/>
-              <w:ind w:firstLine="0"/>
-              <w:jc w:val="center"/>
-            </w:pPr>
-            <w:r>
-              <w:rPr>
-                <w:rFonts w:ascii="Times New Roman" w:hAnsi="Times New Roman" w:eastAsia="Times New Roman"/>
-                <w:b w:val="0"/>
-                <w:i w:val="0"/>
-                <w:sz w:val="28"/>
-              </w:rPr>
-              <w:t>IMAGE/​VIDEO/​DOCUMENT/​AUDIO/​RAW</w:t>
-            </w:r>
-          </w:p>
-        </w:tc>
-      </w:tr>
-      <w:tr>
-        <w:tc>
-          <w:tcPr>
-            <w:tcW w:type="dxa" w:w="1680"/>
-            <w:vAlign w:val="center"/>
-          </w:tcPr>
-          <w:p>
-            <w:pPr>
-              <w:spacing w:before="60" w:after="60"/>
-              <w:ind w:firstLine="0"/>
-              <w:jc w:val="left"/>
-            </w:pPr>
-            <w:r>
-              <w:rPr>
-                <w:rFonts w:ascii="Times New Roman" w:hAnsi="Times New Roman" w:eastAsia="Times New Roman"/>
-                <w:b/>
-                <w:i w:val="0"/>
-                <w:sz w:val="28"/>
-              </w:rPr>
-              <w:t>FCM_​TOKEN</w:t>
-            </w:r>
-          </w:p>
-        </w:tc>
-        <w:tc>
-          <w:tcPr>
-            <w:tcW w:type="dxa" w:w="1456"/>
-            <w:vAlign w:val="center"/>
-          </w:tcPr>
-          <w:p>
-            <w:pPr>
-              <w:spacing w:before="60" w:after="60"/>
-              <w:ind w:firstLine="0"/>
-              <w:jc w:val="center"/>
-            </w:pPr>
-            <w:r>
-              <w:rPr>
-                <w:rFonts w:ascii="Times New Roman" w:hAnsi="Times New Roman" w:eastAsia="Times New Roman"/>
-                <w:b w:val="0"/>
-                <w:i w:val="0"/>
-                <w:sz w:val="28"/>
-              </w:rPr>
-              <w:t>(​user, token)​</w:t>
-            </w:r>
-          </w:p>
-        </w:tc>
-        <w:tc>
-          <w:tcPr>
-            <w:tcW w:type="dxa" w:w="784"/>
-            <w:vAlign w:val="center"/>
-          </w:tcPr>
-          <w:p>
-            <w:pPr>
-              <w:spacing w:before="60" w:after="60"/>
-              <w:ind w:firstLine="0"/>
-              <w:jc w:val="center"/>
-            </w:pPr>
-            <w:r>
-              <w:rPr>
-                <w:rFonts w:ascii="Times New Roman" w:hAnsi="Times New Roman" w:eastAsia="Times New Roman"/>
-                <w:b w:val="0"/>
-                <w:i w:val="0"/>
-                <w:sz w:val="28"/>
-              </w:rPr>
-              <w:t>—</w:t>
-            </w:r>
-          </w:p>
-        </w:tc>
-        <w:tc>
-          <w:tcPr>
-            <w:tcW w:type="dxa" w:w="1792"/>
-            <w:vAlign w:val="center"/>
-          </w:tcPr>
-          <w:p>
-            <w:pPr>
-              <w:spacing w:before="60" w:after="60"/>
-              <w:ind w:firstLine="0"/>
-              <w:jc w:val="center"/>
-            </w:pPr>
-            <w:r>
-              <w:rPr>
-                <w:rFonts w:ascii="Times New Roman" w:hAnsi="Times New Roman" w:eastAsia="Times New Roman"/>
-                <w:b w:val="0"/>
-                <w:i w:val="0"/>
-                <w:sz w:val="28"/>
-              </w:rPr>
-              <w:t>UNIQUE</w:t>
-            </w:r>
-          </w:p>
-        </w:tc>
-        <w:tc>
-          <w:tcPr>
-            <w:tcW w:type="dxa" w:w="3360"/>
-            <w:vAlign w:val="center"/>
-          </w:tcPr>
-          <w:p>
-            <w:pPr>
-              <w:spacing w:before="60" w:after="60"/>
-              <w:ind w:firstLine="0"/>
-              <w:jc w:val="center"/>
-            </w:pPr>
-            <w:r>
-              <w:rPr>
-                <w:rFonts w:ascii="Times New Roman" w:hAnsi="Times New Roman" w:eastAsia="Times New Roman"/>
-                <w:b w:val="0"/>
-                <w:i w:val="0"/>
-                <w:sz w:val="28"/>
-              </w:rPr>
-              <w:t>Ngăn đăng ký trùng</w:t>
-            </w:r>
-          </w:p>
-        </w:tc>
-      </w:tr>
-      <w:tr>
-        <w:tc>
-          <w:tcPr>
-            <w:tcW w:type="dxa" w:w="1680"/>
-            <w:vAlign w:val="center"/>
-            <w:shd w:fill="DEEAF1" w:val="clear"/>
-          </w:tcPr>
-          <w:p>
-            <w:pPr>
-              <w:spacing w:before="60" w:after="60"/>
-              <w:ind w:firstLine="0"/>
-              <w:jc w:val="left"/>
-            </w:pPr>
-            <w:r>
-              <w:rPr>
-                <w:rFonts w:ascii="Times New Roman" w:hAnsi="Times New Roman" w:eastAsia="Times New Roman"/>
-                <w:b/>
-                <w:i w:val="0"/>
-                <w:sz w:val="28"/>
-              </w:rPr>
-              <w:t>CHATBOT_​MESSAGE</w:t>
-            </w:r>
-          </w:p>
-        </w:tc>
-        <w:tc>
-          <w:tcPr>
-            <w:tcW w:type="dxa" w:w="1456"/>
-            <w:vAlign w:val="center"/>
-            <w:shd w:fill="DEEAF1" w:val="clear"/>
-          </w:tcPr>
-          <w:p>
-            <w:pPr>
-              <w:spacing w:before="60" w:after="60"/>
-              <w:ind w:firstLine="0"/>
-              <w:jc w:val="center"/>
-            </w:pPr>
-            <w:r>
-              <w:rPr>
-                <w:rFonts w:ascii="Times New Roman" w:hAnsi="Times New Roman" w:eastAsia="Times New Roman"/>
-                <w:b w:val="0"/>
-                <w:i w:val="0"/>
-                <w:sz w:val="28"/>
-              </w:rPr>
-              <w:t>role</w:t>
-            </w:r>
-          </w:p>
-        </w:tc>
-        <w:tc>
-          <w:tcPr>
-            <w:tcW w:type="dxa" w:w="784"/>
-            <w:vAlign w:val="center"/>
-            <w:shd w:fill="DEEAF1" w:val="clear"/>
-          </w:tcPr>
-          <w:p>
-            <w:pPr>
-              <w:spacing w:before="60" w:after="60"/>
-              <w:ind w:firstLine="0"/>
-              <w:jc w:val="center"/>
-            </w:pPr>
-            <w:r>
-              <w:rPr>
-                <w:rFonts w:ascii="Times New Roman" w:hAnsi="Times New Roman" w:eastAsia="Times New Roman"/>
-                <w:b w:val="0"/>
-                <w:i w:val="0"/>
-                <w:sz w:val="28"/>
-              </w:rPr>
-              <w:t>Enum</w:t>
-            </w:r>
-          </w:p>
-        </w:tc>
-        <w:tc>
-          <w:tcPr>
-            <w:tcW w:type="dxa" w:w="1792"/>
-            <w:vAlign w:val="center"/>
-            <w:shd w:fill="DEEAF1" w:val="clear"/>
-          </w:tcPr>
-          <w:p>
-            <w:pPr>
-              <w:spacing w:before="60" w:after="60"/>
-              <w:ind w:firstLine="0"/>
-              <w:jc w:val="center"/>
-            </w:pPr>
-            <w:r>
-              <w:rPr>
-                <w:rFonts w:ascii="Times New Roman" w:hAnsi="Times New Roman" w:eastAsia="Times New Roman"/>
-                <w:b w:val="0"/>
-                <w:i w:val="0"/>
-                <w:sz w:val="28"/>
-              </w:rPr>
-              <w:t>NOT NULL</w:t>
-            </w:r>
-          </w:p>
-        </w:tc>
-        <w:tc>
-          <w:tcPr>
-            <w:tcW w:type="dxa" w:w="3360"/>
-            <w:vAlign w:val="center"/>
-            <w:shd w:fill="DEEAF1" w:val="clear"/>
-          </w:tcPr>
-          <w:p>
-            <w:pPr>
-              <w:spacing w:before="60" w:after="60"/>
-              <w:ind w:firstLine="0"/>
-              <w:jc w:val="center"/>
-            </w:pPr>
-            <w:r>
-              <w:rPr>
-                <w:rFonts w:ascii="Times New Roman" w:hAnsi="Times New Roman" w:eastAsia="Times New Roman"/>
-                <w:b w:val="0"/>
-                <w:i w:val="0"/>
-                <w:sz w:val="28"/>
-              </w:rPr>
-              <w:t>USER/​ASSISTANT/​SYSTEM/​TOOL</w:t>
-            </w:r>
-          </w:p>
-        </w:tc>
-      </w:tr>
-      <w:tr>
-        <w:tc>
-          <w:tcPr>
-            <w:tcW w:type="dxa" w:w="1680"/>
-            <w:vAlign w:val="center"/>
-          </w:tcPr>
-          <w:p>
-            <w:pPr>
-              <w:spacing w:before="60" w:after="60"/>
-              <w:ind w:firstLine="0"/>
-              <w:jc w:val="left"/>
-            </w:pPr>
-            <w:r>
-              <w:rPr>
-                <w:rFonts w:ascii="Times New Roman" w:hAnsi="Times New Roman" w:eastAsia="Times New Roman"/>
-                <w:b/>
-                <w:i w:val="0"/>
-                <w:sz w:val="28"/>
-              </w:rPr>
-              <w:t>INVITATION</w:t>
-            </w:r>
-          </w:p>
-        </w:tc>
-        <w:tc>
-          <w:tcPr>
-            <w:tcW w:type="dxa" w:w="1456"/>
-            <w:vAlign w:val="center"/>
-          </w:tcPr>
-          <w:p>
-            <w:pPr>
-              <w:spacing w:before="60" w:after="60"/>
-              <w:ind w:firstLine="0"/>
-              <w:jc w:val="center"/>
-            </w:pPr>
-            <w:r>
-              <w:rPr>
-                <w:rFonts w:ascii="Times New Roman" w:hAnsi="Times New Roman" w:eastAsia="Times New Roman"/>
-                <w:b w:val="0"/>
-                <w:i w:val="0"/>
-                <w:sz w:val="28"/>
-              </w:rPr>
-              <w:t>status</w:t>
-            </w:r>
-          </w:p>
-        </w:tc>
-        <w:tc>
-          <w:tcPr>
-            <w:tcW w:type="dxa" w:w="784"/>
-            <w:vAlign w:val="center"/>
-          </w:tcPr>
-          <w:p>
-            <w:pPr>
-              <w:spacing w:before="60" w:after="60"/>
-              <w:ind w:firstLine="0"/>
-              <w:jc w:val="center"/>
-            </w:pPr>
-            <w:r>
-              <w:rPr>
-                <w:rFonts w:ascii="Times New Roman" w:hAnsi="Times New Roman" w:eastAsia="Times New Roman"/>
-                <w:b w:val="0"/>
-                <w:i w:val="0"/>
-                <w:sz w:val="28"/>
-              </w:rPr>
-              <w:t>Enum</w:t>
-            </w:r>
-          </w:p>
-        </w:tc>
-        <w:tc>
-          <w:tcPr>
-            <w:tcW w:type="dxa" w:w="1792"/>
-            <w:vAlign w:val="center"/>
-          </w:tcPr>
-          <w:p>
-            <w:pPr>
-              <w:spacing w:before="60" w:after="60"/>
-              <w:ind w:firstLine="0"/>
-              <w:jc w:val="center"/>
-            </w:pPr>
-            <w:r>
-              <w:rPr>
-                <w:rFonts w:ascii="Times New Roman" w:hAnsi="Times New Roman" w:eastAsia="Times New Roman"/>
-                <w:b w:val="0"/>
-                <w:i w:val="0"/>
-                <w:sz w:val="28"/>
-              </w:rPr>
-              <w:t>NOT NULL</w:t>
-            </w:r>
-          </w:p>
-        </w:tc>
-        <w:tc>
-          <w:tcPr>
-            <w:tcW w:type="dxa" w:w="3360"/>
-            <w:vAlign w:val="center"/>
-          </w:tcPr>
-          <w:p>
-            <w:pPr>
-              <w:spacing w:before="60" w:after="60"/>
-              <w:ind w:firstLine="0"/>
-              <w:jc w:val="center"/>
-            </w:pPr>
-            <w:r>
-              <w:rPr>
-                <w:rFonts w:ascii="Times New Roman" w:hAnsi="Times New Roman" w:eastAsia="Times New Roman"/>
-                <w:b w:val="0"/>
-                <w:i w:val="0"/>
-                <w:sz w:val="28"/>
-              </w:rPr>
-              <w:t>PENDING/​ACCEPTED/​REJECTED</w:t>
-            </w:r>
-          </w:p>
-        </w:tc>
-      </w:tr>
-    </w:tbl>
-    <w:p>
-      <w:pPr>
-        <w:spacing w:after="80"/>
-        <w:ind w:firstLine="0"/>
-      </w:pPr>
-    </w:p>
-    <w:p>
-      <w:pPr>
-        <w:keepNext/>
-        <w:spacing w:before="80" w:after="200"/>
-        <w:ind w:firstLine="0"/>
-        <w:jc w:val="center"/>
-      </w:pPr>
-      <w:r>
-        <w:rPr>
-          <w:rFonts w:ascii="Times New Roman" w:hAnsi="Times New Roman" w:eastAsia="Times New Roman"/>
-          <w:b/>
-          <w:i/>
-          <w:color w:val="1E1E1E"/>
-          <w:sz w:val="22"/>
-        </w:rPr>
-        <w:t xml:space="preserve">Bảng 2.2: </w:t>
-      </w:r>
-      <w:r>
-        <w:rPr>
-          <w:rFonts w:ascii="Times New Roman" w:hAnsi="Times New Roman" w:eastAsia="Times New Roman"/>
-          <w:b w:val="0"/>
-          <w:i/>
-          <w:color w:val="1E1E1E"/>
-          <w:sz w:val="22"/>
-        </w:rPr>
-        <w:t>Chi tiết các trường entity trong hệ thống</w:t>
-      </w:r>
-    </w:p>
-    <w:p>
-      <w:pPr>
-        <w:spacing w:before="0" w:after="80" w:line="300" w:lineRule="auto"/>
-        <w:ind w:firstLine="0"/>
-        <w:jc w:val="both"/>
-      </w:pPr>
-      <w:r>
-        <w:rPr>
-          <w:rFonts w:ascii="Times New Roman" w:hAnsi="Times New Roman" w:eastAsia="Times New Roman"/>
-          <w:b/>
-          <w:i w:val="0"/>
-          <w:sz w:val="28"/>
-        </w:rPr>
-        <w:t>Các ràng buộc quan trọng:</w:t>
-      </w:r>
-    </w:p>
-    <w:p>
-      <w:pPr>
-        <w:pStyle w:val="ListBullet"/>
-        <w:spacing w:before="20" w:after="40" w:line="300" w:lineRule="auto"/>
-        <w:ind w:firstLine="0" w:left="850"/>
-        <w:jc w:val="left"/>
-      </w:pPr>
-      <w:r>
-        <w:rPr>
-          <w:rFonts w:ascii="Times New Roman" w:hAnsi="Times New Roman" w:eastAsia="Times New Roman"/>
-          <w:b w:val="0"/>
-          <w:i w:val="0"/>
-          <w:sz w:val="28"/>
-        </w:rPr>
-        <w:t>Cascade Delete: Khi xóa Chat​Room → cascade xóa Chat​Message, Chat​Room​Member, Chat​Room​Pin, Chat​Room​Read​State.​</w:t>
-      </w:r>
-    </w:p>
-    <w:p>
-      <w:pPr>
-        <w:pStyle w:val="ListBullet"/>
-        <w:spacing w:before="20" w:after="40" w:line="300" w:lineRule="auto"/>
-        <w:ind w:firstLine="0" w:left="850"/>
-        <w:jc w:val="left"/>
-      </w:pPr>
-      <w:r>
-        <w:rPr>
-          <w:rFonts w:ascii="Times New Roman" w:hAnsi="Times New Roman" w:eastAsia="Times New Roman"/>
-          <w:b w:val="0"/>
-          <w:i w:val="0"/>
-          <w:sz w:val="28"/>
-        </w:rPr>
-        <w:t>Unique Constraints: (​userid, chatroomid)​ trong Chat​Room​Pin, (​userid, token)​ trong Fcm​Token, (​blockerid, blockedid)​ trong User​Block.​</w:t>
-      </w:r>
-    </w:p>
-    <w:p>
-      <w:pPr>
-        <w:pStyle w:val="ListBullet"/>
-        <w:spacing w:before="20" w:after="40" w:line="300" w:lineRule="auto"/>
-        <w:ind w:firstLine="0" w:left="850"/>
-        <w:jc w:val="left"/>
-      </w:pPr>
-      <w:r>
-        <w:rPr>
-          <w:rFonts w:ascii="Times New Roman" w:hAnsi="Times New Roman" w:eastAsia="Times New Roman"/>
-          <w:b w:val="0"/>
-          <w:i w:val="0"/>
-          <w:sz w:val="28"/>
-        </w:rPr>
-        <w:t>Foreign Key References: Chat​Message.​senderid → User, Chat​Message.​roomid → Chat​Room, Invitation.​sender_​id → User.​</w:t>
-      </w:r>
-    </w:p>
-    <w:p>
-      <w:pPr>
-        <w:pStyle w:val="ListBullet"/>
-        <w:spacing w:before="20" w:after="40" w:line="300" w:lineRule="auto"/>
-        <w:ind w:firstLine="0" w:left="850"/>
-        <w:jc w:val="left"/>
-      </w:pPr>
-      <w:r>
-        <w:rPr>
-          <w:rFonts w:ascii="Times New Roman" w:hAnsi="Times New Roman" w:eastAsia="Times New Roman"/>
-          <w:b w:val="0"/>
-          <w:i w:val="0"/>
-          <w:sz w:val="28"/>
-        </w:rPr>
-        <w:t>Index Strategy: Index trên username (​User)​, oomid + senton (​Chat​Message)​, user_​id (​Fcm​Token)​ để tối ưu query.​</w:t>
-      </w:r>
-    </w:p>
-    <w:p>
-      <w:pPr>
-        <w:spacing w:before="0" w:after="80" w:line="300" w:lineRule="auto"/>
-        <w:ind w:firstLine="0"/>
-        <w:jc w:val="both"/>
-      </w:pPr>
-      <w:r>
-        <w:rPr>
-          <w:rFonts w:ascii="Times New Roman" w:hAnsi="Times New Roman" w:eastAsia="Times New Roman"/>
-          <w:b/>
-          <w:i w:val="0"/>
-          <w:sz w:val="28"/>
-        </w:rPr>
-        <w:t>★ Entity thuộc phạm vi Thành viên 3:</w:t>
+        <w:t>★ Entity thuộc phạm vi Thành viên 4:</w:t>
       </w:r>
       <w:r>
         <w:rPr>
@@ -17350,2615 +13326,6 @@
     </w:p>
     <w:p>
       <w:pPr>
-        <w:spacing w:before="0" w:after="80" w:line="300" w:lineRule="auto"/>
-        <w:ind w:firstLine="0"/>
-        <w:jc w:val="both"/>
-      </w:pPr>
-      <w:r>
-        <w:rPr>
-          <w:rFonts w:ascii="Times New Roman" w:hAnsi="Times New Roman" w:eastAsia="Times New Roman"/>
-          <w:b/>
-          <w:i w:val="0"/>
-          <w:sz w:val="28"/>
-        </w:rPr>
-        <w:t>Chi tiết cấu hình Web​Socket (​Web​Socket​Config.​kt)​:</w:t>
-      </w:r>
-    </w:p>
-    <w:p>
-      <w:pPr>
-        <w:spacing w:before="80" w:after="120" w:line="288" w:lineRule="auto"/>
-        <w:ind w:firstLine="0" w:left="567" w:right="283"/>
-        <w:jc w:val="left"/>
-        <w:shd w:fill="F6F6F6" w:val="clear"/>
-        <w:pBdr>
-          <w:top w:val="single" w:sz="4" w:space="5" w:color="C8C8C8"/>
-          <w:bottom w:val="single" w:sz="4" w:space="5" w:color="C8C8C8"/>
-          <w:left w:val="single" w:sz="4" w:space="5" w:color="C8C8C8"/>
-          <w:right w:val="single" w:sz="4" w:space="5" w:color="C8C8C8"/>
-        </w:pBdr>
-      </w:pPr>
-      <w:r>
-        <w:rPr>
-          <w:rFonts w:ascii="Consolas" w:hAnsi="Consolas"/>
-          <w:b w:val="0"/>
-          <w:i w:val="0"/>
-          <w:color w:val="1E1E1E"/>
-          <w:sz w:val="20"/>
-        </w:rPr>
-        <w:t>@Configuration</w:t>
-      </w:r>
-      <w:br/>
-      <w:r>
-        <w:rPr>
-          <w:rFonts w:ascii="Consolas" w:hAnsi="Consolas"/>
-          <w:b w:val="0"/>
-          <w:i w:val="0"/>
-          <w:color w:val="1E1E1E"/>
-          <w:sz w:val="20"/>
-        </w:rPr>
-        <w:t>@EnableWebSocketMessageBroker</w:t>
-      </w:r>
-      <w:br/>
-      <w:r>
-        <w:rPr>
-          <w:rFonts w:ascii="Consolas" w:hAnsi="Consolas"/>
-          <w:b w:val="0"/>
-          <w:i w:val="0"/>
-          <w:color w:val="1E1E1E"/>
-          <w:sz w:val="20"/>
-        </w:rPr>
-        <w:t>class WebSocketConfig : WebSocketMessageBrokerConfigurer {</w:t>
-      </w:r>
-      <w:br/>
-      <w:r>
-        <w:rPr>
-          <w:rFonts w:ascii="Consolas" w:hAnsi="Consolas"/>
-          <w:b w:val="0"/>
-          <w:i w:val="0"/>
-          <w:color w:val="1E1E1E"/>
-          <w:sz w:val="20"/>
-        </w:rPr>
-        <w:t xml:space="preserve">    override fun configureMessageBroker(registry: MessageBrokerRegistry) {</w:t>
-      </w:r>
-      <w:br/>
-      <w:r>
-        <w:rPr>
-          <w:rFonts w:ascii="Consolas" w:hAnsi="Consolas"/>
-          <w:b w:val="0"/>
-          <w:i w:val="0"/>
-          <w:color w:val="1E1E1E"/>
-          <w:sz w:val="20"/>
-        </w:rPr>
-        <w:t xml:space="preserve">        registry.enableStompBrokerRelay("/topic", "/queue")</w:t>
-      </w:r>
-      <w:br/>
-      <w:r>
-        <w:rPr>
-          <w:rFonts w:ascii="Consolas" w:hAnsi="Consolas"/>
-          <w:b w:val="0"/>
-          <w:i w:val="0"/>
-          <w:color w:val="1E1E1E"/>
-          <w:sz w:val="20"/>
-        </w:rPr>
-        <w:t xml:space="preserve">               .setRelayHost(relayHost)  // Apache Artemis</w:t>
-      </w:r>
-      <w:br/>
-      <w:r>
-        <w:rPr>
-          <w:rFonts w:ascii="Consolas" w:hAnsi="Consolas"/>
-          <w:b w:val="0"/>
-          <w:i w:val="0"/>
-          <w:color w:val="1E1E1E"/>
-          <w:sz w:val="20"/>
-        </w:rPr>
-        <w:t xml:space="preserve">               .setRelayPort(relayPort)  // 61613</w:t>
-      </w:r>
-      <w:br/>
-      <w:r>
-        <w:rPr>
-          <w:rFonts w:ascii="Consolas" w:hAnsi="Consolas"/>
-          <w:b w:val="0"/>
-          <w:i w:val="0"/>
-          <w:color w:val="1E1E1E"/>
-          <w:sz w:val="20"/>
-        </w:rPr>
-        <w:t xml:space="preserve">        registry.setApplicationDestinationPrefixes("/app")</w:t>
-      </w:r>
-      <w:br/>
-      <w:r>
-        <w:rPr>
-          <w:rFonts w:ascii="Consolas" w:hAnsi="Consolas"/>
-          <w:b w:val="0"/>
-          <w:i w:val="0"/>
-          <w:color w:val="1E1E1E"/>
-          <w:sz w:val="20"/>
-        </w:rPr>
-        <w:t xml:space="preserve">    }</w:t>
-      </w:r>
-      <w:br/>
-      <w:r>
-        <w:rPr>
-          <w:rFonts w:ascii="Consolas" w:hAnsi="Consolas"/>
-          <w:b w:val="0"/>
-          <w:i w:val="0"/>
-          <w:color w:val="1E1E1E"/>
-          <w:sz w:val="20"/>
-        </w:rPr>
-        <w:t xml:space="preserve">    override fun registerStompEndpoints(registry: StompEndpointRegistry) {</w:t>
-      </w:r>
-      <w:br/>
-      <w:r>
-        <w:rPr>
-          <w:rFonts w:ascii="Consolas" w:hAnsi="Consolas"/>
-          <w:b w:val="0"/>
-          <w:i w:val="0"/>
-          <w:color w:val="1E1E1E"/>
-          <w:sz w:val="20"/>
-        </w:rPr>
-        <w:t xml:space="preserve">        registry.addEndpoint("/socket").withSockJS()  // SockJS fallback</w:t>
-      </w:r>
-      <w:br/>
-      <w:r>
-        <w:rPr>
-          <w:rFonts w:ascii="Consolas" w:hAnsi="Consolas"/>
-          <w:b w:val="0"/>
-          <w:i w:val="0"/>
-          <w:color w:val="1E1E1E"/>
-          <w:sz w:val="20"/>
-        </w:rPr>
-        <w:t xml:space="preserve">        registry.addEndpoint("/ws")                    // Native WebSocket</w:t>
-      </w:r>
-      <w:br/>
-      <w:r>
-        <w:rPr>
-          <w:rFonts w:ascii="Consolas" w:hAnsi="Consolas"/>
-          <w:b w:val="0"/>
-          <w:i w:val="0"/>
-          <w:color w:val="1E1E1E"/>
-          <w:sz w:val="20"/>
-        </w:rPr>
-        <w:t xml:space="preserve">    }</w:t>
-      </w:r>
-      <w:br/>
-      <w:r>
-        <w:rPr>
-          <w:rFonts w:ascii="Consolas" w:hAnsi="Consolas"/>
-          <w:b w:val="0"/>
-          <w:i w:val="0"/>
-          <w:color w:val="1E1E1E"/>
-          <w:sz w:val="20"/>
-        </w:rPr>
-        <w:t>}</w:t>
-      </w:r>
-    </w:p>
-    <w:p>
-      <w:pPr>
-        <w:spacing w:before="0" w:after="80" w:line="300" w:lineRule="auto"/>
-        <w:ind w:firstLine="0"/>
-        <w:jc w:val="both"/>
-      </w:pPr>
-      <w:r>
-        <w:rPr>
-          <w:rFonts w:ascii="Times New Roman" w:hAnsi="Times New Roman" w:eastAsia="Times New Roman"/>
-          <w:b/>
-          <w:i w:val="0"/>
-          <w:sz w:val="28"/>
-        </w:rPr>
-        <w:t>Giải thích:</w:t>
-      </w:r>
-    </w:p>
-    <w:p>
-      <w:pPr>
-        <w:pStyle w:val="ListBullet"/>
-        <w:spacing w:before="20" w:after="40" w:line="300" w:lineRule="auto"/>
-        <w:ind w:firstLine="0" w:left="850"/>
-        <w:jc w:val="left"/>
-      </w:pPr>
-      <w:r>
-        <w:rPr>
-          <w:rFonts w:ascii="Times New Roman" w:hAnsi="Times New Roman" w:eastAsia="Times New Roman"/>
-          <w:b w:val="0"/>
-          <w:i w:val="0"/>
-          <w:sz w:val="28"/>
-        </w:rPr>
-        <w:t>STOMP Broker Relay kết nối đến Apache Artemis (​external broker)​ thay vì sử dụng simple broker.​</w:t>
-      </w:r>
-    </w:p>
-    <w:p>
-      <w:pPr>
-        <w:pStyle w:val="ListBullet"/>
-        <w:spacing w:before="20" w:after="40" w:line="300" w:lineRule="auto"/>
-        <w:ind w:firstLine="0" w:left="850"/>
-        <w:jc w:val="left"/>
-      </w:pPr>
-      <w:r>
-        <w:rPr>
-          <w:rFonts w:ascii="Times New Roman" w:hAnsi="Times New Roman" w:eastAsia="Times New Roman"/>
-          <w:b w:val="0"/>
-          <w:i w:val="0"/>
-          <w:sz w:val="28"/>
-        </w:rPr>
-        <w:t>Hai endpoints: /​socket (​Sock​JS fallback cho trình duyệt cũ)​ và /​ws (​native Web​Socket cho Flutter)​.​</w:t>
-      </w:r>
-    </w:p>
-    <w:p>
-      <w:pPr>
-        <w:pStyle w:val="ListBullet"/>
-        <w:spacing w:before="20" w:after="40" w:line="300" w:lineRule="auto"/>
-        <w:ind w:firstLine="0" w:left="850"/>
-        <w:jc w:val="left"/>
-      </w:pPr>
-      <w:r>
-        <w:rPr>
-          <w:rFonts w:ascii="Times New Roman" w:hAnsi="Times New Roman" w:eastAsia="Times New Roman"/>
-          <w:b w:val="0"/>
-          <w:i w:val="0"/>
-          <w:sz w:val="28"/>
-        </w:rPr>
-        <w:t>Web​Socket​Authentication​Interceptor xác thực JWT token trong STOMP CONNECT frame.​</w:t>
-      </w:r>
-    </w:p>
-    <w:p>
-      <w:pPr>
-        <w:pStyle w:val="ListBullet"/>
-        <w:spacing w:before="20" w:after="40" w:line="300" w:lineRule="auto"/>
-        <w:ind w:firstLine="0" w:left="850"/>
-        <w:jc w:val="left"/>
-      </w:pPr>
-      <w:r>
-        <w:rPr>
-          <w:rFonts w:ascii="Times New Roman" w:hAnsi="Times New Roman" w:eastAsia="Times New Roman"/>
-          <w:b w:val="0"/>
-          <w:i w:val="0"/>
-          <w:sz w:val="28"/>
-        </w:rPr>
-        <w:t>Application destination prefix /​app cho messages từ client → server (​typing indicator, read receipt)​.​</w:t>
-      </w:r>
-    </w:p>
-    <w:p>
-      <w:pPr>
-        <w:spacing w:before="0" w:after="80" w:line="300" w:lineRule="auto"/>
-        <w:ind w:firstLine="0"/>
-        <w:jc w:val="both"/>
-      </w:pPr>
-      <w:r>
-        <w:rPr>
-          <w:rFonts w:ascii="Times New Roman" w:hAnsi="Times New Roman" w:eastAsia="Times New Roman"/>
-          <w:b/>
-          <w:i w:val="0"/>
-          <w:sz w:val="28"/>
-        </w:rPr>
-        <w:t>Chi tiết cấu hình Security (​Security​Config.​kt)​:</w:t>
-      </w:r>
-    </w:p>
-    <w:p>
-      <w:pPr>
-        <w:spacing w:before="80" w:after="120" w:line="288" w:lineRule="auto"/>
-        <w:ind w:firstLine="0" w:left="567" w:right="283"/>
-        <w:jc w:val="left"/>
-        <w:shd w:fill="F6F6F6" w:val="clear"/>
-        <w:pBdr>
-          <w:top w:val="single" w:sz="4" w:space="5" w:color="C8C8C8"/>
-          <w:bottom w:val="single" w:sz="4" w:space="5" w:color="C8C8C8"/>
-          <w:left w:val="single" w:sz="4" w:space="5" w:color="C8C8C8"/>
-          <w:right w:val="single" w:sz="4" w:space="5" w:color="C8C8C8"/>
-        </w:pBdr>
-      </w:pPr>
-      <w:r>
-        <w:rPr>
-          <w:rFonts w:ascii="Consolas" w:hAnsi="Consolas"/>
-          <w:b w:val="0"/>
-          <w:i w:val="0"/>
-          <w:color w:val="1E1E1E"/>
-          <w:sz w:val="20"/>
-        </w:rPr>
-        <w:t>@Bean</w:t>
-      </w:r>
-      <w:br/>
-      <w:r>
-        <w:rPr>
-          <w:rFonts w:ascii="Consolas" w:hAnsi="Consolas"/>
-          <w:b w:val="0"/>
-          <w:i w:val="0"/>
-          <w:color w:val="1E1E1E"/>
-          <w:sz w:val="20"/>
-        </w:rPr>
-        <w:t>fun passwordEncoder() = Argon2PasswordEncoder.defaultsForSpringSecurity_v5_8()</w:t>
-      </w:r>
-      <w:br/>
-      <w:r>
-        <w:rPr>
-          <w:rFonts w:ascii="Consolas" w:hAnsi="Consolas"/>
-          <w:b w:val="0"/>
-          <w:i w:val="0"/>
-          <w:color w:val="1E1E1E"/>
-          <w:sz w:val="20"/>
-        </w:rPr>
-      </w:r>
-      <w:br/>
-      <w:r>
-        <w:rPr>
-          <w:rFonts w:ascii="Consolas" w:hAnsi="Consolas"/>
-          <w:b w:val="0"/>
-          <w:i w:val="0"/>
-          <w:color w:val="1E1E1E"/>
-          <w:sz w:val="20"/>
-        </w:rPr>
-        <w:t>@Bean</w:t>
-      </w:r>
-      <w:br/>
-      <w:r>
-        <w:rPr>
-          <w:rFonts w:ascii="Consolas" w:hAnsi="Consolas"/>
-          <w:b w:val="0"/>
-          <w:i w:val="0"/>
-          <w:color w:val="1E1E1E"/>
-          <w:sz w:val="20"/>
-        </w:rPr>
-        <w:t>fun filterChain(http: HttpSecurity): SecurityFilterChain {</w:t>
-      </w:r>
-      <w:br/>
-      <w:r>
-        <w:rPr>
-          <w:rFonts w:ascii="Consolas" w:hAnsi="Consolas"/>
-          <w:b w:val="0"/>
-          <w:i w:val="0"/>
-          <w:color w:val="1E1E1E"/>
-          <w:sz w:val="20"/>
-        </w:rPr>
-        <w:t xml:space="preserve">    http {</w:t>
-      </w:r>
-      <w:br/>
-      <w:r>
-        <w:rPr>
-          <w:rFonts w:ascii="Consolas" w:hAnsi="Consolas"/>
-          <w:b w:val="0"/>
-          <w:i w:val="0"/>
-          <w:color w:val="1E1E1E"/>
-          <w:sz w:val="20"/>
-        </w:rPr>
-        <w:t xml:space="preserve">        oauth2ResourceServer { jwt { jwtDecoder = jwtDecoder } }</w:t>
-      </w:r>
-      <w:br/>
-      <w:r>
-        <w:rPr>
-          <w:rFonts w:ascii="Consolas" w:hAnsi="Consolas"/>
-          <w:b w:val="0"/>
-          <w:i w:val="0"/>
-          <w:color w:val="1E1E1E"/>
-          <w:sz w:val="20"/>
-        </w:rPr>
-        <w:t xml:space="preserve">        authorizeHttpRequests {</w:t>
-      </w:r>
-      <w:br/>
-      <w:r>
-        <w:rPr>
-          <w:rFonts w:ascii="Consolas" w:hAnsi="Consolas"/>
-          <w:b w:val="0"/>
-          <w:i w:val="0"/>
-          <w:color w:val="1E1E1E"/>
-          <w:sz w:val="20"/>
-        </w:rPr>
-        <w:t xml:space="preserve">            authorize("/api/v1/messages/**", authenticated)</w:t>
-      </w:r>
-      <w:br/>
-      <w:r>
-        <w:rPr>
-          <w:rFonts w:ascii="Consolas" w:hAnsi="Consolas"/>
-          <w:b w:val="0"/>
-          <w:i w:val="0"/>
-          <w:color w:val="1E1E1E"/>
-          <w:sz w:val="20"/>
-        </w:rPr>
-        <w:t xml:space="preserve">            authorize("/api/v1/chatbot/**", authenticated)</w:t>
-      </w:r>
-      <w:br/>
-      <w:r>
-        <w:rPr>
-          <w:rFonts w:ascii="Consolas" w:hAnsi="Consolas"/>
-          <w:b w:val="0"/>
-          <w:i w:val="0"/>
-          <w:color w:val="1E1E1E"/>
-          <w:sz w:val="20"/>
-        </w:rPr>
-        <w:t xml:space="preserve">            authorize("/api/v1/invitations/**", authenticated)</w:t>
-      </w:r>
-      <w:br/>
-      <w:r>
-        <w:rPr>
-          <w:rFonts w:ascii="Consolas" w:hAnsi="Consolas"/>
-          <w:b w:val="0"/>
-          <w:i w:val="0"/>
-          <w:color w:val="1E1E1E"/>
-          <w:sz w:val="20"/>
-        </w:rPr>
-        <w:t xml:space="preserve">            authorize("/api/v1/users/me/**", authenticated)</w:t>
-      </w:r>
-      <w:br/>
-      <w:r>
-        <w:rPr>
-          <w:rFonts w:ascii="Consolas" w:hAnsi="Consolas"/>
-          <w:b w:val="0"/>
-          <w:i w:val="0"/>
-          <w:color w:val="1E1E1E"/>
-          <w:sz w:val="20"/>
-        </w:rPr>
-        <w:t xml:space="preserve">            authorize(anyRequest, permitAll)</w:t>
-      </w:r>
-      <w:br/>
-      <w:r>
-        <w:rPr>
-          <w:rFonts w:ascii="Consolas" w:hAnsi="Consolas"/>
-          <w:b w:val="0"/>
-          <w:i w:val="0"/>
-          <w:color w:val="1E1E1E"/>
-          <w:sz w:val="20"/>
-        </w:rPr>
-        <w:t xml:space="preserve">        }</w:t>
-      </w:r>
-      <w:br/>
-      <w:r>
-        <w:rPr>
-          <w:rFonts w:ascii="Consolas" w:hAnsi="Consolas"/>
-          <w:b w:val="0"/>
-          <w:i w:val="0"/>
-          <w:color w:val="1E1E1E"/>
-          <w:sz w:val="20"/>
-        </w:rPr>
-        <w:t xml:space="preserve">    }</w:t>
-      </w:r>
-      <w:br/>
-      <w:r>
-        <w:rPr>
-          <w:rFonts w:ascii="Consolas" w:hAnsi="Consolas"/>
-          <w:b w:val="0"/>
-          <w:i w:val="0"/>
-          <w:color w:val="1E1E1E"/>
-          <w:sz w:val="20"/>
-        </w:rPr>
-        <w:t>}</w:t>
-      </w:r>
-    </w:p>
-    <w:p>
-      <w:pPr>
-        <w:spacing w:before="0" w:after="80" w:line="300" w:lineRule="auto"/>
-        <w:ind w:firstLine="0"/>
-        <w:jc w:val="both"/>
-      </w:pPr>
-      <w:r>
-        <w:rPr>
-          <w:rFonts w:ascii="Times New Roman" w:hAnsi="Times New Roman" w:eastAsia="Times New Roman"/>
-          <w:b/>
-          <w:i w:val="0"/>
-          <w:sz w:val="28"/>
-        </w:rPr>
-        <w:t>Giải thích:</w:t>
-      </w:r>
-    </w:p>
-    <w:p>
-      <w:pPr>
-        <w:pStyle w:val="ListBullet"/>
-        <w:spacing w:before="20" w:after="40" w:line="300" w:lineRule="auto"/>
-        <w:ind w:firstLine="0" w:left="850"/>
-        <w:jc w:val="left"/>
-      </w:pPr>
-      <w:r>
-        <w:rPr>
-          <w:rFonts w:ascii="Times New Roman" w:hAnsi="Times New Roman" w:eastAsia="Times New Roman"/>
-          <w:b w:val="0"/>
-          <w:i w:val="0"/>
-          <w:sz w:val="28"/>
-        </w:rPr>
-        <w:t>Sử dụng Argon2Password​Encoder (​PHC winner 2015)​ — bảo mật hơn BCrypt nhờ memory-​hard function.​</w:t>
-      </w:r>
-    </w:p>
-    <w:p>
-      <w:pPr>
-        <w:pStyle w:val="ListBullet"/>
-        <w:spacing w:before="20" w:after="40" w:line="300" w:lineRule="auto"/>
-        <w:ind w:firstLine="0" w:left="850"/>
-        <w:jc w:val="left"/>
-      </w:pPr>
-      <w:r>
-        <w:rPr>
-          <w:rFonts w:ascii="Times New Roman" w:hAnsi="Times New Roman" w:eastAsia="Times New Roman"/>
-          <w:b w:val="0"/>
-          <w:i w:val="0"/>
-          <w:sz w:val="28"/>
-        </w:rPr>
-        <w:t>JWT xác thực qua HMAC-​SHA256 (​symmetric key ≥ 32 bytes)​ với Nimbus​Jwt​Decoder.​</w:t>
-      </w:r>
-    </w:p>
-    <w:p>
-      <w:pPr>
-        <w:pStyle w:val="ListBullet"/>
-        <w:spacing w:before="20" w:after="40" w:line="300" w:lineRule="auto"/>
-        <w:ind w:firstLine="0" w:left="850"/>
-        <w:jc w:val="left"/>
-      </w:pPr>
-      <w:r>
-        <w:rPr>
-          <w:rFonts w:ascii="Times New Roman" w:hAnsi="Times New Roman" w:eastAsia="Times New Roman"/>
-          <w:b w:val="0"/>
-          <w:i w:val="0"/>
-          <w:sz w:val="28"/>
-        </w:rPr>
-        <w:t>Các endpoint /​api/​v1/​messages/​, /​api/​v1/​chatbot/​, /​api/​v1/​invitations/​, /​api/​v1/​users/​me/​ yêu cầu authenticated.​</w:t>
-      </w:r>
-    </w:p>
-    <w:p>
-      <w:pPr>
-        <w:pStyle w:val="ListBullet"/>
-        <w:spacing w:before="20" w:after="40" w:line="300" w:lineRule="auto"/>
-        <w:ind w:firstLine="0" w:left="850"/>
-        <w:jc w:val="left"/>
-      </w:pPr>
-      <w:r>
-        <w:rPr>
-          <w:rFonts w:ascii="Times New Roman" w:hAnsi="Times New Roman" w:eastAsia="Times New Roman"/>
-          <w:b w:val="0"/>
-          <w:i w:val="0"/>
-          <w:sz w:val="28"/>
-        </w:rPr>
-        <w:t>Các endpoint public: đăng ký, đăng nhập, tìm kiếm user, quên mật khẩu.​</w:t>
-      </w:r>
-    </w:p>
-    <w:p>
-      <w:pPr>
-        <w:spacing w:before="0" w:after="80" w:line="300" w:lineRule="auto"/>
-        <w:ind w:firstLine="0"/>
-        <w:jc w:val="both"/>
-      </w:pPr>
-      <w:r>
-        <w:rPr>
-          <w:rFonts w:ascii="Times New Roman" w:hAnsi="Times New Roman" w:eastAsia="Times New Roman"/>
-          <w:b/>
-          <w:i w:val="0"/>
-          <w:sz w:val="28"/>
-        </w:rPr>
-        <w:t>Chi tiết kiến trúc Flutter Frontend:</w:t>
-      </w:r>
-    </w:p>
-    <w:p>
-      <w:pPr>
-        <w:spacing w:before="0" w:after="80" w:line="300" w:lineRule="auto"/>
-        <w:ind w:firstLine="720"/>
-        <w:jc w:val="both"/>
-      </w:pPr>
-      <w:r>
-        <w:rPr>
-          <w:rFonts w:ascii="Times New Roman" w:hAnsi="Times New Roman" w:eastAsia="Times New Roman"/>
-          <w:b w:val="0"/>
-          <w:i w:val="0"/>
-          <w:sz w:val="28"/>
-        </w:rPr>
-        <w:t xml:space="preserve">Hệ thống Flutter sử dụng </w:t>
-      </w:r>
-      <w:r>
-        <w:rPr>
-          <w:rFonts w:ascii="Times New Roman" w:hAnsi="Times New Roman" w:eastAsia="Times New Roman"/>
-          <w:b/>
-          <w:i w:val="0"/>
-          <w:sz w:val="28"/>
-        </w:rPr>
-        <w:t>Provider</w:t>
-      </w:r>
-      <w:r>
-        <w:rPr>
-          <w:rFonts w:ascii="Times New Roman" w:hAnsi="Times New Roman" w:eastAsia="Times New Roman"/>
-          <w:b w:val="0"/>
-          <w:i w:val="0"/>
-          <w:sz w:val="28"/>
-        </w:rPr>
-        <w:t xml:space="preserve"> (​official state management)​ với cấu trúc phân lớp rõ ràng:</w:t>
-      </w:r>
-    </w:p>
-    <w:tbl>
-      <w:tblPr>
-        <w:tblStyle w:val="TableGrid"/>
-        <w:tblW w:type="auto" w:w="0"/>
-        <w:jc w:val="center"/>
-        <w:tblLook w:firstColumn="1" w:firstRow="1" w:lastColumn="0" w:lastRow="0" w:noHBand="0" w:noVBand="1" w:val="04A0"/>
-      </w:tblPr>
-      <w:tblGrid>
-        <w:gridCol w:w="2351"/>
-        <w:gridCol w:w="2351"/>
-        <w:gridCol w:w="2351"/>
-        <w:gridCol w:w="2351"/>
-      </w:tblGrid>
-      <w:tr>
-        <w:tc>
-          <w:tcPr>
-            <w:tcW w:type="dxa" w:w="868"/>
-            <w:vAlign w:val="center"/>
-            <w:shd w:fill="2E75B6" w:val="clear"/>
-          </w:tcPr>
-          <w:p>
-            <w:pPr>
-              <w:spacing w:before="100" w:after="100"/>
-              <w:ind w:firstLine="0"/>
-              <w:jc w:val="center"/>
-            </w:pPr>
-            <w:r>
-              <w:rPr>
-                <w:rFonts w:ascii="Times New Roman" w:hAnsi="Times New Roman" w:eastAsia="Times New Roman"/>
-                <w:b/>
-                <w:i w:val="0"/>
-                <w:color w:val="FFFFFF"/>
-                <w:sz w:val="28"/>
-              </w:rPr>
-              <w:t>Layer</w:t>
-            </w:r>
-          </w:p>
-        </w:tc>
-        <w:tc>
-          <w:tcPr>
-            <w:tcW w:type="dxa" w:w="1351"/>
-            <w:vAlign w:val="center"/>
-            <w:shd w:fill="2E75B6" w:val="clear"/>
-          </w:tcPr>
-          <w:p>
-            <w:pPr>
-              <w:spacing w:before="100" w:after="100"/>
-              <w:ind w:firstLine="0"/>
-              <w:jc w:val="center"/>
-            </w:pPr>
-            <w:r>
-              <w:rPr>
-                <w:rFonts w:ascii="Times New Roman" w:hAnsi="Times New Roman" w:eastAsia="Times New Roman"/>
-                <w:b/>
-                <w:i w:val="0"/>
-                <w:color w:val="FFFFFF"/>
-                <w:sz w:val="28"/>
-              </w:rPr>
-              <w:t>Thư mục</w:t>
-            </w:r>
-          </w:p>
-        </w:tc>
-        <w:tc>
-          <w:tcPr>
-            <w:tcW w:type="dxa" w:w="3184"/>
-            <w:vAlign w:val="center"/>
-            <w:shd w:fill="2E75B6" w:val="clear"/>
-          </w:tcPr>
-          <w:p>
-            <w:pPr>
-              <w:spacing w:before="100" w:after="100"/>
-              <w:ind w:firstLine="0"/>
-              <w:jc w:val="center"/>
-            </w:pPr>
-            <w:r>
-              <w:rPr>
-                <w:rFonts w:ascii="Times New Roman" w:hAnsi="Times New Roman" w:eastAsia="Times New Roman"/>
-                <w:b/>
-                <w:i w:val="0"/>
-                <w:color w:val="FFFFFF"/>
-                <w:sz w:val="28"/>
-              </w:rPr>
-              <w:t>Chức năng</w:t>
-            </w:r>
-          </w:p>
-        </w:tc>
-        <w:tc>
-          <w:tcPr>
-            <w:tcW w:type="dxa" w:w="3667"/>
-            <w:vAlign w:val="center"/>
-            <w:shd w:fill="2E75B6" w:val="clear"/>
-          </w:tcPr>
-          <w:p>
-            <w:pPr>
-              <w:spacing w:before="100" w:after="100"/>
-              <w:ind w:firstLine="0"/>
-              <w:jc w:val="center"/>
-            </w:pPr>
-            <w:r>
-              <w:rPr>
-                <w:rFonts w:ascii="Times New Roman" w:hAnsi="Times New Roman" w:eastAsia="Times New Roman"/>
-                <w:b/>
-                <w:i w:val="0"/>
-                <w:color w:val="FFFFFF"/>
-                <w:sz w:val="28"/>
-              </w:rPr>
-              <w:t>Ví dụ</w:t>
-            </w:r>
-          </w:p>
-        </w:tc>
-      </w:tr>
-      <w:tr>
-        <w:tc>
-          <w:tcPr>
-            <w:tcW w:type="dxa" w:w="868"/>
-            <w:vAlign w:val="center"/>
-          </w:tcPr>
-          <w:p>
-            <w:pPr>
-              <w:spacing w:before="60" w:after="60"/>
-              <w:ind w:firstLine="0"/>
-              <w:jc w:val="left"/>
-            </w:pPr>
-            <w:r>
-              <w:rPr>
-                <w:rFonts w:ascii="Times New Roman" w:hAnsi="Times New Roman" w:eastAsia="Times New Roman"/>
-                <w:b/>
-                <w:i w:val="0"/>
-                <w:sz w:val="28"/>
-              </w:rPr>
-              <w:t>Models</w:t>
-            </w:r>
-          </w:p>
-        </w:tc>
-        <w:tc>
-          <w:tcPr>
-            <w:tcW w:type="dxa" w:w="1351"/>
-            <w:vAlign w:val="center"/>
-          </w:tcPr>
-          <w:p>
-            <w:pPr>
-              <w:spacing w:before="60" w:after="60"/>
-              <w:ind w:firstLine="0"/>
-              <w:jc w:val="center"/>
-            </w:pPr>
-            <w:r>
-              <w:rPr>
-                <w:rFonts w:ascii="Times New Roman" w:hAnsi="Times New Roman" w:eastAsia="Times New Roman"/>
-                <w:b w:val="0"/>
-                <w:i w:val="0"/>
-                <w:sz w:val="28"/>
-              </w:rPr>
-              <w:t>lib/​models/​</w:t>
-            </w:r>
-          </w:p>
-        </w:tc>
-        <w:tc>
-          <w:tcPr>
-            <w:tcW w:type="dxa" w:w="3184"/>
-            <w:vAlign w:val="center"/>
-          </w:tcPr>
-          <w:p>
-            <w:pPr>
-              <w:spacing w:before="60" w:after="60"/>
-              <w:ind w:firstLine="0"/>
-              <w:jc w:val="center"/>
-            </w:pPr>
-            <w:r>
-              <w:rPr>
-                <w:rFonts w:ascii="Times New Roman" w:hAnsi="Times New Roman" w:eastAsia="Times New Roman"/>
-                <w:b w:val="0"/>
-                <w:i w:val="0"/>
-                <w:sz w:val="28"/>
-              </w:rPr>
-              <w:t>Data classes (​JSON serialization)​</w:t>
-            </w:r>
-          </w:p>
-        </w:tc>
-        <w:tc>
-          <w:tcPr>
-            <w:tcW w:type="dxa" w:w="3667"/>
-            <w:vAlign w:val="center"/>
-          </w:tcPr>
-          <w:p>
-            <w:pPr>
-              <w:spacing w:before="60" w:after="60"/>
-              <w:ind w:firstLine="0"/>
-              <w:jc w:val="center"/>
-            </w:pPr>
-            <w:r>
-              <w:rPr>
-                <w:rFonts w:ascii="Times New Roman" w:hAnsi="Times New Roman" w:eastAsia="Times New Roman"/>
-                <w:b w:val="0"/>
-                <w:i w:val="0"/>
-                <w:sz w:val="28"/>
-              </w:rPr>
-              <w:t>Chat​Room​Model, Message​Receive​Model</w:t>
-            </w:r>
-          </w:p>
-        </w:tc>
-      </w:tr>
-      <w:tr>
-        <w:tc>
-          <w:tcPr>
-            <w:tcW w:type="dxa" w:w="868"/>
-            <w:vAlign w:val="center"/>
-            <w:shd w:fill="DEEAF1" w:val="clear"/>
-          </w:tcPr>
-          <w:p>
-            <w:pPr>
-              <w:spacing w:before="60" w:after="60"/>
-              <w:ind w:firstLine="0"/>
-              <w:jc w:val="left"/>
-            </w:pPr>
-            <w:r>
-              <w:rPr>
-                <w:rFonts w:ascii="Times New Roman" w:hAnsi="Times New Roman" w:eastAsia="Times New Roman"/>
-                <w:b/>
-                <w:i w:val="0"/>
-                <w:sz w:val="28"/>
-              </w:rPr>
-              <w:t>Services</w:t>
-            </w:r>
-          </w:p>
-        </w:tc>
-        <w:tc>
-          <w:tcPr>
-            <w:tcW w:type="dxa" w:w="1351"/>
-            <w:vAlign w:val="center"/>
-            <w:shd w:fill="DEEAF1" w:val="clear"/>
-          </w:tcPr>
-          <w:p>
-            <w:pPr>
-              <w:spacing w:before="60" w:after="60"/>
-              <w:ind w:firstLine="0"/>
-              <w:jc w:val="center"/>
-            </w:pPr>
-            <w:r>
-              <w:rPr>
-                <w:rFonts w:ascii="Times New Roman" w:hAnsi="Times New Roman" w:eastAsia="Times New Roman"/>
-                <w:b w:val="0"/>
-                <w:i w:val="0"/>
-                <w:sz w:val="28"/>
-              </w:rPr>
-              <w:t>lib/​services/​</w:t>
-            </w:r>
-          </w:p>
-        </w:tc>
-        <w:tc>
-          <w:tcPr>
-            <w:tcW w:type="dxa" w:w="3184"/>
-            <w:vAlign w:val="center"/>
-            <w:shd w:fill="DEEAF1" w:val="clear"/>
-          </w:tcPr>
-          <w:p>
-            <w:pPr>
-              <w:spacing w:before="60" w:after="60"/>
-              <w:ind w:firstLine="0"/>
-              <w:jc w:val="center"/>
-            </w:pPr>
-            <w:r>
-              <w:rPr>
-                <w:rFonts w:ascii="Times New Roman" w:hAnsi="Times New Roman" w:eastAsia="Times New Roman"/>
-                <w:b w:val="0"/>
-                <w:i w:val="0"/>
-                <w:sz w:val="28"/>
-              </w:rPr>
-              <w:t>API calls, business logic</w:t>
-            </w:r>
-          </w:p>
-        </w:tc>
-        <w:tc>
-          <w:tcPr>
-            <w:tcW w:type="dxa" w:w="3667"/>
-            <w:vAlign w:val="center"/>
-            <w:shd w:fill="DEEAF1" w:val="clear"/>
-          </w:tcPr>
-          <w:p>
-            <w:pPr>
-              <w:spacing w:before="60" w:after="60"/>
-              <w:ind w:firstLine="0"/>
-              <w:jc w:val="center"/>
-            </w:pPr>
-            <w:r>
-              <w:rPr>
-                <w:rFonts w:ascii="Times New Roman" w:hAnsi="Times New Roman" w:eastAsia="Times New Roman"/>
-                <w:b w:val="0"/>
-                <w:i w:val="0"/>
-                <w:sz w:val="28"/>
-              </w:rPr>
-              <w:t>Realtime​Service (​30KB)​, Chatbot​Service</w:t>
-            </w:r>
-          </w:p>
-        </w:tc>
-      </w:tr>
-      <w:tr>
-        <w:tc>
-          <w:tcPr>
-            <w:tcW w:type="dxa" w:w="868"/>
-            <w:vAlign w:val="center"/>
-          </w:tcPr>
-          <w:p>
-            <w:pPr>
-              <w:spacing w:before="60" w:after="60"/>
-              <w:ind w:firstLine="0"/>
-              <w:jc w:val="left"/>
-            </w:pPr>
-            <w:r>
-              <w:rPr>
-                <w:rFonts w:ascii="Times New Roman" w:hAnsi="Times New Roman" w:eastAsia="Times New Roman"/>
-                <w:b/>
-                <w:i w:val="0"/>
-                <w:sz w:val="28"/>
-              </w:rPr>
-              <w:t>Providers</w:t>
-            </w:r>
-          </w:p>
-        </w:tc>
-        <w:tc>
-          <w:tcPr>
-            <w:tcW w:type="dxa" w:w="1351"/>
-            <w:vAlign w:val="center"/>
-          </w:tcPr>
-          <w:p>
-            <w:pPr>
-              <w:spacing w:before="60" w:after="60"/>
-              <w:ind w:firstLine="0"/>
-              <w:jc w:val="center"/>
-            </w:pPr>
-            <w:r>
-              <w:rPr>
-                <w:rFonts w:ascii="Times New Roman" w:hAnsi="Times New Roman" w:eastAsia="Times New Roman"/>
-                <w:b w:val="0"/>
-                <w:i w:val="0"/>
-                <w:sz w:val="28"/>
-              </w:rPr>
-              <w:t>lib/​providers/​</w:t>
-            </w:r>
-          </w:p>
-        </w:tc>
-        <w:tc>
-          <w:tcPr>
-            <w:tcW w:type="dxa" w:w="3184"/>
-            <w:vAlign w:val="center"/>
-          </w:tcPr>
-          <w:p>
-            <w:pPr>
-              <w:spacing w:before="60" w:after="60"/>
-              <w:ind w:firstLine="0"/>
-              <w:jc w:val="center"/>
-            </w:pPr>
-            <w:r>
-              <w:rPr>
-                <w:rFonts w:ascii="Times New Roman" w:hAnsi="Times New Roman" w:eastAsia="Times New Roman"/>
-                <w:b w:val="0"/>
-                <w:i w:val="0"/>
-                <w:sz w:val="28"/>
-              </w:rPr>
-              <w:t>State management (​Change​Notifier)​</w:t>
-            </w:r>
-          </w:p>
-        </w:tc>
-        <w:tc>
-          <w:tcPr>
-            <w:tcW w:type="dxa" w:w="3667"/>
-            <w:vAlign w:val="center"/>
-          </w:tcPr>
-          <w:p>
-            <w:pPr>
-              <w:spacing w:before="60" w:after="60"/>
-              <w:ind w:firstLine="0"/>
-              <w:jc w:val="center"/>
-            </w:pPr>
-            <w:r>
-              <w:rPr>
-                <w:rFonts w:ascii="Times New Roman" w:hAnsi="Times New Roman" w:eastAsia="Times New Roman"/>
-                <w:b w:val="0"/>
-                <w:i w:val="0"/>
-                <w:sz w:val="28"/>
-              </w:rPr>
-              <w:t>Chat​Rooms​Provider, Auth​Provider</w:t>
-            </w:r>
-          </w:p>
-        </w:tc>
-      </w:tr>
-      <w:tr>
-        <w:tc>
-          <w:tcPr>
-            <w:tcW w:type="dxa" w:w="868"/>
-            <w:vAlign w:val="center"/>
-            <w:shd w:fill="DEEAF1" w:val="clear"/>
-          </w:tcPr>
-          <w:p>
-            <w:pPr>
-              <w:spacing w:before="60" w:after="60"/>
-              <w:ind w:firstLine="0"/>
-              <w:jc w:val="left"/>
-            </w:pPr>
-            <w:r>
-              <w:rPr>
-                <w:rFonts w:ascii="Times New Roman" w:hAnsi="Times New Roman" w:eastAsia="Times New Roman"/>
-                <w:b/>
-                <w:i w:val="0"/>
-                <w:sz w:val="28"/>
-              </w:rPr>
-              <w:t>Screens</w:t>
-            </w:r>
-          </w:p>
-        </w:tc>
-        <w:tc>
-          <w:tcPr>
-            <w:tcW w:type="dxa" w:w="1351"/>
-            <w:vAlign w:val="center"/>
-            <w:shd w:fill="DEEAF1" w:val="clear"/>
-          </w:tcPr>
-          <w:p>
-            <w:pPr>
-              <w:spacing w:before="60" w:after="60"/>
-              <w:ind w:firstLine="0"/>
-              <w:jc w:val="center"/>
-            </w:pPr>
-            <w:r>
-              <w:rPr>
-                <w:rFonts w:ascii="Times New Roman" w:hAnsi="Times New Roman" w:eastAsia="Times New Roman"/>
-                <w:b w:val="0"/>
-                <w:i w:val="0"/>
-                <w:sz w:val="28"/>
-              </w:rPr>
-              <w:t>lib/​screens/​</w:t>
-            </w:r>
-          </w:p>
-        </w:tc>
-        <w:tc>
-          <w:tcPr>
-            <w:tcW w:type="dxa" w:w="3184"/>
-            <w:vAlign w:val="center"/>
-            <w:shd w:fill="DEEAF1" w:val="clear"/>
-          </w:tcPr>
-          <w:p>
-            <w:pPr>
-              <w:spacing w:before="60" w:after="60"/>
-              <w:ind w:firstLine="0"/>
-              <w:jc w:val="center"/>
-            </w:pPr>
-            <w:r>
-              <w:rPr>
-                <w:rFonts w:ascii="Times New Roman" w:hAnsi="Times New Roman" w:eastAsia="Times New Roman"/>
-                <w:b w:val="0"/>
-                <w:i w:val="0"/>
-                <w:sz w:val="28"/>
-              </w:rPr>
-              <w:t>UI pages</w:t>
-            </w:r>
-          </w:p>
-        </w:tc>
-        <w:tc>
-          <w:tcPr>
-            <w:tcW w:type="dxa" w:w="3667"/>
-            <w:vAlign w:val="center"/>
-            <w:shd w:fill="DEEAF1" w:val="clear"/>
-          </w:tcPr>
-          <w:p>
-            <w:pPr>
-              <w:spacing w:before="60" w:after="60"/>
-              <w:ind w:firstLine="0"/>
-              <w:jc w:val="center"/>
-            </w:pPr>
-            <w:r>
-              <w:rPr>
-                <w:rFonts w:ascii="Times New Roman" w:hAnsi="Times New Roman" w:eastAsia="Times New Roman"/>
-                <w:b w:val="0"/>
-                <w:i w:val="0"/>
-                <w:sz w:val="28"/>
-              </w:rPr>
-              <w:t>Chat​Screen, Chatbot​Screen</w:t>
-            </w:r>
-          </w:p>
-        </w:tc>
-      </w:tr>
-      <w:tr>
-        <w:tc>
-          <w:tcPr>
-            <w:tcW w:type="dxa" w:w="868"/>
-            <w:vAlign w:val="center"/>
-          </w:tcPr>
-          <w:p>
-            <w:pPr>
-              <w:spacing w:before="60" w:after="60"/>
-              <w:ind w:firstLine="0"/>
-              <w:jc w:val="left"/>
-            </w:pPr>
-            <w:r>
-              <w:rPr>
-                <w:rFonts w:ascii="Times New Roman" w:hAnsi="Times New Roman" w:eastAsia="Times New Roman"/>
-                <w:b/>
-                <w:i w:val="0"/>
-                <w:sz w:val="28"/>
-              </w:rPr>
-              <w:t>Widgets</w:t>
-            </w:r>
-          </w:p>
-        </w:tc>
-        <w:tc>
-          <w:tcPr>
-            <w:tcW w:type="dxa" w:w="1351"/>
-            <w:vAlign w:val="center"/>
-          </w:tcPr>
-          <w:p>
-            <w:pPr>
-              <w:spacing w:before="60" w:after="60"/>
-              <w:ind w:firstLine="0"/>
-              <w:jc w:val="center"/>
-            </w:pPr>
-            <w:r>
-              <w:rPr>
-                <w:rFonts w:ascii="Times New Roman" w:hAnsi="Times New Roman" w:eastAsia="Times New Roman"/>
-                <w:b w:val="0"/>
-                <w:i w:val="0"/>
-                <w:sz w:val="28"/>
-              </w:rPr>
-              <w:t>lib/​widgets/​</w:t>
-            </w:r>
-          </w:p>
-        </w:tc>
-        <w:tc>
-          <w:tcPr>
-            <w:tcW w:type="dxa" w:w="3184"/>
-            <w:vAlign w:val="center"/>
-          </w:tcPr>
-          <w:p>
-            <w:pPr>
-              <w:spacing w:before="60" w:after="60"/>
-              <w:ind w:firstLine="0"/>
-              <w:jc w:val="center"/>
-            </w:pPr>
-            <w:r>
-              <w:rPr>
-                <w:rFonts w:ascii="Times New Roman" w:hAnsi="Times New Roman" w:eastAsia="Times New Roman"/>
-                <w:b w:val="0"/>
-                <w:i w:val="0"/>
-                <w:sz w:val="28"/>
-              </w:rPr>
-              <w:t>Reusable UI components</w:t>
-            </w:r>
-          </w:p>
-        </w:tc>
-        <w:tc>
-          <w:tcPr>
-            <w:tcW w:type="dxa" w:w="3667"/>
-            <w:vAlign w:val="center"/>
-          </w:tcPr>
-          <w:p>
-            <w:pPr>
-              <w:spacing w:before="60" w:after="60"/>
-              <w:ind w:firstLine="0"/>
-              <w:jc w:val="center"/>
-            </w:pPr>
-            <w:r>
-              <w:rPr>
-                <w:rFonts w:ascii="Times New Roman" w:hAnsi="Times New Roman" w:eastAsia="Times New Roman"/>
-                <w:b w:val="0"/>
-                <w:i w:val="0"/>
-                <w:sz w:val="28"/>
-              </w:rPr>
-              <w:t>Message​Bubble, App​Avatar</w:t>
-            </w:r>
-          </w:p>
-        </w:tc>
-      </w:tr>
-      <w:tr>
-        <w:tc>
-          <w:tcPr>
-            <w:tcW w:type="dxa" w:w="868"/>
-            <w:vAlign w:val="center"/>
-            <w:shd w:fill="DEEAF1" w:val="clear"/>
-          </w:tcPr>
-          <w:p>
-            <w:pPr>
-              <w:spacing w:before="60" w:after="60"/>
-              <w:ind w:firstLine="0"/>
-              <w:jc w:val="left"/>
-            </w:pPr>
-            <w:r>
-              <w:rPr>
-                <w:rFonts w:ascii="Times New Roman" w:hAnsi="Times New Roman" w:eastAsia="Times New Roman"/>
-                <w:b/>
-                <w:i w:val="0"/>
-                <w:sz w:val="28"/>
-              </w:rPr>
-              <w:t>Utils</w:t>
-            </w:r>
-          </w:p>
-        </w:tc>
-        <w:tc>
-          <w:tcPr>
-            <w:tcW w:type="dxa" w:w="1351"/>
-            <w:vAlign w:val="center"/>
-            <w:shd w:fill="DEEAF1" w:val="clear"/>
-          </w:tcPr>
-          <w:p>
-            <w:pPr>
-              <w:spacing w:before="60" w:after="60"/>
-              <w:ind w:firstLine="0"/>
-              <w:jc w:val="center"/>
-            </w:pPr>
-            <w:r>
-              <w:rPr>
-                <w:rFonts w:ascii="Times New Roman" w:hAnsi="Times New Roman" w:eastAsia="Times New Roman"/>
-                <w:b w:val="0"/>
-                <w:i w:val="0"/>
-                <w:sz w:val="28"/>
-              </w:rPr>
-              <w:t>lib/​utils/​</w:t>
-            </w:r>
-          </w:p>
-        </w:tc>
-        <w:tc>
-          <w:tcPr>
-            <w:tcW w:type="dxa" w:w="3184"/>
-            <w:vAlign w:val="center"/>
-            <w:shd w:fill="DEEAF1" w:val="clear"/>
-          </w:tcPr>
-          <w:p>
-            <w:pPr>
-              <w:spacing w:before="60" w:after="60"/>
-              <w:ind w:firstLine="0"/>
-              <w:jc w:val="center"/>
-            </w:pPr>
-            <w:r>
-              <w:rPr>
-                <w:rFonts w:ascii="Times New Roman" w:hAnsi="Times New Roman" w:eastAsia="Times New Roman"/>
-                <w:b w:val="0"/>
-                <w:i w:val="0"/>
-                <w:sz w:val="28"/>
-              </w:rPr>
-              <w:t>Helpers, formatters</w:t>
-            </w:r>
-          </w:p>
-        </w:tc>
-        <w:tc>
-          <w:tcPr>
-            <w:tcW w:type="dxa" w:w="3667"/>
-            <w:vAlign w:val="center"/>
-            <w:shd w:fill="DEEAF1" w:val="clear"/>
-          </w:tcPr>
-          <w:p>
-            <w:pPr>
-              <w:spacing w:before="60" w:after="60"/>
-              <w:ind w:firstLine="0"/>
-              <w:jc w:val="center"/>
-            </w:pPr>
-            <w:r>
-              <w:rPr>
-                <w:rFonts w:ascii="Times New Roman" w:hAnsi="Times New Roman" w:eastAsia="Times New Roman"/>
-                <w:b w:val="0"/>
-                <w:i w:val="0"/>
-                <w:sz w:val="28"/>
-              </w:rPr>
-              <w:t>Date formatting, error handling</w:t>
-            </w:r>
-          </w:p>
-        </w:tc>
-      </w:tr>
-      <w:tr>
-        <w:tc>
-          <w:tcPr>
-            <w:tcW w:type="dxa" w:w="868"/>
-            <w:vAlign w:val="center"/>
-          </w:tcPr>
-          <w:p>
-            <w:pPr>
-              <w:spacing w:before="60" w:after="60"/>
-              <w:ind w:firstLine="0"/>
-              <w:jc w:val="left"/>
-            </w:pPr>
-            <w:r>
-              <w:rPr>
-                <w:rFonts w:ascii="Times New Roman" w:hAnsi="Times New Roman" w:eastAsia="Times New Roman"/>
-                <w:b/>
-                <w:i w:val="0"/>
-                <w:sz w:val="28"/>
-              </w:rPr>
-              <w:t>Core</w:t>
-            </w:r>
-          </w:p>
-        </w:tc>
-        <w:tc>
-          <w:tcPr>
-            <w:tcW w:type="dxa" w:w="1351"/>
-            <w:vAlign w:val="center"/>
-          </w:tcPr>
-          <w:p>
-            <w:pPr>
-              <w:spacing w:before="60" w:after="60"/>
-              <w:ind w:firstLine="0"/>
-              <w:jc w:val="center"/>
-            </w:pPr>
-            <w:r>
-              <w:rPr>
-                <w:rFonts w:ascii="Times New Roman" w:hAnsi="Times New Roman" w:eastAsia="Times New Roman"/>
-                <w:b w:val="0"/>
-                <w:i w:val="0"/>
-                <w:sz w:val="28"/>
-              </w:rPr>
-              <w:t>lib/​core/​</w:t>
-            </w:r>
-          </w:p>
-        </w:tc>
-        <w:tc>
-          <w:tcPr>
-            <w:tcW w:type="dxa" w:w="3184"/>
-            <w:vAlign w:val="center"/>
-          </w:tcPr>
-          <w:p>
-            <w:pPr>
-              <w:spacing w:before="60" w:after="60"/>
-              <w:ind w:firstLine="0"/>
-              <w:jc w:val="center"/>
-            </w:pPr>
-            <w:r>
-              <w:rPr>
-                <w:rFonts w:ascii="Times New Roman" w:hAnsi="Times New Roman" w:eastAsia="Times New Roman"/>
-                <w:b w:val="0"/>
-                <w:i w:val="0"/>
-                <w:sz w:val="28"/>
-              </w:rPr>
-              <w:t>Constants, theme</w:t>
-            </w:r>
-          </w:p>
-        </w:tc>
-        <w:tc>
-          <w:tcPr>
-            <w:tcW w:type="dxa" w:w="3667"/>
-            <w:vAlign w:val="center"/>
-          </w:tcPr>
-          <w:p>
-            <w:pPr>
-              <w:spacing w:before="60" w:after="60"/>
-              <w:ind w:firstLine="0"/>
-              <w:jc w:val="center"/>
-            </w:pPr>
-            <w:r>
-              <w:rPr>
-                <w:rFonts w:ascii="Times New Roman" w:hAnsi="Times New Roman" w:eastAsia="Times New Roman"/>
-                <w:b w:val="0"/>
-                <w:i w:val="0"/>
-                <w:sz w:val="28"/>
-              </w:rPr>
-              <w:t>App​Constants, base URL</w:t>
-            </w:r>
-          </w:p>
-        </w:tc>
-      </w:tr>
-    </w:tbl>
-    <w:p>
-      <w:pPr>
-        <w:spacing w:after="80"/>
-        <w:ind w:firstLine="0"/>
-      </w:pPr>
-    </w:p>
-    <w:p>
-      <w:pPr>
-        <w:keepNext/>
-        <w:spacing w:before="80" w:after="200"/>
-        <w:ind w:firstLine="0"/>
-        <w:jc w:val="center"/>
-      </w:pPr>
-      <w:r>
-        <w:rPr>
-          <w:rFonts w:ascii="Times New Roman" w:hAnsi="Times New Roman" w:eastAsia="Times New Roman"/>
-          <w:b/>
-          <w:i/>
-          <w:color w:val="1E1E1E"/>
-          <w:sz w:val="22"/>
-        </w:rPr>
-        <w:t xml:space="preserve">Bảng 2.3: </w:t>
-      </w:r>
-      <w:r>
-        <w:rPr>
-          <w:rFonts w:ascii="Times New Roman" w:hAnsi="Times New Roman" w:eastAsia="Times New Roman"/>
-          <w:b w:val="0"/>
-          <w:i/>
-          <w:color w:val="1E1E1E"/>
-          <w:sz w:val="22"/>
-        </w:rPr>
-        <w:t>Cấu trúc phân lớp Flutter Frontend</w:t>
-      </w:r>
-    </w:p>
-    <w:p>
-      <w:pPr>
-        <w:spacing w:before="0" w:after="80" w:line="300" w:lineRule="auto"/>
-        <w:ind w:firstLine="0"/>
-        <w:jc w:val="both"/>
-      </w:pPr>
-      <w:r>
-        <w:rPr>
-          <w:rFonts w:ascii="Times New Roman" w:hAnsi="Times New Roman" w:eastAsia="Times New Roman"/>
-          <w:b/>
-          <w:i w:val="0"/>
-          <w:sz w:val="28"/>
-        </w:rPr>
-        <w:t>Các service chính (​Frontend)​:</w:t>
-      </w:r>
-    </w:p>
-    <w:tbl>
-      <w:tblPr>
-        <w:tblStyle w:val="TableGrid"/>
-        <w:tblW w:type="auto" w:w="0"/>
-        <w:jc w:val="center"/>
-        <w:tblLook w:firstColumn="1" w:firstRow="1" w:lastColumn="0" w:lastRow="0" w:noHBand="0" w:noVBand="1" w:val="04A0"/>
-      </w:tblPr>
-      <w:tblGrid>
-        <w:gridCol w:w="2351"/>
-        <w:gridCol w:w="2351"/>
-        <w:gridCol w:w="2351"/>
-        <w:gridCol w:w="2351"/>
-      </w:tblGrid>
-      <w:tr>
-        <w:tc>
-          <w:tcPr>
-            <w:tcW w:type="dxa" w:w="1997"/>
-            <w:vAlign w:val="center"/>
-            <w:shd w:fill="2E75B6" w:val="clear"/>
-          </w:tcPr>
-          <w:p>
-            <w:pPr>
-              <w:spacing w:before="100" w:after="100"/>
-              <w:ind w:firstLine="0"/>
-              <w:jc w:val="center"/>
-            </w:pPr>
-            <w:r>
-              <w:rPr>
-                <w:rFonts w:ascii="Times New Roman" w:hAnsi="Times New Roman" w:eastAsia="Times New Roman"/>
-                <w:b/>
-                <w:i w:val="0"/>
-                <w:color w:val="FFFFFF"/>
-                <w:sz w:val="28"/>
-              </w:rPr>
-              <w:t>Service</w:t>
-            </w:r>
-          </w:p>
-        </w:tc>
-        <w:tc>
-          <w:tcPr>
-            <w:tcW w:type="dxa" w:w="2413"/>
-            <w:vAlign w:val="center"/>
-            <w:shd w:fill="2E75B6" w:val="clear"/>
-          </w:tcPr>
-          <w:p>
-            <w:pPr>
-              <w:spacing w:before="100" w:after="100"/>
-              <w:ind w:firstLine="0"/>
-              <w:jc w:val="center"/>
-            </w:pPr>
-            <w:r>
-              <w:rPr>
-                <w:rFonts w:ascii="Times New Roman" w:hAnsi="Times New Roman" w:eastAsia="Times New Roman"/>
-                <w:b/>
-                <w:i w:val="0"/>
-                <w:color w:val="FFFFFF"/>
-                <w:sz w:val="28"/>
-              </w:rPr>
-              <w:t>File</w:t>
-            </w:r>
-          </w:p>
-        </w:tc>
-        <w:tc>
-          <w:tcPr>
-            <w:tcW w:type="dxa" w:w="1332"/>
-            <w:vAlign w:val="center"/>
-            <w:shd w:fill="2E75B6" w:val="clear"/>
-          </w:tcPr>
-          <w:p>
-            <w:pPr>
-              <w:spacing w:before="100" w:after="100"/>
-              <w:ind w:firstLine="0"/>
-              <w:jc w:val="center"/>
-            </w:pPr>
-            <w:r>
-              <w:rPr>
-                <w:rFonts w:ascii="Times New Roman" w:hAnsi="Times New Roman" w:eastAsia="Times New Roman"/>
-                <w:b/>
-                <w:i w:val="0"/>
-                <w:color w:val="FFFFFF"/>
-                <w:sz w:val="28"/>
-              </w:rPr>
-              <w:t>Kích thước</w:t>
-            </w:r>
-          </w:p>
-        </w:tc>
-        <w:tc>
-          <w:tcPr>
-            <w:tcW w:type="dxa" w:w="3329"/>
-            <w:vAlign w:val="center"/>
-            <w:shd w:fill="2E75B6" w:val="clear"/>
-          </w:tcPr>
-          <w:p>
-            <w:pPr>
-              <w:spacing w:before="100" w:after="100"/>
-              <w:ind w:firstLine="0"/>
-              <w:jc w:val="center"/>
-            </w:pPr>
-            <w:r>
-              <w:rPr>
-                <w:rFonts w:ascii="Times New Roman" w:hAnsi="Times New Roman" w:eastAsia="Times New Roman"/>
-                <w:b/>
-                <w:i w:val="0"/>
-                <w:color w:val="FFFFFF"/>
-                <w:sz w:val="28"/>
-              </w:rPr>
-              <w:t>Chức năng</w:t>
-            </w:r>
-          </w:p>
-        </w:tc>
-      </w:tr>
-      <w:tr>
-        <w:tc>
-          <w:tcPr>
-            <w:tcW w:type="dxa" w:w="1997"/>
-            <w:vAlign w:val="center"/>
-          </w:tcPr>
-          <w:p>
-            <w:pPr>
-              <w:spacing w:before="60" w:after="60"/>
-              <w:ind w:firstLine="0"/>
-              <w:jc w:val="left"/>
-            </w:pPr>
-            <w:r>
-              <w:rPr>
-                <w:rFonts w:ascii="Times New Roman" w:hAnsi="Times New Roman" w:eastAsia="Times New Roman"/>
-                <w:b/>
-                <w:i w:val="0"/>
-                <w:sz w:val="28"/>
-              </w:rPr>
-              <w:t>Realtime​Service</w:t>
-            </w:r>
-          </w:p>
-        </w:tc>
-        <w:tc>
-          <w:tcPr>
-            <w:tcW w:type="dxa" w:w="2413"/>
-            <w:vAlign w:val="center"/>
-          </w:tcPr>
-          <w:p>
-            <w:pPr>
-              <w:spacing w:before="60" w:after="60"/>
-              <w:ind w:firstLine="0"/>
-              <w:jc w:val="center"/>
-            </w:pPr>
-            <w:r>
-              <w:rPr>
-                <w:rFonts w:ascii="Times New Roman" w:hAnsi="Times New Roman" w:eastAsia="Times New Roman"/>
-                <w:b w:val="0"/>
-                <w:i w:val="0"/>
-                <w:sz w:val="28"/>
-              </w:rPr>
-              <w:t>realtime_​service.​dart</w:t>
-            </w:r>
-          </w:p>
-        </w:tc>
-        <w:tc>
-          <w:tcPr>
-            <w:tcW w:type="dxa" w:w="1332"/>
-            <w:vAlign w:val="center"/>
-          </w:tcPr>
-          <w:p>
-            <w:pPr>
-              <w:spacing w:before="60" w:after="60"/>
-              <w:ind w:firstLine="0"/>
-              <w:jc w:val="center"/>
-            </w:pPr>
-            <w:r>
-              <w:rPr>
-                <w:rFonts w:ascii="Times New Roman" w:hAnsi="Times New Roman" w:eastAsia="Times New Roman"/>
-                <w:b w:val="0"/>
-                <w:i w:val="0"/>
-                <w:sz w:val="28"/>
-              </w:rPr>
-              <w:t>30KB (​1021 dòng)​</w:t>
-            </w:r>
-          </w:p>
-        </w:tc>
-        <w:tc>
-          <w:tcPr>
-            <w:tcW w:type="dxa" w:w="3329"/>
-            <w:vAlign w:val="center"/>
-          </w:tcPr>
-          <w:p>
-            <w:pPr>
-              <w:spacing w:before="60" w:after="60"/>
-              <w:ind w:firstLine="0"/>
-              <w:jc w:val="center"/>
-            </w:pPr>
-            <w:r>
-              <w:rPr>
-                <w:rFonts w:ascii="Times New Roman" w:hAnsi="Times New Roman" w:eastAsia="Times New Roman"/>
-                <w:b w:val="0"/>
-                <w:i w:val="0"/>
-                <w:sz w:val="28"/>
-              </w:rPr>
-              <w:t>Web​Socket STOMP, 15+ event types</w:t>
-            </w:r>
-          </w:p>
-        </w:tc>
-      </w:tr>
-      <w:tr>
-        <w:tc>
-          <w:tcPr>
-            <w:tcW w:type="dxa" w:w="1997"/>
-            <w:vAlign w:val="center"/>
-            <w:shd w:fill="DEEAF1" w:val="clear"/>
-          </w:tcPr>
-          <w:p>
-            <w:pPr>
-              <w:spacing w:before="60" w:after="60"/>
-              <w:ind w:firstLine="0"/>
-              <w:jc w:val="left"/>
-            </w:pPr>
-            <w:r>
-              <w:rPr>
-                <w:rFonts w:ascii="Times New Roman" w:hAnsi="Times New Roman" w:eastAsia="Times New Roman"/>
-                <w:b/>
-                <w:i w:val="0"/>
-                <w:sz w:val="28"/>
-              </w:rPr>
-              <w:t>Message​Service</w:t>
-            </w:r>
-          </w:p>
-        </w:tc>
-        <w:tc>
-          <w:tcPr>
-            <w:tcW w:type="dxa" w:w="2413"/>
-            <w:vAlign w:val="center"/>
-            <w:shd w:fill="DEEAF1" w:val="clear"/>
-          </w:tcPr>
-          <w:p>
-            <w:pPr>
-              <w:spacing w:before="60" w:after="60"/>
-              <w:ind w:firstLine="0"/>
-              <w:jc w:val="center"/>
-            </w:pPr>
-            <w:r>
-              <w:rPr>
-                <w:rFonts w:ascii="Times New Roman" w:hAnsi="Times New Roman" w:eastAsia="Times New Roman"/>
-                <w:b w:val="0"/>
-                <w:i w:val="0"/>
-                <w:sz w:val="28"/>
-              </w:rPr>
-              <w:t>message_​service.​dart</w:t>
-            </w:r>
-          </w:p>
-        </w:tc>
-        <w:tc>
-          <w:tcPr>
-            <w:tcW w:type="dxa" w:w="1332"/>
-            <w:vAlign w:val="center"/>
-            <w:shd w:fill="DEEAF1" w:val="clear"/>
-          </w:tcPr>
-          <w:p>
-            <w:pPr>
-              <w:spacing w:before="60" w:after="60"/>
-              <w:ind w:firstLine="0"/>
-              <w:jc w:val="center"/>
-            </w:pPr>
-            <w:r>
-              <w:rPr>
-                <w:rFonts w:ascii="Times New Roman" w:hAnsi="Times New Roman" w:eastAsia="Times New Roman"/>
-                <w:b w:val="0"/>
-                <w:i w:val="0"/>
-                <w:sz w:val="28"/>
-              </w:rPr>
-              <w:t>8.​6KB</w:t>
-            </w:r>
-          </w:p>
-        </w:tc>
-        <w:tc>
-          <w:tcPr>
-            <w:tcW w:type="dxa" w:w="3329"/>
-            <w:vAlign w:val="center"/>
-            <w:shd w:fill="DEEAF1" w:val="clear"/>
-          </w:tcPr>
-          <w:p>
-            <w:pPr>
-              <w:spacing w:before="60" w:after="60"/>
-              <w:ind w:firstLine="0"/>
-              <w:jc w:val="center"/>
-            </w:pPr>
-            <w:r>
-              <w:rPr>
-                <w:rFonts w:ascii="Times New Roman" w:hAnsi="Times New Roman" w:eastAsia="Times New Roman"/>
-                <w:b w:val="0"/>
-                <w:i w:val="0"/>
-                <w:sz w:val="28"/>
-              </w:rPr>
-              <w:t>CRUD tin nhắn, multipart upload</w:t>
-            </w:r>
-          </w:p>
-        </w:tc>
-      </w:tr>
-      <w:tr>
-        <w:tc>
-          <w:tcPr>
-            <w:tcW w:type="dxa" w:w="1997"/>
-            <w:vAlign w:val="center"/>
-          </w:tcPr>
-          <w:p>
-            <w:pPr>
-              <w:spacing w:before="60" w:after="60"/>
-              <w:ind w:firstLine="0"/>
-              <w:jc w:val="left"/>
-            </w:pPr>
-            <w:r>
-              <w:rPr>
-                <w:rFonts w:ascii="Times New Roman" w:hAnsi="Times New Roman" w:eastAsia="Times New Roman"/>
-                <w:b/>
-                <w:i w:val="0"/>
-                <w:sz w:val="28"/>
-              </w:rPr>
-              <w:t>Group​Chat​Service</w:t>
-            </w:r>
-          </w:p>
-        </w:tc>
-        <w:tc>
-          <w:tcPr>
-            <w:tcW w:type="dxa" w:w="2413"/>
-            <w:vAlign w:val="center"/>
-          </w:tcPr>
-          <w:p>
-            <w:pPr>
-              <w:spacing w:before="60" w:after="60"/>
-              <w:ind w:firstLine="0"/>
-              <w:jc w:val="center"/>
-            </w:pPr>
-            <w:r>
-              <w:rPr>
-                <w:rFonts w:ascii="Times New Roman" w:hAnsi="Times New Roman" w:eastAsia="Times New Roman"/>
-                <w:b w:val="0"/>
-                <w:i w:val="0"/>
-                <w:sz w:val="28"/>
-              </w:rPr>
-              <w:t>groupchatservice.​dart</w:t>
-            </w:r>
-          </w:p>
-        </w:tc>
-        <w:tc>
-          <w:tcPr>
-            <w:tcW w:type="dxa" w:w="1332"/>
-            <w:vAlign w:val="center"/>
-          </w:tcPr>
-          <w:p>
-            <w:pPr>
-              <w:spacing w:before="60" w:after="60"/>
-              <w:ind w:firstLine="0"/>
-              <w:jc w:val="center"/>
-            </w:pPr>
-            <w:r>
-              <w:rPr>
-                <w:rFonts w:ascii="Times New Roman" w:hAnsi="Times New Roman" w:eastAsia="Times New Roman"/>
-                <w:b w:val="0"/>
-                <w:i w:val="0"/>
-                <w:sz w:val="28"/>
-              </w:rPr>
-              <w:t>8KB</w:t>
-            </w:r>
-          </w:p>
-        </w:tc>
-        <w:tc>
-          <w:tcPr>
-            <w:tcW w:type="dxa" w:w="3329"/>
-            <w:vAlign w:val="center"/>
-          </w:tcPr>
-          <w:p>
-            <w:pPr>
-              <w:spacing w:before="60" w:after="60"/>
-              <w:ind w:firstLine="0"/>
-              <w:jc w:val="center"/>
-            </w:pPr>
-            <w:r>
-              <w:rPr>
-                <w:rFonts w:ascii="Times New Roman" w:hAnsi="Times New Roman" w:eastAsia="Times New Roman"/>
-                <w:b w:val="0"/>
-                <w:i w:val="0"/>
-                <w:sz w:val="28"/>
-              </w:rPr>
-              <w:t>Quản lý nhóm chat</w:t>
-            </w:r>
-          </w:p>
-        </w:tc>
-      </w:tr>
-      <w:tr>
-        <w:tc>
-          <w:tcPr>
-            <w:tcW w:type="dxa" w:w="1997"/>
-            <w:vAlign w:val="center"/>
-            <w:shd w:fill="DEEAF1" w:val="clear"/>
-          </w:tcPr>
-          <w:p>
-            <w:pPr>
-              <w:spacing w:before="60" w:after="60"/>
-              <w:ind w:firstLine="0"/>
-              <w:jc w:val="left"/>
-            </w:pPr>
-            <w:r>
-              <w:rPr>
-                <w:rFonts w:ascii="Times New Roman" w:hAnsi="Times New Roman" w:eastAsia="Times New Roman"/>
-                <w:b/>
-                <w:i w:val="0"/>
-                <w:sz w:val="28"/>
-              </w:rPr>
-              <w:t>Chatbot​Service</w:t>
-            </w:r>
-          </w:p>
-        </w:tc>
-        <w:tc>
-          <w:tcPr>
-            <w:tcW w:type="dxa" w:w="2413"/>
-            <w:vAlign w:val="center"/>
-            <w:shd w:fill="DEEAF1" w:val="clear"/>
-          </w:tcPr>
-          <w:p>
-            <w:pPr>
-              <w:spacing w:before="60" w:after="60"/>
-              <w:ind w:firstLine="0"/>
-              <w:jc w:val="center"/>
-            </w:pPr>
-            <w:r>
-              <w:rPr>
-                <w:rFonts w:ascii="Times New Roman" w:hAnsi="Times New Roman" w:eastAsia="Times New Roman"/>
-                <w:b w:val="0"/>
-                <w:i w:val="0"/>
-                <w:sz w:val="28"/>
-              </w:rPr>
-              <w:t>chatbot_​service.​dart</w:t>
-            </w:r>
-          </w:p>
-        </w:tc>
-        <w:tc>
-          <w:tcPr>
-            <w:tcW w:type="dxa" w:w="1332"/>
-            <w:vAlign w:val="center"/>
-            <w:shd w:fill="DEEAF1" w:val="clear"/>
-          </w:tcPr>
-          <w:p>
-            <w:pPr>
-              <w:spacing w:before="60" w:after="60"/>
-              <w:ind w:firstLine="0"/>
-              <w:jc w:val="center"/>
-            </w:pPr>
-            <w:r>
-              <w:rPr>
-                <w:rFonts w:ascii="Times New Roman" w:hAnsi="Times New Roman" w:eastAsia="Times New Roman"/>
-                <w:b w:val="0"/>
-                <w:i w:val="0"/>
-                <w:sz w:val="28"/>
-              </w:rPr>
-              <w:t>5.​4KB</w:t>
-            </w:r>
-          </w:p>
-        </w:tc>
-        <w:tc>
-          <w:tcPr>
-            <w:tcW w:type="dxa" w:w="3329"/>
-            <w:vAlign w:val="center"/>
-            <w:shd w:fill="DEEAF1" w:val="clear"/>
-          </w:tcPr>
-          <w:p>
-            <w:pPr>
-              <w:spacing w:before="60" w:after="60"/>
-              <w:ind w:firstLine="0"/>
-              <w:jc w:val="center"/>
-            </w:pPr>
-            <w:r>
-              <w:rPr>
-                <w:rFonts w:ascii="Times New Roman" w:hAnsi="Times New Roman" w:eastAsia="Times New Roman"/>
-                <w:b w:val="0"/>
-                <w:i w:val="0"/>
-                <w:sz w:val="28"/>
-              </w:rPr>
-              <w:t>AI chatbot SSE streaming</w:t>
-            </w:r>
-          </w:p>
-        </w:tc>
-      </w:tr>
-      <w:tr>
-        <w:tc>
-          <w:tcPr>
-            <w:tcW w:type="dxa" w:w="1997"/>
-            <w:vAlign w:val="center"/>
-          </w:tcPr>
-          <w:p>
-            <w:pPr>
-              <w:spacing w:before="60" w:after="60"/>
-              <w:ind w:firstLine="0"/>
-              <w:jc w:val="left"/>
-            </w:pPr>
-            <w:r>
-              <w:rPr>
-                <w:rFonts w:ascii="Times New Roman" w:hAnsi="Times New Roman" w:eastAsia="Times New Roman"/>
-                <w:b/>
-                <w:i w:val="0"/>
-                <w:sz w:val="28"/>
-              </w:rPr>
-              <w:t>Api​Client</w:t>
-            </w:r>
-          </w:p>
-        </w:tc>
-        <w:tc>
-          <w:tcPr>
-            <w:tcW w:type="dxa" w:w="2413"/>
-            <w:vAlign w:val="center"/>
-          </w:tcPr>
-          <w:p>
-            <w:pPr>
-              <w:spacing w:before="60" w:after="60"/>
-              <w:ind w:firstLine="0"/>
-              <w:jc w:val="center"/>
-            </w:pPr>
-            <w:r>
-              <w:rPr>
-                <w:rFonts w:ascii="Times New Roman" w:hAnsi="Times New Roman" w:eastAsia="Times New Roman"/>
-                <w:b w:val="0"/>
-                <w:i w:val="0"/>
-                <w:sz w:val="28"/>
-              </w:rPr>
-              <w:t>api_​client.​dart</w:t>
-            </w:r>
-          </w:p>
-        </w:tc>
-        <w:tc>
-          <w:tcPr>
-            <w:tcW w:type="dxa" w:w="1332"/>
-            <w:vAlign w:val="center"/>
-          </w:tcPr>
-          <w:p>
-            <w:pPr>
-              <w:spacing w:before="60" w:after="60"/>
-              <w:ind w:firstLine="0"/>
-              <w:jc w:val="center"/>
-            </w:pPr>
-            <w:r>
-              <w:rPr>
-                <w:rFonts w:ascii="Times New Roman" w:hAnsi="Times New Roman" w:eastAsia="Times New Roman"/>
-                <w:b w:val="0"/>
-                <w:i w:val="0"/>
-                <w:sz w:val="28"/>
-              </w:rPr>
-              <w:t>8.​1KB</w:t>
-            </w:r>
-          </w:p>
-        </w:tc>
-        <w:tc>
-          <w:tcPr>
-            <w:tcW w:type="dxa" w:w="3329"/>
-            <w:vAlign w:val="center"/>
-          </w:tcPr>
-          <w:p>
-            <w:pPr>
-              <w:spacing w:before="60" w:after="60"/>
-              <w:ind w:firstLine="0"/>
-              <w:jc w:val="center"/>
-            </w:pPr>
-            <w:r>
-              <w:rPr>
-                <w:rFonts w:ascii="Times New Roman" w:hAnsi="Times New Roman" w:eastAsia="Times New Roman"/>
-                <w:b w:val="0"/>
-                <w:i w:val="0"/>
-                <w:sz w:val="28"/>
-              </w:rPr>
-              <w:t>HTTP client, JWT refresh, error handling</w:t>
-            </w:r>
-          </w:p>
-        </w:tc>
-      </w:tr>
-      <w:tr>
-        <w:tc>
-          <w:tcPr>
-            <w:tcW w:type="dxa" w:w="1997"/>
-            <w:vAlign w:val="center"/>
-            <w:shd w:fill="DEEAF1" w:val="clear"/>
-          </w:tcPr>
-          <w:p>
-            <w:pPr>
-              <w:spacing w:before="60" w:after="60"/>
-              <w:ind w:firstLine="0"/>
-              <w:jc w:val="left"/>
-            </w:pPr>
-            <w:r>
-              <w:rPr>
-                <w:rFonts w:ascii="Times New Roman" w:hAnsi="Times New Roman" w:eastAsia="Times New Roman"/>
-                <w:b/>
-                <w:i w:val="0"/>
-                <w:sz w:val="28"/>
-              </w:rPr>
-              <w:t>Local​Notification​Service</w:t>
-            </w:r>
-          </w:p>
-        </w:tc>
-        <w:tc>
-          <w:tcPr>
-            <w:tcW w:type="dxa" w:w="2413"/>
-            <w:vAlign w:val="center"/>
-            <w:shd w:fill="DEEAF1" w:val="clear"/>
-          </w:tcPr>
-          <w:p>
-            <w:pPr>
-              <w:spacing w:before="60" w:after="60"/>
-              <w:ind w:firstLine="0"/>
-              <w:jc w:val="center"/>
-            </w:pPr>
-            <w:r>
-              <w:rPr>
-                <w:rFonts w:ascii="Times New Roman" w:hAnsi="Times New Roman" w:eastAsia="Times New Roman"/>
-                <w:b w:val="0"/>
-                <w:i w:val="0"/>
-                <w:sz w:val="28"/>
-              </w:rPr>
-              <w:t>localnotificationservice.​dart</w:t>
-            </w:r>
-          </w:p>
-        </w:tc>
-        <w:tc>
-          <w:tcPr>
-            <w:tcW w:type="dxa" w:w="1332"/>
-            <w:vAlign w:val="center"/>
-            <w:shd w:fill="DEEAF1" w:val="clear"/>
-          </w:tcPr>
-          <w:p>
-            <w:pPr>
-              <w:spacing w:before="60" w:after="60"/>
-              <w:ind w:firstLine="0"/>
-              <w:jc w:val="center"/>
-            </w:pPr>
-            <w:r>
-              <w:rPr>
-                <w:rFonts w:ascii="Times New Roman" w:hAnsi="Times New Roman" w:eastAsia="Times New Roman"/>
-                <w:b w:val="0"/>
-                <w:i w:val="0"/>
-                <w:sz w:val="28"/>
-              </w:rPr>
-              <w:t>5.​3KB</w:t>
-            </w:r>
-          </w:p>
-        </w:tc>
-        <w:tc>
-          <w:tcPr>
-            <w:tcW w:type="dxa" w:w="3329"/>
-            <w:vAlign w:val="center"/>
-            <w:shd w:fill="DEEAF1" w:val="clear"/>
-          </w:tcPr>
-          <w:p>
-            <w:pPr>
-              <w:spacing w:before="60" w:after="60"/>
-              <w:ind w:firstLine="0"/>
-              <w:jc w:val="center"/>
-            </w:pPr>
-            <w:r>
-              <w:rPr>
-                <w:rFonts w:ascii="Times New Roman" w:hAnsi="Times New Roman" w:eastAsia="Times New Roman"/>
-                <w:b w:val="0"/>
-                <w:i w:val="0"/>
-                <w:sz w:val="28"/>
-              </w:rPr>
-              <w:t>Hiển thị notification trên device</w:t>
-            </w:r>
-          </w:p>
-        </w:tc>
-      </w:tr>
-      <w:tr>
-        <w:tc>
-          <w:tcPr>
-            <w:tcW w:type="dxa" w:w="1997"/>
-            <w:vAlign w:val="center"/>
-          </w:tcPr>
-          <w:p>
-            <w:pPr>
-              <w:spacing w:before="60" w:after="60"/>
-              <w:ind w:firstLine="0"/>
-              <w:jc w:val="left"/>
-            </w:pPr>
-            <w:r>
-              <w:rPr>
-                <w:rFonts w:ascii="Times New Roman" w:hAnsi="Times New Roman" w:eastAsia="Times New Roman"/>
-                <w:b/>
-                <w:i w:val="0"/>
-                <w:sz w:val="28"/>
-              </w:rPr>
-              <w:t>Fcm​Token​Manager​Service</w:t>
-            </w:r>
-          </w:p>
-        </w:tc>
-        <w:tc>
-          <w:tcPr>
-            <w:tcW w:type="dxa" w:w="2413"/>
-            <w:vAlign w:val="center"/>
-          </w:tcPr>
-          <w:p>
-            <w:pPr>
-              <w:spacing w:before="60" w:after="60"/>
-              <w:ind w:firstLine="0"/>
-              <w:jc w:val="center"/>
-            </w:pPr>
-            <w:r>
-              <w:rPr>
-                <w:rFonts w:ascii="Times New Roman" w:hAnsi="Times New Roman" w:eastAsia="Times New Roman"/>
-                <w:b w:val="0"/>
-                <w:i w:val="0"/>
-                <w:sz w:val="28"/>
-              </w:rPr>
-              <w:t>fcmtokenmanager_​service.​dart</w:t>
-            </w:r>
-          </w:p>
-        </w:tc>
-        <w:tc>
-          <w:tcPr>
-            <w:tcW w:type="dxa" w:w="1332"/>
-            <w:vAlign w:val="center"/>
-          </w:tcPr>
-          <w:p>
-            <w:pPr>
-              <w:spacing w:before="60" w:after="60"/>
-              <w:ind w:firstLine="0"/>
-              <w:jc w:val="center"/>
-            </w:pPr>
-            <w:r>
-              <w:rPr>
-                <w:rFonts w:ascii="Times New Roman" w:hAnsi="Times New Roman" w:eastAsia="Times New Roman"/>
-                <w:b w:val="0"/>
-                <w:i w:val="0"/>
-                <w:sz w:val="28"/>
-              </w:rPr>
-              <w:t>3.​8KB</w:t>
-            </w:r>
-          </w:p>
-        </w:tc>
-        <w:tc>
-          <w:tcPr>
-            <w:tcW w:type="dxa" w:w="3329"/>
-            <w:vAlign w:val="center"/>
-          </w:tcPr>
-          <w:p>
-            <w:pPr>
-              <w:spacing w:before="60" w:after="60"/>
-              <w:ind w:firstLine="0"/>
-              <w:jc w:val="center"/>
-            </w:pPr>
-            <w:r>
-              <w:rPr>
-                <w:rFonts w:ascii="Times New Roman" w:hAnsi="Times New Roman" w:eastAsia="Times New Roman"/>
-                <w:b w:val="0"/>
-                <w:i w:val="0"/>
-                <w:sz w:val="28"/>
-              </w:rPr>
-              <w:t>Quản lý FCM token lifecycle</w:t>
-            </w:r>
-          </w:p>
-        </w:tc>
-      </w:tr>
-      <w:tr>
-        <w:tc>
-          <w:tcPr>
-            <w:tcW w:type="dxa" w:w="1997"/>
-            <w:vAlign w:val="center"/>
-            <w:shd w:fill="DEEAF1" w:val="clear"/>
-          </w:tcPr>
-          <w:p>
-            <w:pPr>
-              <w:spacing w:before="60" w:after="60"/>
-              <w:ind w:firstLine="0"/>
-              <w:jc w:val="left"/>
-            </w:pPr>
-            <w:r>
-              <w:rPr>
-                <w:rFonts w:ascii="Times New Roman" w:hAnsi="Times New Roman" w:eastAsia="Times New Roman"/>
-                <w:b/>
-                <w:i w:val="0"/>
-                <w:sz w:val="28"/>
-              </w:rPr>
-              <w:t>Agora​Service</w:t>
-            </w:r>
-          </w:p>
-        </w:tc>
-        <w:tc>
-          <w:tcPr>
-            <w:tcW w:type="dxa" w:w="2413"/>
-            <w:vAlign w:val="center"/>
-            <w:shd w:fill="DEEAF1" w:val="clear"/>
-          </w:tcPr>
-          <w:p>
-            <w:pPr>
-              <w:spacing w:before="60" w:after="60"/>
-              <w:ind w:firstLine="0"/>
-              <w:jc w:val="center"/>
-            </w:pPr>
-            <w:r>
-              <w:rPr>
-                <w:rFonts w:ascii="Times New Roman" w:hAnsi="Times New Roman" w:eastAsia="Times New Roman"/>
-                <w:b w:val="0"/>
-                <w:i w:val="0"/>
-                <w:sz w:val="28"/>
-              </w:rPr>
-              <w:t>agora_​service.​dart</w:t>
-            </w:r>
-          </w:p>
-        </w:tc>
-        <w:tc>
-          <w:tcPr>
-            <w:tcW w:type="dxa" w:w="1332"/>
-            <w:vAlign w:val="center"/>
-            <w:shd w:fill="DEEAF1" w:val="clear"/>
-          </w:tcPr>
-          <w:p>
-            <w:pPr>
-              <w:spacing w:before="60" w:after="60"/>
-              <w:ind w:firstLine="0"/>
-              <w:jc w:val="center"/>
-            </w:pPr>
-            <w:r>
-              <w:rPr>
-                <w:rFonts w:ascii="Times New Roman" w:hAnsi="Times New Roman" w:eastAsia="Times New Roman"/>
-                <w:b w:val="0"/>
-                <w:i w:val="0"/>
-                <w:sz w:val="28"/>
-              </w:rPr>
-              <w:t>6.​9KB</w:t>
-            </w:r>
-          </w:p>
-        </w:tc>
-        <w:tc>
-          <w:tcPr>
-            <w:tcW w:type="dxa" w:w="3329"/>
-            <w:vAlign w:val="center"/>
-            <w:shd w:fill="DEEAF1" w:val="clear"/>
-          </w:tcPr>
-          <w:p>
-            <w:pPr>
-              <w:spacing w:before="60" w:after="60"/>
-              <w:ind w:firstLine="0"/>
-              <w:jc w:val="center"/>
-            </w:pPr>
-            <w:r>
-              <w:rPr>
-                <w:rFonts w:ascii="Times New Roman" w:hAnsi="Times New Roman" w:eastAsia="Times New Roman"/>
-                <w:b w:val="0"/>
-                <w:i w:val="0"/>
-                <w:sz w:val="28"/>
-              </w:rPr>
-              <w:t>Video call via Agora RTC</w:t>
-            </w:r>
-          </w:p>
-        </w:tc>
-      </w:tr>
-    </w:tbl>
-    <w:p>
-      <w:pPr>
-        <w:spacing w:after="80"/>
-        <w:ind w:firstLine="0"/>
-      </w:pPr>
-    </w:p>
-    <w:p>
-      <w:pPr>
-        <w:keepNext/>
-        <w:spacing w:before="80" w:after="200"/>
-        <w:ind w:firstLine="0"/>
-        <w:jc w:val="center"/>
-      </w:pPr>
-      <w:r>
-        <w:rPr>
-          <w:rFonts w:ascii="Times New Roman" w:hAnsi="Times New Roman" w:eastAsia="Times New Roman"/>
-          <w:b/>
-          <w:i/>
-          <w:color w:val="1E1E1E"/>
-          <w:sz w:val="22"/>
-        </w:rPr>
-        <w:t xml:space="preserve">Bảng 2.4: </w:t>
-      </w:r>
-      <w:r>
-        <w:rPr>
-          <w:rFonts w:ascii="Times New Roman" w:hAnsi="Times New Roman" w:eastAsia="Times New Roman"/>
-          <w:b w:val="0"/>
-          <w:i/>
-          <w:color w:val="1E1E1E"/>
-          <w:sz w:val="22"/>
-        </w:rPr>
-        <w:t>Danh sách services trong Flutter Frontend</w:t>
-      </w:r>
-    </w:p>
-    <w:p>
-      <w:pPr>
-        <w:spacing w:before="0" w:after="80" w:line="300" w:lineRule="auto"/>
-        <w:ind w:firstLine="0"/>
-        <w:jc w:val="both"/>
-      </w:pPr>
-      <w:r>
-        <w:rPr>
-          <w:rFonts w:ascii="Times New Roman" w:hAnsi="Times New Roman" w:eastAsia="Times New Roman"/>
-          <w:b/>
-          <w:i w:val="0"/>
-          <w:sz w:val="28"/>
-        </w:rPr>
-        <w:t>Luồng dữ liệu Provider:</w:t>
-      </w:r>
-    </w:p>
-    <w:p>
-      <w:pPr>
-        <w:spacing w:before="0" w:after="80" w:line="300" w:lineRule="auto"/>
-        <w:ind w:firstLine="720"/>
-        <w:jc w:val="both"/>
-      </w:pPr>
-      <w:r>
-        <w:rPr>
-          <w:rFonts w:ascii="Consolas" w:hAnsi="Consolas"/>
-          <w:sz w:val="22"/>
-        </w:rPr>
-        <w:t>mermaid flowchart LR UI[​Screen/​Widget]​ -​-​&gt;|listen| Provider Provider -​-​&gt;|call| Service Service -​-​&gt;|HTTP| Api​Client Api​Client -​-​&gt;|REST| Caddy​GW[​Caddy Gateway]​ Service -​-​&gt;|STOMP| Realtime​Service Realtime​Service -​-​&gt;|Web​Socket| Caddy​GW Provider -​-​&gt;|notify​Listeners| UI</w:t>
-      </w:r>
-    </w:p>
-    <w:p>
-      <w:pPr>
-        <w:keepNext/>
-        <w:spacing w:before="120" w:after="40"/>
-        <w:ind w:firstLine="0"/>
-        <w:jc w:val="center"/>
-      </w:pPr>
-      <w:r>
-        <w:drawing>
-          <wp:inline xmlns:a="http://schemas.openxmlformats.org/drawingml/2006/main" xmlns:pic="http://schemas.openxmlformats.org/drawingml/2006/picture">
-            <wp:extent cx="4320000" cy="4320000"/>
-            <wp:docPr id="1014" name="Picture 1014"/>
-            <wp:cNvGraphicFramePr>
-              <a:graphicFrameLocks noChangeAspect="1"/>
-            </wp:cNvGraphicFramePr>
-            <a:graphic>
-              <a:graphicData uri="http://schemas.openxmlformats.org/drawingml/2006/picture">
-                <pic:pic>
-                  <pic:nvPicPr>
-                    <pic:cNvPr id="0" name="tv3_giao_dien_danh_sach_cuoc_tro_chuyen.png"/>
-                    <pic:cNvPicPr/>
-                  </pic:nvPicPr>
-                  <pic:blipFill>
-                    <a:blip r:embed="rId21"/>
-                    <a:stretch>
-                      <a:fillRect/>
-                    </a:stretch>
-                  </pic:blipFill>
-                  <pic:spPr>
-                    <a:xfrm>
-                      <a:off x="0" y="0"/>
-                      <a:ext cx="4320000" cy="4320000"/>
-                    </a:xfrm>
-                    <a:prstGeom prst="rect"/>
-                  </pic:spPr>
-                </pic:pic>
-              </a:graphicData>
-            </a:graphic>
-          </wp:inline>
-        </w:drawing>
-      </w:r>
-    </w:p>
-    <w:p>
-      <w:pPr>
-        <w:spacing w:before="80" w:after="200"/>
-        <w:ind w:firstLine="0"/>
-        <w:jc w:val="center"/>
-      </w:pPr>
-      <w:r>
-        <w:rPr>
-          <w:rFonts w:ascii="Times New Roman" w:hAnsi="Times New Roman" w:eastAsia="Times New Roman"/>
-          <w:b/>
-          <w:i/>
-          <w:color w:val="1E1E1E"/>
-          <w:sz w:val="22"/>
-        </w:rPr>
-        <w:t xml:space="preserve">Hình 2.14: </w:t>
-      </w:r>
-      <w:r>
-        <w:rPr>
-          <w:rFonts w:ascii="Times New Roman" w:hAnsi="Times New Roman" w:eastAsia="Times New Roman"/>
-          <w:b w:val="0"/>
-          <w:i/>
-          <w:color w:val="1E1E1E"/>
-          <w:sz w:val="22"/>
-        </w:rPr>
-        <w:t>Luồng dữ liệu Provider trong Flutter</w:t>
-      </w:r>
-    </w:p>
-    <w:p>
-      <w:pPr>
-        <w:spacing w:before="0" w:after="80" w:line="300" w:lineRule="auto"/>
-        <w:ind w:firstLine="0"/>
-        <w:jc w:val="both"/>
-      </w:pPr>
-      <w:r>
-        <w:rPr>
-          <w:rFonts w:ascii="Times New Roman" w:hAnsi="Times New Roman" w:eastAsia="Times New Roman"/>
-          <w:b/>
-          <w:i w:val="0"/>
-          <w:sz w:val="28"/>
-        </w:rPr>
-        <w:t>Chi tiết Api​Client (​api_​client.​dart, 8.​1KB)​:</w:t>
-      </w:r>
-    </w:p>
-    <w:p>
-      <w:pPr>
-        <w:pStyle w:val="ListBullet"/>
-        <w:spacing w:before="20" w:after="40" w:line="300" w:lineRule="auto"/>
-        <w:ind w:firstLine="0" w:left="850"/>
-        <w:jc w:val="left"/>
-      </w:pPr>
-      <w:r>
-        <w:rPr>
-          <w:rFonts w:ascii="Times New Roman" w:hAnsi="Times New Roman" w:eastAsia="Times New Roman"/>
-          <w:b w:val="0"/>
-          <w:i w:val="0"/>
-          <w:sz w:val="28"/>
-        </w:rPr>
-        <w:t>Tự động attach JWT access token vào mọi request header.​</w:t>
-      </w:r>
-    </w:p>
-    <w:p>
-      <w:pPr>
-        <w:pStyle w:val="ListBullet"/>
-        <w:spacing w:before="20" w:after="40" w:line="300" w:lineRule="auto"/>
-        <w:ind w:firstLine="0" w:left="850"/>
-        <w:jc w:val="left"/>
-      </w:pPr>
-      <w:r>
-        <w:rPr>
-          <w:rFonts w:ascii="Times New Roman" w:hAnsi="Times New Roman" w:eastAsia="Times New Roman"/>
-          <w:b w:val="0"/>
-          <w:i w:val="0"/>
-          <w:sz w:val="28"/>
-        </w:rPr>
-        <w:t>Khi nhận 401 Unauthorized, tự động refresh access token và retry request.​</w:t>
-      </w:r>
-    </w:p>
-    <w:p>
-      <w:pPr>
-        <w:pStyle w:val="ListBullet"/>
-        <w:spacing w:before="20" w:after="40" w:line="300" w:lineRule="auto"/>
-        <w:ind w:firstLine="0" w:left="850"/>
-        <w:jc w:val="left"/>
-      </w:pPr>
-      <w:r>
-        <w:rPr>
-          <w:rFonts w:ascii="Times New Roman" w:hAnsi="Times New Roman" w:eastAsia="Times New Roman"/>
-          <w:b w:val="0"/>
-          <w:i w:val="0"/>
-          <w:sz w:val="28"/>
-        </w:rPr>
-        <w:t>Sử dụng Token​Storage​Service (​Shared​Preferences)​ để lưu/​đọc token.​</w:t>
-      </w:r>
-    </w:p>
-    <w:p>
-      <w:pPr>
-        <w:pStyle w:val="ListBullet"/>
-        <w:spacing w:before="20" w:after="40" w:line="300" w:lineRule="auto"/>
-        <w:ind w:firstLine="0" w:left="850"/>
-        <w:jc w:val="left"/>
-      </w:pPr>
-      <w:r>
-        <w:rPr>
-          <w:rFonts w:ascii="Times New Roman" w:hAnsi="Times New Roman" w:eastAsia="Times New Roman"/>
-          <w:b w:val="0"/>
-          <w:i w:val="0"/>
-          <w:sz w:val="28"/>
-        </w:rPr>
-        <w:t>Support multipart/​form-​data upload cho ảnh và media files.​</w:t>
-      </w:r>
-    </w:p>
-    <w:p>
-      <w:pPr>
-        <w:pStyle w:val="ListBullet"/>
-        <w:spacing w:before="20" w:after="40" w:line="300" w:lineRule="auto"/>
-        <w:ind w:firstLine="0" w:left="850"/>
-        <w:jc w:val="left"/>
-      </w:pPr>
-      <w:r>
-        <w:rPr>
-          <w:rFonts w:ascii="Times New Roman" w:hAnsi="Times New Roman" w:eastAsia="Times New Roman"/>
-          <w:b w:val="0"/>
-          <w:i w:val="0"/>
-          <w:sz w:val="28"/>
-        </w:rPr>
-        <w:t>Centralized error handling: parse error response từ server.​</w:t>
-      </w:r>
-    </w:p>
-    <w:p>
-      <w:pPr>
-        <w:spacing w:before="0" w:after="80" w:line="300" w:lineRule="auto"/>
-        <w:ind w:firstLine="0"/>
-        <w:jc w:val="both"/>
-      </w:pPr>
-      <w:r>
-        <w:rPr>
-          <w:rFonts w:ascii="Times New Roman" w:hAnsi="Times New Roman" w:eastAsia="Times New Roman"/>
-          <w:b/>
-          <w:i w:val="0"/>
-          <w:sz w:val="28"/>
-        </w:rPr>
-        <w:t>Chi tiết Realtime​Service (​realtime_​service.​dart, 30KB)​:</w:t>
-      </w:r>
-    </w:p>
-    <w:p>
-      <w:pPr>
-        <w:pStyle w:val="ListBullet"/>
-        <w:spacing w:before="20" w:after="40" w:line="300" w:lineRule="auto"/>
-        <w:ind w:firstLine="0" w:left="850"/>
-        <w:jc w:val="left"/>
-      </w:pPr>
-      <w:r>
-        <w:rPr>
-          <w:rFonts w:ascii="Times New Roman" w:hAnsi="Times New Roman" w:eastAsia="Times New Roman"/>
-          <w:b w:val="0"/>
-          <w:i w:val="0"/>
-          <w:sz w:val="28"/>
-        </w:rPr>
-        <w:t>Quản lý lifecycle Web​Socket: connect, disconnect, reconnect.​</w:t>
-      </w:r>
-    </w:p>
-    <w:p>
-      <w:pPr>
-        <w:pStyle w:val="ListBullet"/>
-        <w:spacing w:before="20" w:after="40" w:line="300" w:lineRule="auto"/>
-        <w:ind w:firstLine="0" w:left="850"/>
-        <w:jc w:val="left"/>
-      </w:pPr>
-      <w:r>
-        <w:rPr>
-          <w:rFonts w:ascii="Times New Roman" w:hAnsi="Times New Roman" w:eastAsia="Times New Roman"/>
-          <w:b w:val="0"/>
-          <w:i w:val="0"/>
-          <w:sz w:val="28"/>
-        </w:rPr>
-        <w:t>15+ Stream​Controller.​broadcast(​)​ cho các loại event.​</w:t>
-      </w:r>
-    </w:p>
-    <w:p>
-      <w:pPr>
-        <w:pStyle w:val="ListBullet"/>
-        <w:spacing w:before="20" w:after="40" w:line="300" w:lineRule="auto"/>
-        <w:ind w:firstLine="0" w:left="850"/>
-        <w:jc w:val="left"/>
-      </w:pPr>
-      <w:r>
-        <w:rPr>
-          <w:rFonts w:ascii="Times New Roman" w:hAnsi="Times New Roman" w:eastAsia="Times New Roman"/>
-          <w:b w:val="0"/>
-          <w:i w:val="0"/>
-          <w:sz w:val="28"/>
-        </w:rPr>
-        <w:t>_​requested​Rooms Set: theo dõi rooms cần subscribe.​</w:t>
-      </w:r>
-    </w:p>
-    <w:p>
-      <w:pPr>
-        <w:pStyle w:val="ListBullet"/>
-        <w:spacing w:before="20" w:after="40" w:line="300" w:lineRule="auto"/>
-        <w:ind w:firstLine="0" w:left="850"/>
-        <w:jc w:val="left"/>
-      </w:pPr>
-      <w:r>
-        <w:rPr>
-          <w:rFonts w:ascii="Times New Roman" w:hAnsi="Times New Roman" w:eastAsia="Times New Roman"/>
-          <w:b w:val="0"/>
-          <w:i w:val="0"/>
-          <w:sz w:val="28"/>
-        </w:rPr>
-        <w:t>_​active​Room​Subscriptions: ngăn duplicate STOMP subscriptions.​</w:t>
-      </w:r>
-    </w:p>
-    <w:p>
-      <w:pPr>
-        <w:pStyle w:val="ListBullet"/>
-        <w:spacing w:before="20" w:after="40" w:line="300" w:lineRule="auto"/>
-        <w:ind w:firstLine="0" w:left="850"/>
-        <w:jc w:val="left"/>
-      </w:pPr>
-      <w:r>
-        <w:rPr>
-          <w:rFonts w:ascii="Times New Roman" w:hAnsi="Times New Roman" w:eastAsia="Times New Roman"/>
-          <w:b w:val="0"/>
-          <w:i w:val="0"/>
-          <w:sz w:val="28"/>
-        </w:rPr>
-        <w:t>Reconnect strategy: deactivate old client → refresh token → create new client.​</w:t>
-      </w:r>
-    </w:p>
-    <w:p>
-      <w:pPr>
-        <w:pStyle w:val="ListBullet"/>
-        <w:spacing w:before="20" w:after="40" w:line="300" w:lineRule="auto"/>
-        <w:ind w:firstLine="0" w:left="850"/>
-        <w:jc w:val="left"/>
-      </w:pPr>
-      <w:r>
-        <w:rPr>
-          <w:rFonts w:ascii="Times New Roman" w:hAnsi="Times New Roman" w:eastAsia="Times New Roman"/>
-          <w:b w:val="0"/>
-          <w:i w:val="0"/>
-          <w:sz w:val="28"/>
-        </w:rPr>
-        <w:t>Sock​JS fallback endpoint /​socket + native Web​Socket endpoint /​ws.​</w:t>
-      </w:r>
-    </w:p>
-    <w:p>
-      <w:pPr>
         <w:pStyle w:val="Heading2"/>
         <w:pBdr>
           <w:bottom w:val="single" w:sz="6" w:space="1" w:color="AECCE8"/>
@@ -21636,6 +15003,146 @@
                 <w:sz w:val="28"/>
               </w:rPr>
               <w:t>204</w:t>
+            </w:r>
+          </w:p>
+        </w:tc>
+      </w:tr>
+      <w:tr>
+        <w:tc>
+          <w:tcPr>
+            <w:tcW w:type="dxa" w:w="680"/>
+            <w:vAlign w:val="center"/>
+            <w:shd w:fill="DEEAF1" w:val="clear"/>
+          </w:tcPr>
+          <w:p>
+            <w:pPr>
+              <w:spacing w:before="60" w:after="60"/>
+              <w:ind w:firstLine="0"/>
+              <w:jc w:val="left"/>
+            </w:pPr>
+            <w:r>
+              <w:rPr>
+                <w:rFonts w:ascii="Times New Roman" w:hAnsi="Times New Roman" w:eastAsia="Times New Roman"/>
+                <w:b/>
+                <w:i w:val="0"/>
+                <w:sz w:val="28"/>
+              </w:rPr>
+              <w:t>12</w:t>
+            </w:r>
+          </w:p>
+        </w:tc>
+        <w:tc>
+          <w:tcPr>
+            <w:tcW w:type="dxa" w:w="748"/>
+            <w:vAlign w:val="center"/>
+            <w:shd w:fill="DEEAF1" w:val="clear"/>
+          </w:tcPr>
+          <w:p>
+            <w:pPr>
+              <w:spacing w:before="60" w:after="60"/>
+              <w:ind w:firstLine="0"/>
+              <w:jc w:val="center"/>
+            </w:pPr>
+            <w:r>
+              <w:rPr>
+                <w:rFonts w:ascii="Times New Roman" w:hAnsi="Times New Roman" w:eastAsia="Times New Roman"/>
+                <w:b w:val="0"/>
+                <w:i w:val="0"/>
+                <w:sz w:val="28"/>
+              </w:rPr>
+              <w:t>GET</w:t>
+            </w:r>
+          </w:p>
+        </w:tc>
+        <w:tc>
+          <w:tcPr>
+            <w:tcW w:type="dxa" w:w="3632"/>
+            <w:vAlign w:val="center"/>
+            <w:shd w:fill="DEEAF1" w:val="clear"/>
+          </w:tcPr>
+          <w:p>
+            <w:pPr>
+              <w:spacing w:before="60" w:after="60"/>
+              <w:ind w:firstLine="0"/>
+              <w:jc w:val="center"/>
+            </w:pPr>
+            <w:r>
+              <w:rPr>
+                <w:rFonts w:ascii="Times New Roman" w:hAnsi="Times New Roman" w:eastAsia="Times New Roman"/>
+                <w:b w:val="0"/>
+                <w:i w:val="0"/>
+                <w:sz w:val="28"/>
+              </w:rPr>
+              <w:t>/​api/​v1/​users/​search?​keyword=​</w:t>
+            </w:r>
+          </w:p>
+        </w:tc>
+        <w:tc>
+          <w:tcPr>
+            <w:tcW w:type="dxa" w:w="680"/>
+            <w:vAlign w:val="center"/>
+            <w:shd w:fill="DEEAF1" w:val="clear"/>
+          </w:tcPr>
+          <w:p>
+            <w:pPr>
+              <w:spacing w:before="60" w:after="60"/>
+              <w:ind w:firstLine="0"/>
+              <w:jc w:val="center"/>
+            </w:pPr>
+            <w:r>
+              <w:rPr>
+                <w:rFonts w:ascii="Times New Roman" w:hAnsi="Times New Roman" w:eastAsia="Times New Roman"/>
+                <w:b w:val="0"/>
+                <w:i w:val="0"/>
+                <w:sz w:val="28"/>
+              </w:rPr>
+              <w:t>✓</w:t>
+            </w:r>
+          </w:p>
+        </w:tc>
+        <w:tc>
+          <w:tcPr>
+            <w:tcW w:type="dxa" w:w="1981"/>
+            <w:vAlign w:val="center"/>
+            <w:shd w:fill="DEEAF1" w:val="clear"/>
+          </w:tcPr>
+          <w:p>
+            <w:pPr>
+              <w:spacing w:before="60" w:after="60"/>
+              <w:ind w:firstLine="0"/>
+              <w:jc w:val="center"/>
+            </w:pPr>
+            <w:r>
+              <w:rPr>
+                <w:rFonts w:ascii="Times New Roman" w:hAnsi="Times New Roman" w:eastAsia="Times New Roman"/>
+                <w:b w:val="0"/>
+                <w:i w:val="0"/>
+                <w:sz w:val="28"/>
+              </w:rPr>
+              <w:t>Tìm kiếm người dùng</w:t>
+            </w:r>
+          </w:p>
+        </w:tc>
+        <w:tc>
+          <w:tcPr>
+            <w:tcW w:type="dxa" w:w="1497"/>
+            <w:vAlign w:val="center"/>
+            <w:shd w:fill="DEEAF1" w:val="clear"/>
+          </w:tcPr>
+          <w:p>
+            <w:pPr>
+              <w:spacing w:before="60" w:after="60"/>
+              <w:ind w:firstLine="0"/>
+              <w:jc w:val="center"/>
+            </w:pPr>
+            <w:r>
+              <w:rPr>
+                <w:rFonts w:ascii="Times New Roman" w:hAnsi="Times New Roman" w:eastAsia="Times New Roman"/>
+                <w:b w:val="0"/>
+                <w:i w:val="0"/>
+                <w:sz w:val="28"/>
+              </w:rPr>
+              <w:t>200</w:t>
             </w:r>
           </w:p>
         </w:tc>
@@ -21704,7 +15211,7 @@
         <w:drawing>
           <wp:inline xmlns:a="http://schemas.openxmlformats.org/drawingml/2006/main" xmlns:pic="http://schemas.openxmlformats.org/drawingml/2006/picture">
             <wp:extent cx="1974263" cy="5399999"/>
-            <wp:docPr id="1015" name="Picture 1015"/>
+            <wp:docPr id="1014" name="Picture 1014"/>
             <wp:cNvGraphicFramePr>
               <a:graphicFrameLocks noChangeAspect="1"/>
             </wp:cNvGraphicFramePr>
@@ -21843,7 +15350,7 @@
         <w:drawing>
           <wp:inline xmlns:a="http://schemas.openxmlformats.org/drawingml/2006/main" xmlns:pic="http://schemas.openxmlformats.org/drawingml/2006/picture">
             <wp:extent cx="5040000" cy="4088571"/>
-            <wp:docPr id="1016" name="Picture 1016"/>
+            <wp:docPr id="1015" name="Picture 1015"/>
             <wp:cNvGraphicFramePr>
               <a:graphicFrameLocks noChangeAspect="1"/>
             </wp:cNvGraphicFramePr>
@@ -22542,768 +16049,6 @@
           <w:sz w:val="20"/>
         </w:rPr>
         <w:t>}</w:t>
-      </w:r>
-    </w:p>
-    <w:p>
-      <w:pPr>
-        <w:pStyle w:val="Heading3"/>
-      </w:pPr>
-      <w:r>
-        <w:rPr>
-          <w:rFonts w:ascii="Times New Roman" w:hAnsi="Times New Roman" w:eastAsia="Times New Roman"/>
-          <w:b/>
-          <w:i w:val="0"/>
-          <w:color w:val="2E75B6"/>
-          <w:sz w:val="28"/>
-        </w:rPr>
-        <w:t>Biến môi trường cấu hình (.env)</w:t>
-      </w:r>
-    </w:p>
-    <w:tbl>
-      <w:tblPr>
-        <w:tblStyle w:val="TableGrid"/>
-        <w:tblW w:type="auto" w:w="0"/>
-        <w:jc w:val="center"/>
-        <w:tblLook w:firstColumn="1" w:firstRow="1" w:lastColumn="0" w:lastRow="0" w:noHBand="0" w:noVBand="1" w:val="04A0"/>
-      </w:tblPr>
-      <w:tblGrid>
-        <w:gridCol w:w="3135"/>
-        <w:gridCol w:w="3135"/>
-        <w:gridCol w:w="3135"/>
-      </w:tblGrid>
-      <w:tr>
-        <w:tc>
-          <w:tcPr>
-            <w:tcW w:type="dxa" w:w="2062"/>
-            <w:vAlign w:val="center"/>
-            <w:shd w:fill="2E75B6" w:val="clear"/>
-          </w:tcPr>
-          <w:p>
-            <w:pPr>
-              <w:spacing w:before="100" w:after="100"/>
-              <w:ind w:firstLine="0"/>
-              <w:jc w:val="center"/>
-            </w:pPr>
-            <w:r>
-              <w:rPr>
-                <w:rFonts w:ascii="Times New Roman" w:hAnsi="Times New Roman" w:eastAsia="Times New Roman"/>
-                <w:b/>
-                <w:i w:val="0"/>
-                <w:color w:val="FFFFFF"/>
-                <w:sz w:val="28"/>
-              </w:rPr>
-              <w:t>Biến</w:t>
-            </w:r>
-          </w:p>
-        </w:tc>
-        <w:tc>
-          <w:tcPr>
-            <w:tcW w:type="dxa" w:w="3092"/>
-            <w:vAlign w:val="center"/>
-            <w:shd w:fill="2E75B6" w:val="clear"/>
-          </w:tcPr>
-          <w:p>
-            <w:pPr>
-              <w:spacing w:before="100" w:after="100"/>
-              <w:ind w:firstLine="0"/>
-              <w:jc w:val="center"/>
-            </w:pPr>
-            <w:r>
-              <w:rPr>
-                <w:rFonts w:ascii="Times New Roman" w:hAnsi="Times New Roman" w:eastAsia="Times New Roman"/>
-                <w:b/>
-                <w:i w:val="0"/>
-                <w:color w:val="FFFFFF"/>
-                <w:sz w:val="28"/>
-              </w:rPr>
-              <w:t>Mô tả</w:t>
-            </w:r>
-          </w:p>
-        </w:tc>
-        <w:tc>
-          <w:tcPr>
-            <w:tcW w:type="dxa" w:w="3917"/>
-            <w:vAlign w:val="center"/>
-            <w:shd w:fill="2E75B6" w:val="clear"/>
-          </w:tcPr>
-          <w:p>
-            <w:pPr>
-              <w:spacing w:before="100" w:after="100"/>
-              <w:ind w:firstLine="0"/>
-              <w:jc w:val="center"/>
-            </w:pPr>
-            <w:r>
-              <w:rPr>
-                <w:rFonts w:ascii="Times New Roman" w:hAnsi="Times New Roman" w:eastAsia="Times New Roman"/>
-                <w:b/>
-                <w:i w:val="0"/>
-                <w:color w:val="FFFFFF"/>
-                <w:sz w:val="28"/>
-              </w:rPr>
-              <w:t>Ví dụ</w:t>
-            </w:r>
-          </w:p>
-        </w:tc>
-      </w:tr>
-      <w:tr>
-        <w:tc>
-          <w:tcPr>
-            <w:tcW w:type="dxa" w:w="2062"/>
-            <w:vAlign w:val="center"/>
-          </w:tcPr>
-          <w:p>
-            <w:pPr>
-              <w:spacing w:before="60" w:after="60"/>
-              <w:ind w:firstLine="0"/>
-              <w:jc w:val="left"/>
-            </w:pPr>
-            <w:r>
-              <w:rPr>
-                <w:rFonts w:ascii="Times New Roman" w:hAnsi="Times New Roman" w:eastAsia="Times New Roman"/>
-                <w:b/>
-                <w:i w:val="0"/>
-                <w:sz w:val="28"/>
-              </w:rPr>
-              <w:t>POSTGRES_​USER</w:t>
-            </w:r>
-          </w:p>
-        </w:tc>
-        <w:tc>
-          <w:tcPr>
-            <w:tcW w:type="dxa" w:w="3092"/>
-            <w:vAlign w:val="center"/>
-          </w:tcPr>
-          <w:p>
-            <w:pPr>
-              <w:spacing w:before="60" w:after="60"/>
-              <w:ind w:firstLine="0"/>
-              <w:jc w:val="center"/>
-            </w:pPr>
-            <w:r>
-              <w:rPr>
-                <w:rFonts w:ascii="Times New Roman" w:hAnsi="Times New Roman" w:eastAsia="Times New Roman"/>
-                <w:b w:val="0"/>
-                <w:i w:val="0"/>
-                <w:sz w:val="28"/>
-              </w:rPr>
-              <w:t>Database username</w:t>
-            </w:r>
-          </w:p>
-        </w:tc>
-        <w:tc>
-          <w:tcPr>
-            <w:tcW w:type="dxa" w:w="3917"/>
-            <w:vAlign w:val="center"/>
-          </w:tcPr>
-          <w:p>
-            <w:pPr>
-              <w:spacing w:before="60" w:after="60"/>
-              <w:ind w:firstLine="0"/>
-              <w:jc w:val="center"/>
-            </w:pPr>
-            <w:r>
-              <w:rPr>
-                <w:rFonts w:ascii="Times New Roman" w:hAnsi="Times New Roman" w:eastAsia="Times New Roman"/>
-                <w:b w:val="0"/>
-                <w:i w:val="0"/>
-                <w:sz w:val="28"/>
-              </w:rPr>
-              <w:t>chatapp</w:t>
-            </w:r>
-          </w:p>
-        </w:tc>
-      </w:tr>
-      <w:tr>
-        <w:tc>
-          <w:tcPr>
-            <w:tcW w:type="dxa" w:w="2062"/>
-            <w:vAlign w:val="center"/>
-            <w:shd w:fill="DEEAF1" w:val="clear"/>
-          </w:tcPr>
-          <w:p>
-            <w:pPr>
-              <w:spacing w:before="60" w:after="60"/>
-              <w:ind w:firstLine="0"/>
-              <w:jc w:val="left"/>
-            </w:pPr>
-            <w:r>
-              <w:rPr>
-                <w:rFonts w:ascii="Times New Roman" w:hAnsi="Times New Roman" w:eastAsia="Times New Roman"/>
-                <w:b/>
-                <w:i w:val="0"/>
-                <w:sz w:val="28"/>
-              </w:rPr>
-              <w:t>POSTGRES_​PASSWORD</w:t>
-            </w:r>
-          </w:p>
-        </w:tc>
-        <w:tc>
-          <w:tcPr>
-            <w:tcW w:type="dxa" w:w="3092"/>
-            <w:vAlign w:val="center"/>
-            <w:shd w:fill="DEEAF1" w:val="clear"/>
-          </w:tcPr>
-          <w:p>
-            <w:pPr>
-              <w:spacing w:before="60" w:after="60"/>
-              <w:ind w:firstLine="0"/>
-              <w:jc w:val="center"/>
-            </w:pPr>
-            <w:r>
-              <w:rPr>
-                <w:rFonts w:ascii="Times New Roman" w:hAnsi="Times New Roman" w:eastAsia="Times New Roman"/>
-                <w:b w:val="0"/>
-                <w:i w:val="0"/>
-                <w:sz w:val="28"/>
-              </w:rPr>
-              <w:t>Database password</w:t>
-            </w:r>
-          </w:p>
-        </w:tc>
-        <w:tc>
-          <w:tcPr>
-            <w:tcW w:type="dxa" w:w="3917"/>
-            <w:vAlign w:val="center"/>
-            <w:shd w:fill="DEEAF1" w:val="clear"/>
-          </w:tcPr>
-          <w:p>
-            <w:pPr>
-              <w:spacing w:before="60" w:after="60"/>
-              <w:ind w:firstLine="0"/>
-              <w:jc w:val="center"/>
-            </w:pPr>
-            <w:r>
-              <w:rPr>
-                <w:rFonts w:ascii="Times New Roman" w:hAnsi="Times New Roman" w:eastAsia="Times New Roman"/>
-                <w:b w:val="0"/>
-                <w:i w:val="0"/>
-                <w:sz w:val="28"/>
-              </w:rPr>
-              <w:t>(​secret)​</w:t>
-            </w:r>
-          </w:p>
-        </w:tc>
-      </w:tr>
-      <w:tr>
-        <w:tc>
-          <w:tcPr>
-            <w:tcW w:type="dxa" w:w="2062"/>
-            <w:vAlign w:val="center"/>
-          </w:tcPr>
-          <w:p>
-            <w:pPr>
-              <w:spacing w:before="60" w:after="60"/>
-              <w:ind w:firstLine="0"/>
-              <w:jc w:val="left"/>
-            </w:pPr>
-            <w:r>
-              <w:rPr>
-                <w:rFonts w:ascii="Times New Roman" w:hAnsi="Times New Roman" w:eastAsia="Times New Roman"/>
-                <w:b/>
-                <w:i w:val="0"/>
-                <w:sz w:val="28"/>
-              </w:rPr>
-              <w:t>S3ACCESSKEY</w:t>
-            </w:r>
-          </w:p>
-        </w:tc>
-        <w:tc>
-          <w:tcPr>
-            <w:tcW w:type="dxa" w:w="3092"/>
-            <w:vAlign w:val="center"/>
-          </w:tcPr>
-          <w:p>
-            <w:pPr>
-              <w:spacing w:before="60" w:after="60"/>
-              <w:ind w:firstLine="0"/>
-              <w:jc w:val="center"/>
-            </w:pPr>
-            <w:r>
-              <w:rPr>
-                <w:rFonts w:ascii="Times New Roman" w:hAnsi="Times New Roman" w:eastAsia="Times New Roman"/>
-                <w:b w:val="0"/>
-                <w:i w:val="0"/>
-                <w:sz w:val="28"/>
-              </w:rPr>
-              <w:t>Versity​GW access key</w:t>
-            </w:r>
-          </w:p>
-        </w:tc>
-        <w:tc>
-          <w:tcPr>
-            <w:tcW w:type="dxa" w:w="3917"/>
-            <w:vAlign w:val="center"/>
-          </w:tcPr>
-          <w:p>
-            <w:pPr>
-              <w:spacing w:before="60" w:after="60"/>
-              <w:ind w:firstLine="0"/>
-              <w:jc w:val="center"/>
-            </w:pPr>
-            <w:r>
-              <w:rPr>
-                <w:rFonts w:ascii="Times New Roman" w:hAnsi="Times New Roman" w:eastAsia="Times New Roman"/>
-                <w:b w:val="0"/>
-                <w:i w:val="0"/>
-                <w:sz w:val="28"/>
-              </w:rPr>
-              <w:t>minioadmin</w:t>
-            </w:r>
-          </w:p>
-        </w:tc>
-      </w:tr>
-      <w:tr>
-        <w:tc>
-          <w:tcPr>
-            <w:tcW w:type="dxa" w:w="2062"/>
-            <w:vAlign w:val="center"/>
-            <w:shd w:fill="DEEAF1" w:val="clear"/>
-          </w:tcPr>
-          <w:p>
-            <w:pPr>
-              <w:spacing w:before="60" w:after="60"/>
-              <w:ind w:firstLine="0"/>
-              <w:jc w:val="left"/>
-            </w:pPr>
-            <w:r>
-              <w:rPr>
-                <w:rFonts w:ascii="Times New Roman" w:hAnsi="Times New Roman" w:eastAsia="Times New Roman"/>
-                <w:b/>
-                <w:i w:val="0"/>
-                <w:sz w:val="28"/>
-              </w:rPr>
-              <w:t>JWTS_​SECRET</w:t>
-            </w:r>
-          </w:p>
-        </w:tc>
-        <w:tc>
-          <w:tcPr>
-            <w:tcW w:type="dxa" w:w="3092"/>
-            <w:vAlign w:val="center"/>
-            <w:shd w:fill="DEEAF1" w:val="clear"/>
-          </w:tcPr>
-          <w:p>
-            <w:pPr>
-              <w:spacing w:before="60" w:after="60"/>
-              <w:ind w:firstLine="0"/>
-              <w:jc w:val="center"/>
-            </w:pPr>
-            <w:r>
-              <w:rPr>
-                <w:rFonts w:ascii="Times New Roman" w:hAnsi="Times New Roman" w:eastAsia="Times New Roman"/>
-                <w:b w:val="0"/>
-                <w:i w:val="0"/>
-                <w:sz w:val="28"/>
-              </w:rPr>
-              <w:t>JWT signing secret (​≥32 bytes)​</w:t>
-            </w:r>
-          </w:p>
-        </w:tc>
-        <w:tc>
-          <w:tcPr>
-            <w:tcW w:type="dxa" w:w="3917"/>
-            <w:vAlign w:val="center"/>
-            <w:shd w:fill="DEEAF1" w:val="clear"/>
-          </w:tcPr>
-          <w:p>
-            <w:pPr>
-              <w:spacing w:before="60" w:after="60"/>
-              <w:ind w:firstLine="0"/>
-              <w:jc w:val="center"/>
-            </w:pPr>
-            <w:r>
-              <w:rPr>
-                <w:rFonts w:ascii="Times New Roman" w:hAnsi="Times New Roman" w:eastAsia="Times New Roman"/>
-                <w:b w:val="0"/>
-                <w:i w:val="0"/>
-                <w:sz w:val="28"/>
-              </w:rPr>
-              <w:t>(​secret)​</w:t>
-            </w:r>
-          </w:p>
-        </w:tc>
-      </w:tr>
-      <w:tr>
-        <w:tc>
-          <w:tcPr>
-            <w:tcW w:type="dxa" w:w="2062"/>
-            <w:vAlign w:val="center"/>
-          </w:tcPr>
-          <w:p>
-            <w:pPr>
-              <w:spacing w:before="60" w:after="60"/>
-              <w:ind w:firstLine="0"/>
-              <w:jc w:val="left"/>
-            </w:pPr>
-            <w:r>
-              <w:rPr>
-                <w:rFonts w:ascii="Times New Roman" w:hAnsi="Times New Roman" w:eastAsia="Times New Roman"/>
-                <w:b/>
-                <w:i w:val="0"/>
-                <w:sz w:val="28"/>
-              </w:rPr>
-              <w:t>LLMBASEURL</w:t>
-            </w:r>
-          </w:p>
-        </w:tc>
-        <w:tc>
-          <w:tcPr>
-            <w:tcW w:type="dxa" w:w="3092"/>
-            <w:vAlign w:val="center"/>
-          </w:tcPr>
-          <w:p>
-            <w:pPr>
-              <w:spacing w:before="60" w:after="60"/>
-              <w:ind w:firstLine="0"/>
-              <w:jc w:val="center"/>
-            </w:pPr>
-            <w:r>
-              <w:rPr>
-                <w:rFonts w:ascii="Times New Roman" w:hAnsi="Times New Roman" w:eastAsia="Times New Roman"/>
-                <w:b w:val="0"/>
-                <w:i w:val="0"/>
-                <w:sz w:val="28"/>
-              </w:rPr>
-              <w:t>Open​AI-​compatible API URL</w:t>
-            </w:r>
-          </w:p>
-        </w:tc>
-        <w:tc>
-          <w:tcPr>
-            <w:tcW w:type="dxa" w:w="3917"/>
-            <w:vAlign w:val="center"/>
-          </w:tcPr>
-          <w:p>
-            <w:pPr>
-              <w:spacing w:before="60" w:after="60"/>
-              <w:ind w:firstLine="0"/>
-              <w:jc w:val="center"/>
-            </w:pPr>
-            <w:r>
-              <w:rPr>
-                <w:rFonts w:ascii="Times New Roman" w:hAnsi="Times New Roman" w:eastAsia="Times New Roman"/>
-                <w:b w:val="0"/>
-                <w:i w:val="0"/>
-                <w:sz w:val="28"/>
-              </w:rPr>
-              <w:t>https:/​/​kilo.​ai/​v1</w:t>
-            </w:r>
-          </w:p>
-        </w:tc>
-      </w:tr>
-      <w:tr>
-        <w:tc>
-          <w:tcPr>
-            <w:tcW w:type="dxa" w:w="2062"/>
-            <w:vAlign w:val="center"/>
-            <w:shd w:fill="DEEAF1" w:val="clear"/>
-          </w:tcPr>
-          <w:p>
-            <w:pPr>
-              <w:spacing w:before="60" w:after="60"/>
-              <w:ind w:firstLine="0"/>
-              <w:jc w:val="left"/>
-            </w:pPr>
-            <w:r>
-              <w:rPr>
-                <w:rFonts w:ascii="Times New Roman" w:hAnsi="Times New Roman" w:eastAsia="Times New Roman"/>
-                <w:b/>
-                <w:i w:val="0"/>
-                <w:sz w:val="28"/>
-              </w:rPr>
-              <w:t>LLMAPIKEY</w:t>
-            </w:r>
-          </w:p>
-        </w:tc>
-        <w:tc>
-          <w:tcPr>
-            <w:tcW w:type="dxa" w:w="3092"/>
-            <w:vAlign w:val="center"/>
-            <w:shd w:fill="DEEAF1" w:val="clear"/>
-          </w:tcPr>
-          <w:p>
-            <w:pPr>
-              <w:spacing w:before="60" w:after="60"/>
-              <w:ind w:firstLine="0"/>
-              <w:jc w:val="center"/>
-            </w:pPr>
-            <w:r>
-              <w:rPr>
-                <w:rFonts w:ascii="Times New Roman" w:hAnsi="Times New Roman" w:eastAsia="Times New Roman"/>
-                <w:b w:val="0"/>
-                <w:i w:val="0"/>
-                <w:sz w:val="28"/>
-              </w:rPr>
-              <w:t>API key cho dịch vụ AI</w:t>
-            </w:r>
-          </w:p>
-        </w:tc>
-        <w:tc>
-          <w:tcPr>
-            <w:tcW w:type="dxa" w:w="3917"/>
-            <w:vAlign w:val="center"/>
-            <w:shd w:fill="DEEAF1" w:val="clear"/>
-          </w:tcPr>
-          <w:p>
-            <w:pPr>
-              <w:spacing w:before="60" w:after="60"/>
-              <w:ind w:firstLine="0"/>
-              <w:jc w:val="center"/>
-            </w:pPr>
-            <w:r>
-              <w:rPr>
-                <w:rFonts w:ascii="Times New Roman" w:hAnsi="Times New Roman" w:eastAsia="Times New Roman"/>
-                <w:b w:val="0"/>
-                <w:i w:val="0"/>
-                <w:sz w:val="28"/>
-              </w:rPr>
-              <w:t>(​secret)​</w:t>
-            </w:r>
-          </w:p>
-        </w:tc>
-      </w:tr>
-      <w:tr>
-        <w:tc>
-          <w:tcPr>
-            <w:tcW w:type="dxa" w:w="2062"/>
-            <w:vAlign w:val="center"/>
-          </w:tcPr>
-          <w:p>
-            <w:pPr>
-              <w:spacing w:before="60" w:after="60"/>
-              <w:ind w:firstLine="0"/>
-              <w:jc w:val="left"/>
-            </w:pPr>
-            <w:r>
-              <w:rPr>
-                <w:rFonts w:ascii="Times New Roman" w:hAnsi="Times New Roman" w:eastAsia="Times New Roman"/>
-                <w:b/>
-                <w:i w:val="0"/>
-                <w:sz w:val="28"/>
-              </w:rPr>
-              <w:t>FIREBASE_​CREDENTIALS</w:t>
-            </w:r>
-          </w:p>
-        </w:tc>
-        <w:tc>
-          <w:tcPr>
-            <w:tcW w:type="dxa" w:w="3092"/>
-            <w:vAlign w:val="center"/>
-          </w:tcPr>
-          <w:p>
-            <w:pPr>
-              <w:spacing w:before="60" w:after="60"/>
-              <w:ind w:firstLine="0"/>
-              <w:jc w:val="center"/>
-            </w:pPr>
-            <w:r>
-              <w:rPr>
-                <w:rFonts w:ascii="Times New Roman" w:hAnsi="Times New Roman" w:eastAsia="Times New Roman"/>
-                <w:b w:val="0"/>
-                <w:i w:val="0"/>
-                <w:sz w:val="28"/>
-              </w:rPr>
-              <w:t>Path to Firebase key</w:t>
-            </w:r>
-          </w:p>
-        </w:tc>
-        <w:tc>
-          <w:tcPr>
-            <w:tcW w:type="dxa" w:w="3917"/>
-            <w:vAlign w:val="center"/>
-          </w:tcPr>
-          <w:p>
-            <w:pPr>
-              <w:spacing w:before="60" w:after="60"/>
-              <w:ind w:firstLine="0"/>
-              <w:jc w:val="center"/>
-            </w:pPr>
-            <w:r>
-              <w:rPr>
-                <w:rFonts w:ascii="Times New Roman" w:hAnsi="Times New Roman" w:eastAsia="Times New Roman"/>
-                <w:b w:val="0"/>
-                <w:i w:val="0"/>
-                <w:sz w:val="28"/>
-              </w:rPr>
-              <w:t>/​secrets/​firebase-​service-​account.​json</w:t>
-            </w:r>
-          </w:p>
-        </w:tc>
-      </w:tr>
-    </w:tbl>
-    <w:p>
-      <w:pPr>
-        <w:spacing w:after="80"/>
-        <w:ind w:firstLine="0"/>
-      </w:pPr>
-    </w:p>
-    <w:p>
-      <w:pPr>
-        <w:keepNext/>
-        <w:spacing w:before="80" w:after="200"/>
-        <w:ind w:firstLine="0"/>
-        <w:jc w:val="center"/>
-      </w:pPr>
-      <w:r>
-        <w:rPr>
-          <w:rFonts w:ascii="Times New Roman" w:hAnsi="Times New Roman" w:eastAsia="Times New Roman"/>
-          <w:b/>
-          <w:i/>
-          <w:color w:val="1E1E1E"/>
-          <w:sz w:val="22"/>
-        </w:rPr>
-        <w:t xml:space="preserve">Bảng 3.2: </w:t>
-      </w:r>
-      <w:r>
-        <w:rPr>
-          <w:rFonts w:ascii="Times New Roman" w:hAnsi="Times New Roman" w:eastAsia="Times New Roman"/>
-          <w:b w:val="0"/>
-          <w:i/>
-          <w:color w:val="1E1E1E"/>
-          <w:sz w:val="22"/>
-        </w:rPr>
-        <w:t>Các biến môi trường cấu hình hệ thống</w:t>
-      </w:r>
-    </w:p>
-    <w:p>
-      <w:pPr>
-        <w:spacing w:before="0" w:after="80" w:line="300" w:lineRule="auto"/>
-        <w:ind w:firstLine="0"/>
-        <w:jc w:val="both"/>
-      </w:pPr>
-      <w:r>
-        <w:rPr>
-          <w:rFonts w:ascii="Times New Roman" w:hAnsi="Times New Roman" w:eastAsia="Times New Roman"/>
-          <w:b/>
-          <w:i w:val="0"/>
-          <w:sz w:val="28"/>
-        </w:rPr>
-        <w:t>Luồng khởi động:</w:t>
-      </w:r>
-    </w:p>
-    <w:p>
-      <w:pPr>
-        <w:spacing w:before="20" w:after="40" w:line="300" w:lineRule="auto"/>
-        <w:ind w:firstLine="0" w:left="850"/>
-        <w:jc w:val="left"/>
-      </w:pPr>
-      <w:r>
-        <w:rPr>
-          <w:rFonts w:ascii="Times New Roman" w:hAnsi="Times New Roman" w:eastAsia="Times New Roman"/>
-          <w:b/>
-          <w:i w:val="0"/>
-          <w:sz w:val="28"/>
-        </w:rPr>
-        <w:t xml:space="preserve">1. </w:t>
-      </w:r>
-      <w:r>
-        <w:rPr>
-          <w:rFonts w:ascii="Times New Roman" w:hAnsi="Times New Roman" w:eastAsia="Times New Roman"/>
-          <w:b w:val="0"/>
-          <w:i w:val="0"/>
-          <w:sz w:val="28"/>
-        </w:rPr>
-        <w:t>Docker Compose khởi tạo Postgre​SQL, Redis, Artemis, Versity​GW song song.​</w:t>
-      </w:r>
-    </w:p>
-    <w:p>
-      <w:pPr>
-        <w:spacing w:before="20" w:after="40" w:line="300" w:lineRule="auto"/>
-        <w:ind w:firstLine="0" w:left="850"/>
-        <w:jc w:val="left"/>
-      </w:pPr>
-      <w:r>
-        <w:rPr>
-          <w:rFonts w:ascii="Times New Roman" w:hAnsi="Times New Roman" w:eastAsia="Times New Roman"/>
-          <w:b/>
-          <w:i w:val="0"/>
-          <w:sz w:val="28"/>
-        </w:rPr>
-        <w:t xml:space="preserve">2. </w:t>
-      </w:r>
-      <w:r>
-        <w:rPr>
-          <w:rFonts w:ascii="Times New Roman" w:hAnsi="Times New Roman" w:eastAsia="Times New Roman"/>
-          <w:b w:val="0"/>
-          <w:i w:val="0"/>
-          <w:sz w:val="28"/>
-        </w:rPr>
-        <w:t>Mỗi service phải pass health check trước khi service phụ thuộc khởi động.​</w:t>
-      </w:r>
-    </w:p>
-    <w:p>
-      <w:pPr>
-        <w:spacing w:before="20" w:after="40" w:line="300" w:lineRule="auto"/>
-        <w:ind w:firstLine="0" w:left="850"/>
-        <w:jc w:val="left"/>
-      </w:pPr>
-      <w:r>
-        <w:rPr>
-          <w:rFonts w:ascii="Times New Roman" w:hAnsi="Times New Roman" w:eastAsia="Times New Roman"/>
-          <w:b/>
-          <w:i w:val="0"/>
-          <w:sz w:val="28"/>
-        </w:rPr>
-        <w:t xml:space="preserve">3. </w:t>
-      </w:r>
-      <w:r>
-        <w:rPr>
-          <w:rFonts w:ascii="Times New Roman" w:hAnsi="Times New Roman" w:eastAsia="Times New Roman"/>
-          <w:b w:val="0"/>
-          <w:i w:val="0"/>
-          <w:sz w:val="28"/>
-        </w:rPr>
-        <w:t>Spring Boot app khởi động sau khi tất cả dependencies healthy.​</w:t>
-      </w:r>
-    </w:p>
-    <w:p>
-      <w:pPr>
-        <w:spacing w:before="20" w:after="40" w:line="300" w:lineRule="auto"/>
-        <w:ind w:firstLine="0" w:left="850"/>
-        <w:jc w:val="left"/>
-      </w:pPr>
-      <w:r>
-        <w:rPr>
-          <w:rFonts w:ascii="Times New Roman" w:hAnsi="Times New Roman" w:eastAsia="Times New Roman"/>
-          <w:b/>
-          <w:i w:val="0"/>
-          <w:sz w:val="28"/>
-        </w:rPr>
-        <w:t xml:space="preserve">4. </w:t>
-      </w:r>
-      <w:r>
-        <w:rPr>
-          <w:rFonts w:ascii="Times New Roman" w:hAnsi="Times New Roman" w:eastAsia="Times New Roman"/>
-          <w:b w:val="0"/>
-          <w:i w:val="0"/>
-          <w:sz w:val="28"/>
-        </w:rPr>
-        <w:t>Caddy gateway khởi động sau khi app và versitygw sẵn sàng.​</w:t>
-      </w:r>
-    </w:p>
-    <w:p>
-      <w:pPr>
-        <w:spacing w:before="20" w:after="40" w:line="300" w:lineRule="auto"/>
-        <w:ind w:firstLine="0" w:left="850"/>
-        <w:jc w:val="left"/>
-      </w:pPr>
-      <w:r>
-        <w:rPr>
-          <w:rFonts w:ascii="Times New Roman" w:hAnsi="Times New Roman" w:eastAsia="Times New Roman"/>
-          <w:b/>
-          <w:i w:val="0"/>
-          <w:sz w:val="28"/>
-        </w:rPr>
-        <w:t xml:space="preserve">5. </w:t>
-      </w:r>
-      <w:r>
-        <w:rPr>
-          <w:rFonts w:ascii="Times New Roman" w:hAnsi="Times New Roman" w:eastAsia="Times New Roman"/>
-          <w:b w:val="0"/>
-          <w:i w:val="0"/>
-          <w:sz w:val="28"/>
-        </w:rPr>
-        <w:t>Toàn bộ hệ thống sẵn sàng phục vụ qua port 8080.​</w:t>
       </w:r>
     </w:p>
     <w:p>
@@ -23569,7 +16314,7 @@
         <w:drawing>
           <wp:inline xmlns:a="http://schemas.openxmlformats.org/drawingml/2006/main" xmlns:pic="http://schemas.openxmlformats.org/drawingml/2006/picture">
             <wp:extent cx="2520000" cy="2520000"/>
-            <wp:docPr id="1017" name="Picture 1017"/>
+            <wp:docPr id="1016" name="Picture 1016"/>
             <wp:cNvGraphicFramePr>
               <a:graphicFrameLocks noChangeAspect="1"/>
             </wp:cNvGraphicFramePr>
@@ -23735,7 +16480,7 @@
         <w:drawing>
           <wp:inline xmlns:a="http://schemas.openxmlformats.org/drawingml/2006/main" xmlns:pic="http://schemas.openxmlformats.org/drawingml/2006/picture">
             <wp:extent cx="2520000" cy="2520000"/>
-            <wp:docPr id="1018" name="Picture 1018"/>
+            <wp:docPr id="1017" name="Picture 1017"/>
             <wp:cNvGraphicFramePr>
               <a:graphicFrameLocks noChangeAspect="1"/>
             </wp:cNvGraphicFramePr>
@@ -23918,7 +16663,7 @@
         <w:drawing>
           <wp:inline xmlns:a="http://schemas.openxmlformats.org/drawingml/2006/main" xmlns:pic="http://schemas.openxmlformats.org/drawingml/2006/picture">
             <wp:extent cx="2520000" cy="2520000"/>
-            <wp:docPr id="1019" name="Picture 1019"/>
+            <wp:docPr id="1018" name="Picture 1018"/>
             <wp:cNvGraphicFramePr>
               <a:graphicFrameLocks noChangeAspect="1"/>
             </wp:cNvGraphicFramePr>
@@ -24084,7 +16829,7 @@
         <w:drawing>
           <wp:inline xmlns:a="http://schemas.openxmlformats.org/drawingml/2006/main" xmlns:pic="http://schemas.openxmlformats.org/drawingml/2006/picture">
             <wp:extent cx="2520000" cy="2520000"/>
-            <wp:docPr id="1020" name="Picture 1020"/>
+            <wp:docPr id="1019" name="Picture 1019"/>
             <wp:cNvGraphicFramePr>
               <a:graphicFrameLocks noChangeAspect="1"/>
             </wp:cNvGraphicFramePr>
@@ -24158,47 +16903,6 @@
     </w:p>
     <w:p>
       <w:pPr>
-        <w:pStyle w:val="Heading3"/>
-      </w:pPr>
-      <w:r>
-        <w:rPr>
-          <w:rFonts w:ascii="Times New Roman" w:hAnsi="Times New Roman" w:eastAsia="Times New Roman"/>
-          <w:b/>
-          <w:i w:val="0"/>
-          <w:color w:val="2E75B6"/>
-          <w:sz w:val="28"/>
-        </w:rPr>
-        <w:t>3.3.5 Rời nhóm &amp; Giải tán nhóm</w:t>
-      </w:r>
-    </w:p>
-    <w:p>
-      <w:pPr>
-        <w:pStyle w:val="ListBullet"/>
-        <w:spacing w:before="20" w:after="40" w:line="300" w:lineRule="auto"/>
-        <w:ind w:firstLine="0" w:left="850"/>
-        <w:jc w:val="left"/>
-      </w:pPr>
-      <w:r>
-        <w:rPr>
-          <w:rFonts w:ascii="Times New Roman" w:hAnsi="Times New Roman" w:eastAsia="Times New Roman"/>
-          <w:b/>
-          <w:i w:val="0"/>
-          <w:sz w:val="28"/>
-        </w:rPr>
-        <w:t xml:space="preserve">Rời nhóm: </w:t>
-      </w:r>
-      <w:r>
-        <w:rPr>
-          <w:rFonts w:ascii="Times New Roman" w:hAnsi="Times New Roman" w:eastAsia="Times New Roman"/>
-          <w:b w:val="0"/>
-          <w:i w:val="0"/>
-          <w:sz w:val="28"/>
-        </w:rPr>
-        <w:t>DELETE /​api/​v1/​chatrooms/​{​room​Id}​/​groups/​leave/​ → xóa Chat​Room​Member → xóa khỏi Chat​Room.​members.​ Nếu admin cuối → chuyển quyền.​</w:t>
-      </w:r>
-    </w:p>
-    <w:p>
-      <w:pPr>
         <w:pStyle w:val="ListBullet"/>
         <w:spacing w:before="20" w:after="40" w:line="300" w:lineRule="auto"/>
         <w:ind w:firstLine="0" w:left="850"/>
@@ -24221,6 +16925,130 @@
           <w:sz w:val="28"/>
         </w:rPr>
         <w:t>DELETE /​api/​v1/​chatrooms/​{​room​Id}​/​groups/​dissolve/​ → xóa toàn bộ Chat​Room + members + pins.​ Chỉ admin.​</w:t>
+      </w:r>
+    </w:p>
+    <w:p>
+      <w:pPr>
+        <w:pStyle w:val="Heading3"/>
+      </w:pPr>
+      <w:r>
+        <w:rPr>
+          <w:rFonts w:ascii="Times New Roman" w:hAnsi="Times New Roman" w:eastAsia="Times New Roman"/>
+          <w:b/>
+          <w:i w:val="0"/>
+          <w:color w:val="2E75B6"/>
+          <w:sz w:val="28"/>
+        </w:rPr>
+        <w:t>3.3.6 Tìm kiếm người dùng</w:t>
+      </w:r>
+    </w:p>
+    <w:p>
+      <w:pPr>
+        <w:pStyle w:val="ListBullet"/>
+        <w:spacing w:before="20" w:after="40" w:line="300" w:lineRule="auto"/>
+        <w:ind w:firstLine="0" w:left="850"/>
+        <w:jc w:val="left"/>
+      </w:pPr>
+      <w:r>
+        <w:rPr>
+          <w:rFonts w:ascii="Times New Roman" w:hAnsi="Times New Roman" w:eastAsia="Times New Roman"/>
+          <w:b w:val="0"/>
+          <w:i w:val="0"/>
+          <w:sz w:val="28"/>
+        </w:rPr>
+        <w:t>Cung cấp thanh tìm kiếm ở trang đầu và trang bạn bè.​</w:t>
+      </w:r>
+    </w:p>
+    <w:p>
+      <w:pPr>
+        <w:pStyle w:val="ListBullet"/>
+        <w:spacing w:before="20" w:after="40" w:line="300" w:lineRule="auto"/>
+        <w:ind w:firstLine="0" w:left="850"/>
+        <w:jc w:val="left"/>
+      </w:pPr>
+      <w:r>
+        <w:rPr>
+          <w:rFonts w:ascii="Times New Roman" w:hAnsi="Times New Roman" w:eastAsia="Times New Roman"/>
+          <w:b w:val="0"/>
+          <w:i w:val="0"/>
+          <w:sz w:val="28"/>
+        </w:rPr>
+        <w:t>Tìm kiếm real-​time (​debounce 500ms)​ để tối ưu số lượng request.​</w:t>
+      </w:r>
+    </w:p>
+    <w:p>
+      <w:pPr>
+        <w:pStyle w:val="ListBullet"/>
+        <w:spacing w:before="20" w:after="40" w:line="300" w:lineRule="auto"/>
+        <w:ind w:firstLine="0" w:left="850"/>
+        <w:jc w:val="left"/>
+      </w:pPr>
+      <w:r>
+        <w:rPr>
+          <w:rFonts w:ascii="Times New Roman" w:hAnsi="Times New Roman" w:eastAsia="Times New Roman"/>
+          <w:b w:val="0"/>
+          <w:i w:val="0"/>
+          <w:sz w:val="28"/>
+        </w:rPr>
+        <w:t>Kết quả hiển thị bao gồm: Avatar, Display Name, Username và nút "Thêm bạn" hoặc "Nhắn tin" tùy trạng thái quan hệ.​</w:t>
+      </w:r>
+    </w:p>
+    <w:p>
+      <w:pPr>
+        <w:pStyle w:val="ListBullet"/>
+        <w:spacing w:before="20" w:after="40" w:line="300" w:lineRule="auto"/>
+        <w:ind w:firstLine="0" w:left="850"/>
+        <w:jc w:val="left"/>
+      </w:pPr>
+      <w:r>
+        <w:rPr>
+          <w:rFonts w:ascii="Times New Roman" w:hAnsi="Times New Roman" w:eastAsia="Times New Roman"/>
+          <w:b w:val="0"/>
+          <w:i w:val="0"/>
+          <w:sz w:val="28"/>
+        </w:rPr>
+        <w:t>Backend sử dụng query mờ (​Case-​insensitive)​ trên các trường username và display_​name.​</w:t>
+      </w:r>
+    </w:p>
+    <w:p>
+      <w:pPr>
+        <w:spacing w:before="80" w:after="200"/>
+        <w:ind w:firstLine="0"/>
+        <w:jc w:val="center"/>
+      </w:pPr>
+      <w:r>
+        <w:rPr>
+          <w:rFonts w:ascii="Times New Roman" w:hAnsi="Times New Roman" w:eastAsia="Times New Roman"/>
+          <w:b/>
+          <w:i/>
+          <w:color w:val="1E1E1E"/>
+          <w:sz w:val="22"/>
+        </w:rPr>
+        <w:t xml:space="preserve">Hình 3.6: </w:t>
+      </w:r>
+      <w:r>
+        <w:rPr>
+          <w:rFonts w:ascii="Times New Roman" w:hAnsi="Times New Roman" w:eastAsia="Times New Roman"/>
+          <w:b w:val="0"/>
+          <w:i/>
+          <w:color w:val="1E1E1E"/>
+          <w:sz w:val="22"/>
+        </w:rPr>
+        <w:t>Kết quả — Tìm kiếm người dùng</w:t>
+      </w:r>
+    </w:p>
+    <w:p>
+      <w:pPr>
+        <w:spacing w:before="0" w:after="80" w:line="300" w:lineRule="auto"/>
+        <w:ind w:firstLine="720"/>
+        <w:jc w:val="both"/>
+      </w:pPr>
+      <w:r>
+        <w:rPr>
+          <w:rFonts w:ascii="Consolas" w:hAnsi="Consolas"/>
+          <w:sz w:val="22"/>
+        </w:rPr>
+        <w:t>[​Ảnh chụp màn hình Tìm kiếm — placeholder]​</w:t>
       </w:r>
     </w:p>
     <w:p>
